--- a/Documentação dia a dia.docx
+++ b/Documentação dia a dia.docx
@@ -49,15 +49,7 @@
         <w:jc w:val="both"/>
       </w:pPr>
       <w:r>
-        <w:t xml:space="preserve">A primeira tarefa é gerar pelo menos 10.000 mil </w:t>
-      </w:r>
-      <w:proofErr w:type="spellStart"/>
-      <w:r>
-        <w:t>IDs</w:t>
-      </w:r>
-      <w:proofErr w:type="spellEnd"/>
-      <w:r>
-        <w:t xml:space="preserve"> de leilões.</w:t>
+        <w:t>A primeira tarefa é gerar pelo menos 10.000 mil IDs de leilões.</w:t>
       </w:r>
     </w:p>
     <w:p>
@@ -83,15 +75,7 @@
         <w:t xml:space="preserve">- </w:t>
       </w:r>
       <w:r>
-        <w:t>=</w:t>
-      </w:r>
-      <w:proofErr w:type="gramStart"/>
-      <w:r>
-        <w:t>SEQUÊNCIA(</w:t>
-      </w:r>
-      <w:proofErr w:type="gramEnd"/>
-      <w:r>
-        <w:t>10000;1;1;1)</w:t>
+        <w:t>=SEQUÊNCIA(10000;1;1;1)</w:t>
       </w:r>
     </w:p>
     <w:p>
@@ -123,15 +107,7 @@
         <w:t xml:space="preserve">- </w:t>
       </w:r>
       <w:r>
-        <w:t>=TEXTO(</w:t>
-      </w:r>
-      <w:proofErr w:type="gramStart"/>
-      <w:r>
-        <w:t>ALEATÓRIOENTRE(</w:t>
-      </w:r>
-      <w:proofErr w:type="gramEnd"/>
-      <w:r>
-        <w:t>5000;40000000);"000000000")</w:t>
+        <w:t>=TEXTO(ALEATÓRIOENTRE(5000;40000000);"000000000")</w:t>
       </w:r>
     </w:p>
     <w:p>
@@ -147,11 +123,7 @@
       </w:pPr>
       <w:r>
         <w:tab/>
-        <w:t xml:space="preserve">- Geramos a lista com 10 tipos de ação e preenchemos </w:t>
-      </w:r>
-      <w:proofErr w:type="spellStart"/>
-      <w:r>
-        <w:t>al</w:t>
+        <w:t>- Geramos a lista com 10 tipos de ação e preenchemos al</w:t>
       </w:r>
       <w:r>
         <w:t>ea</w:t>
@@ -163,11 +135,7 @@
         <w:t>ó</w:t>
       </w:r>
       <w:r>
-        <w:t>riamente</w:t>
-      </w:r>
-      <w:proofErr w:type="spellEnd"/>
-      <w:r>
-        <w:t xml:space="preserve"> no BD utilizando INDICE+ALEATORIOENTRE</w:t>
+        <w:t>riamente no BD utilizando INDICE+ALEATORIOENTRE</w:t>
       </w:r>
     </w:p>
     <w:p>
@@ -183,31 +151,7 @@
         <w:t xml:space="preserve">- </w:t>
       </w:r>
       <w:r>
-        <w:t>=</w:t>
-      </w:r>
-      <w:proofErr w:type="gramStart"/>
-      <w:r>
-        <w:t>ÍNDICE(</w:t>
-      </w:r>
-      <w:proofErr w:type="gramEnd"/>
-      <w:r>
-        <w:t>'tipos de ação</w:t>
-      </w:r>
-      <w:proofErr w:type="gramStart"/>
-      <w:r>
-        <w:t>'!$</w:t>
-      </w:r>
-      <w:proofErr w:type="gramEnd"/>
-      <w:r>
-        <w:t>B$2:$B$</w:t>
-      </w:r>
-      <w:proofErr w:type="gramStart"/>
-      <w:r>
-        <w:t>11;ALEATÓRIOENTRE</w:t>
-      </w:r>
-      <w:proofErr w:type="gramEnd"/>
-      <w:r>
-        <w:t>(1;10))</w:t>
+        <w:t>=ÍNDICE('tipos de ação'!$B$2:$B$11;ALEATÓRIOENTRE(1;10))</w:t>
       </w:r>
     </w:p>
     <w:p>
@@ -270,23 +214,7 @@
         <w:t xml:space="preserve">- </w:t>
       </w:r>
       <w:r>
-        <w:t>=ÍNDICE(</w:t>
-      </w:r>
-      <w:proofErr w:type="gramStart"/>
-      <w:r>
-        <w:t>Comarcas!$</w:t>
-      </w:r>
-      <w:proofErr w:type="gramEnd"/>
-      <w:r>
-        <w:t>A$2:$A$</w:t>
-      </w:r>
-      <w:proofErr w:type="gramStart"/>
-      <w:r>
-        <w:t>49;ALEATÓRIOENTRE</w:t>
-      </w:r>
-      <w:proofErr w:type="gramEnd"/>
-      <w:r>
-        <w:t>(1;48))</w:t>
+        <w:t>=ÍNDICE(Comarcas!$A$2:$A$49;ALEATÓRIOENTRE(1;48))</w:t>
       </w:r>
     </w:p>
     <w:p>
@@ -318,31 +246,7 @@
         <w:t xml:space="preserve">- </w:t>
       </w:r>
       <w:r>
-        <w:t>=ÍNDICE(</w:t>
-      </w:r>
-      <w:proofErr w:type="gramStart"/>
-      <w:r>
-        <w:t>Comarcas!$</w:t>
-      </w:r>
-      <w:proofErr w:type="gramEnd"/>
-      <w:r>
-        <w:t>B$2:$B$</w:t>
-      </w:r>
-      <w:proofErr w:type="gramStart"/>
-      <w:r>
-        <w:t>50;CORRESP</w:t>
-      </w:r>
-      <w:proofErr w:type="gramEnd"/>
-      <w:r>
-        <w:t>(E</w:t>
-      </w:r>
-      <w:proofErr w:type="gramStart"/>
-      <w:r>
-        <w:t>2;Comarcas</w:t>
-      </w:r>
-      <w:proofErr w:type="gramEnd"/>
-      <w:r>
-        <w:t>!$A$2:$A$50;0))</w:t>
+        <w:t>=ÍNDICE(Comarcas!$B$2:$B$50;CORRESP(E2;Comarcas!$A$2:$A$50;0))</w:t>
       </w:r>
     </w:p>
     <w:p>
@@ -374,31 +278,7 @@
         <w:t xml:space="preserve">- </w:t>
       </w:r>
       <w:r>
-        <w:t>=ÍNDICE(</w:t>
-      </w:r>
-      <w:proofErr w:type="gramStart"/>
-      <w:r>
-        <w:t>Comarcas!$</w:t>
-      </w:r>
-      <w:proofErr w:type="gramEnd"/>
-      <w:r>
-        <w:t>C$2:$C$</w:t>
-      </w:r>
-      <w:proofErr w:type="gramStart"/>
-      <w:r>
-        <w:t>49;CORRESP</w:t>
-      </w:r>
-      <w:proofErr w:type="gramEnd"/>
-      <w:r>
-        <w:t>(F</w:t>
-      </w:r>
-      <w:proofErr w:type="gramStart"/>
-      <w:r>
-        <w:t>2;Comarcas</w:t>
-      </w:r>
-      <w:proofErr w:type="gramEnd"/>
-      <w:r>
-        <w:t>!$B$2:$B$49;0))</w:t>
+        <w:t>=ÍNDICE(Comarcas!$C$2:$C$49;CORRESP(F2;Comarcas!$B$2:$B$49;0))</w:t>
       </w:r>
     </w:p>
     <w:p>
@@ -570,29 +450,13 @@
         <w:t xml:space="preserve">- Juiz e Diretor: </w:t>
       </w:r>
       <w:r>
-        <w:t xml:space="preserve">Combinações geradas por </w:t>
-      </w:r>
-      <w:proofErr w:type="spellStart"/>
-      <w:r>
-        <w:t>python</w:t>
-      </w:r>
-      <w:proofErr w:type="spellEnd"/>
-      <w:r>
-        <w:t>.</w:t>
-      </w:r>
-      <w:r>
-        <w:t xml:space="preserve"> Para preenchimento na ABA </w:t>
-      </w:r>
-      <w:proofErr w:type="spellStart"/>
-      <w:r>
-        <w:t>BD</w:t>
-      </w:r>
-      <w:r>
-        <w:t>_leilão</w:t>
-      </w:r>
-      <w:proofErr w:type="spellEnd"/>
-      <w:r>
-        <w:t xml:space="preserve"> utilizamos PROCX que verifica a combinação entre coluna Vara e Comarca e procura correspondente na ABA Juízes e Diretores</w:t>
+        <w:t>Combinações geradas por python.</w:t>
+      </w:r>
+      <w:r>
+        <w:t xml:space="preserve"> Para preenchimento na ABA BD</w:t>
+      </w:r>
+      <w:r>
+        <w:t>_leilão utilizamos PROCX que verifica a combinação entre coluna Vara e Comarca e procura correspondente na ABA Juízes e Diretores</w:t>
       </w:r>
     </w:p>
     <w:p>
@@ -689,11 +553,9 @@
       <w:r>
         <w:t xml:space="preserve">- Após preenchemos o BD com </w:t>
       </w:r>
-      <w:proofErr w:type="spellStart"/>
       <w:r>
         <w:t>índice+corresp</w:t>
       </w:r>
-      <w:proofErr w:type="spellEnd"/>
       <w:r>
         <w:t xml:space="preserve"> baseado na ABA dos Juízes e diretores</w:t>
       </w:r>
@@ -710,15 +572,7 @@
         <w:jc w:val="both"/>
       </w:pPr>
       <w:r>
-        <w:t xml:space="preserve">- </w:t>
-      </w:r>
-      <w:proofErr w:type="gramStart"/>
-      <w:r>
-        <w:t>para</w:t>
-      </w:r>
-      <w:proofErr w:type="gramEnd"/>
-      <w:r>
-        <w:t xml:space="preserve"> gerar os telefones aleatórios, criamos </w:t>
+        <w:t xml:space="preserve">- para gerar os telefones aleatórios, criamos </w:t>
       </w:r>
       <w:r>
         <w:t xml:space="preserve">a concatenação entre o DDD e um número aleatório entre 1000000 e 9999999. Para preencher no BD, usamos </w:t>
@@ -761,13 +615,8 @@
         <w:tab/>
       </w:r>
       <w:r>
-        <w:t>=</w:t>
-      </w:r>
-      <w:proofErr w:type="gramStart"/>
-      <w:r>
-        <w:t>PROCX(</w:t>
-      </w:r>
-      <w:proofErr w:type="gramEnd"/>
+        <w:t>=PROCX(</w:t>
+      </w:r>
     </w:p>
     <w:p>
       <w:pPr>
@@ -789,15 +638,7 @@
         <w:jc w:val="both"/>
       </w:pPr>
       <w:r>
-        <w:t xml:space="preserve">combinação na tabela para pesquisar, ou seja, a combinação igual ao parâmetro </w:t>
-      </w:r>
-      <w:proofErr w:type="gramStart"/>
-      <w:r>
-        <w:t>anterior</w:t>
-      </w:r>
-      <w:proofErr w:type="gramEnd"/>
-      <w:r>
-        <w:t xml:space="preserve"> mas na coluna onde será pesquisada</w:t>
+        <w:t>combinação na tabela para pesquisar, ou seja, a combinação igual ao parâmetro anterior mas na coluna onde será pesquisada</w:t>
       </w:r>
       <w:r>
         <w:t xml:space="preserve">; </w:t>
@@ -844,39 +685,7 @@
         <w:jc w:val="both"/>
       </w:pPr>
       <w:r>
-        <w:t>=</w:t>
-      </w:r>
-      <w:proofErr w:type="gramStart"/>
-      <w:r>
-        <w:t>PROCX(</w:t>
-      </w:r>
-      <w:proofErr w:type="gramEnd"/>
-      <w:r>
-        <w:t>E2&amp;F2;'Juízes e Diretores</w:t>
-      </w:r>
-      <w:proofErr w:type="gramStart"/>
-      <w:r>
-        <w:t>'!$</w:t>
-      </w:r>
-      <w:proofErr w:type="gramEnd"/>
-      <w:r>
-        <w:t>A$2:$A$241&amp;'Juízes e Diretores</w:t>
-      </w:r>
-      <w:proofErr w:type="gramStart"/>
-      <w:r>
-        <w:t>'!$</w:t>
-      </w:r>
-      <w:proofErr w:type="gramEnd"/>
-      <w:r>
-        <w:t>B$2:$B$241;'Juízes e Diretores</w:t>
-      </w:r>
-      <w:proofErr w:type="gramStart"/>
-      <w:r>
-        <w:t>'!$</w:t>
-      </w:r>
-      <w:proofErr w:type="gramEnd"/>
-      <w:r>
-        <w:t>F$2:$F$241;"Não encontrado")</w:t>
+        <w:t>=PROCX(E2&amp;F2;'Juízes e Diretores'!$A$2:$A$241&amp;'Juízes e Diretores'!$B$2:$B$241;'Juízes e Diretores'!$F$2:$F$241;"Não encontrado")</w:t>
       </w:r>
     </w:p>
     <w:p>
@@ -894,40 +703,16 @@
         <w:t xml:space="preserve">- </w:t>
       </w:r>
       <w:r>
-        <w:t xml:space="preserve">Para criar </w:t>
-      </w:r>
-      <w:proofErr w:type="spellStart"/>
-      <w:r>
-        <w:t>emails</w:t>
-      </w:r>
-      <w:proofErr w:type="spellEnd"/>
-      <w:r>
-        <w:t xml:space="preserve"> alea</w:t>
+        <w:t>Para criar emails alea</w:t>
       </w:r>
       <w:r>
         <w:t>tó</w:t>
       </w:r>
       <w:r>
-        <w:t xml:space="preserve">rios, porém com uma estrutura base </w:t>
-      </w:r>
-      <w:proofErr w:type="gramStart"/>
-      <w:r>
-        <w:t>de :</w:t>
-      </w:r>
-      <w:proofErr w:type="gramEnd"/>
-      <w:r>
-        <w:t xml:space="preserve"> </w:t>
-      </w:r>
-      <w:proofErr w:type="spellStart"/>
-      <w:r>
-        <w:t>Vara+Cidade</w:t>
-      </w:r>
-      <w:r>
-        <w:t>+Primeiro</w:t>
-      </w:r>
-      <w:proofErr w:type="spellEnd"/>
-      <w:r>
-        <w:t xml:space="preserve"> </w:t>
+        <w:t>rios, porém com uma estrutura base de : Vara+Cidade</w:t>
+      </w:r>
+      <w:r>
+        <w:t xml:space="preserve">+Primeiro </w:t>
       </w:r>
       <w:r>
         <w:t>nome</w:t>
@@ -951,34 +736,10 @@
       </w:pPr>
       <w:r>
         <w:tab/>
-        <w:t xml:space="preserve">- </w:t>
-      </w:r>
-      <w:proofErr w:type="gramStart"/>
-      <w:r>
-        <w:t>começamos</w:t>
-      </w:r>
-      <w:proofErr w:type="gramEnd"/>
-      <w:r>
-        <w:t xml:space="preserve"> com a extração do primeiro nome: </w:t>
-      </w:r>
-      <w:r>
-        <w:t>=</w:t>
-      </w:r>
-      <w:proofErr w:type="gramStart"/>
-      <w:r>
-        <w:t>ESQUERDA(</w:t>
-      </w:r>
-      <w:proofErr w:type="gramEnd"/>
-      <w:r>
-        <w:t xml:space="preserve">C2; </w:t>
-      </w:r>
-      <w:proofErr w:type="gramStart"/>
-      <w:r>
-        <w:t>PROCURAR(</w:t>
-      </w:r>
-      <w:proofErr w:type="gramEnd"/>
-      <w:r>
-        <w:t>" "; C2) - 1)</w:t>
+        <w:t xml:space="preserve">- começamos com a extração do primeiro nome: </w:t>
+      </w:r>
+      <w:r>
+        <w:t>=ESQUERDA(C2; PROCURAR(" "; C2) - 1)</w:t>
       </w:r>
     </w:p>
     <w:p>
@@ -997,23 +758,7 @@
         <w:t xml:space="preserve">: </w:t>
       </w:r>
       <w:r>
-        <w:t>=A2&amp;"_"&amp;B2&amp;</w:t>
-      </w:r>
-      <w:proofErr w:type="gramStart"/>
-      <w:r>
-        <w:t>ESQUERDA(</w:t>
-      </w:r>
-      <w:proofErr w:type="gramEnd"/>
-      <w:r>
-        <w:t xml:space="preserve">C2; </w:t>
-      </w:r>
-      <w:proofErr w:type="gramStart"/>
-      <w:r>
-        <w:t>PROCURAR(</w:t>
-      </w:r>
-      <w:proofErr w:type="gramEnd"/>
-      <w:r>
-        <w:t xml:space="preserve">" </w:t>
+        <w:t xml:space="preserve">=A2&amp;"_"&amp;B2&amp;ESQUERDA(C2; PROCURAR(" </w:t>
       </w:r>
       <w:hyperlink r:id="rId6" w:history="1">
         <w:r>
@@ -1033,27 +778,14 @@
         <w:jc w:val="both"/>
       </w:pPr>
       <w:r>
-        <w:t xml:space="preserve">- </w:t>
-      </w:r>
-      <w:proofErr w:type="gramStart"/>
-      <w:r>
-        <w:t>para</w:t>
-      </w:r>
-      <w:proofErr w:type="gramEnd"/>
-      <w:r>
-        <w:t xml:space="preserve"> preencher o BD</w:t>
+        <w:t>- para preencher o BD</w:t>
       </w:r>
       <w:r>
         <w:t xml:space="preserve">, também </w:t>
       </w:r>
       <w:r>
-        <w:t xml:space="preserve">usamos </w:t>
-      </w:r>
-      <w:proofErr w:type="spellStart"/>
-      <w:r>
-        <w:t>índice+corresp</w:t>
-      </w:r>
-      <w:proofErr w:type="spellEnd"/>
+        <w:t>usamos índice+corresp</w:t>
+      </w:r>
       <w:r>
         <w:t xml:space="preserve"> pelo nome do diretor de cartório.</w:t>
       </w:r>
@@ -1190,13 +922,8 @@
       </w:pPr>
       <w:r>
         <w:tab/>
-        <w:t>=</w:t>
-      </w:r>
-      <w:proofErr w:type="gramStart"/>
-      <w:r>
-        <w:t>SES(</w:t>
-      </w:r>
-      <w:proofErr w:type="gramEnd"/>
+        <w:t>=SES(</w:t>
+      </w:r>
     </w:p>
     <w:p>
       <w:pPr>
@@ -1205,31 +932,7 @@
         <w:jc w:val="both"/>
       </w:pPr>
       <w:r>
-        <w:t xml:space="preserve">   S2="Imóveis"; </w:t>
-      </w:r>
-      <w:proofErr w:type="gramStart"/>
-      <w:r>
-        <w:t>ÍNDICE(</w:t>
-      </w:r>
-      <w:proofErr w:type="spellStart"/>
-      <w:r>
-        <w:t>Catagorais</w:t>
-      </w:r>
-      <w:proofErr w:type="spellEnd"/>
-      <w:r>
-        <w:t>!$</w:t>
-      </w:r>
-      <w:proofErr w:type="gramEnd"/>
-      <w:r>
-        <w:t xml:space="preserve">B$2:$B$4; </w:t>
-      </w:r>
-      <w:proofErr w:type="gramStart"/>
-      <w:r>
-        <w:t>ALEATÓRIOENTRE(</w:t>
-      </w:r>
-      <w:proofErr w:type="gramEnd"/>
-      <w:r>
-        <w:t>1;3));</w:t>
+        <w:t xml:space="preserve">   S2="Imóveis"; ÍNDICE(Catagorais!$B$2:$B$4; ALEATÓRIOENTRE(1;3));</w:t>
       </w:r>
     </w:p>
     <w:p>
@@ -1239,31 +942,7 @@
         <w:jc w:val="both"/>
       </w:pPr>
       <w:r>
-        <w:t xml:space="preserve">   S2="Automóveis"; </w:t>
-      </w:r>
-      <w:proofErr w:type="gramStart"/>
-      <w:r>
-        <w:t>ÍNDICE(</w:t>
-      </w:r>
-      <w:proofErr w:type="spellStart"/>
-      <w:r>
-        <w:t>Catagorais</w:t>
-      </w:r>
-      <w:proofErr w:type="spellEnd"/>
-      <w:r>
-        <w:t>!$</w:t>
-      </w:r>
-      <w:proofErr w:type="gramEnd"/>
-      <w:r>
-        <w:t xml:space="preserve">B$5:$B$7; </w:t>
-      </w:r>
-      <w:proofErr w:type="gramStart"/>
-      <w:r>
-        <w:t>ALEATÓRIOENTRE(</w:t>
-      </w:r>
-      <w:proofErr w:type="gramEnd"/>
-      <w:r>
-        <w:t>1;3));</w:t>
+        <w:t xml:space="preserve">   S2="Automóveis"; ÍNDICE(Catagorais!$B$5:$B$7; ALEATÓRIOENTRE(1;3));</w:t>
       </w:r>
     </w:p>
     <w:p>
@@ -1378,13 +1057,8 @@
       </w:pPr>
       <w:r>
         <w:tab/>
-        <w:t>=</w:t>
-      </w:r>
-      <w:proofErr w:type="gramStart"/>
-      <w:r>
-        <w:t>SES(</w:t>
-      </w:r>
-      <w:proofErr w:type="gramEnd"/>
+        <w:t>=SES(</w:t>
+      </w:r>
     </w:p>
     <w:p>
       <w:pPr>
@@ -1393,31 +1067,7 @@
         <w:jc w:val="both"/>
       </w:pPr>
       <w:r>
-        <w:t xml:space="preserve">   OU(T2="Apartamento</w:t>
-      </w:r>
-      <w:proofErr w:type="gramStart"/>
-      <w:r>
-        <w:t>";T</w:t>
-      </w:r>
-      <w:proofErr w:type="gramEnd"/>
-      <w:r>
-        <w:t>2="Casa</w:t>
-      </w:r>
-      <w:proofErr w:type="gramStart"/>
-      <w:r>
-        <w:t>";T</w:t>
-      </w:r>
-      <w:proofErr w:type="gramEnd"/>
-      <w:r>
-        <w:t>2="Terreno"</w:t>
-      </w:r>
-      <w:proofErr w:type="gramStart"/>
-      <w:r>
-        <w:t>);ALEATÓRIOENTRE</w:t>
-      </w:r>
-      <w:proofErr w:type="gramEnd"/>
-      <w:r>
-        <w:t>(200000;2000000);</w:t>
+        <w:t xml:space="preserve">   OU(T2="Apartamento";T2="Casa";T2="Terreno");ALEATÓRIOENTRE(200000;2000000);</w:t>
       </w:r>
     </w:p>
     <w:p>
@@ -1427,20 +1077,7 @@
         <w:jc w:val="both"/>
       </w:pPr>
       <w:r>
-        <w:t xml:space="preserve">   T2 = "</w:t>
-      </w:r>
-      <w:proofErr w:type="spellStart"/>
-      <w:r>
-        <w:t>Móveis</w:t>
-      </w:r>
-      <w:proofErr w:type="gramStart"/>
-      <w:r>
-        <w:t>";ALEATÓRIOENTRE</w:t>
-      </w:r>
-      <w:proofErr w:type="spellEnd"/>
-      <w:proofErr w:type="gramEnd"/>
-      <w:r>
-        <w:t>(100;200000);</w:t>
+        <w:t xml:space="preserve">   T2 = "Móveis";ALEATÓRIOENTRE(100;200000);</w:t>
       </w:r>
     </w:p>
     <w:p>
@@ -1450,20 +1087,7 @@
         <w:jc w:val="both"/>
       </w:pPr>
       <w:r>
-        <w:t xml:space="preserve">   T2 = "</w:t>
-      </w:r>
-      <w:proofErr w:type="spellStart"/>
-      <w:r>
-        <w:t>Carro</w:t>
-      </w:r>
-      <w:proofErr w:type="gramStart"/>
-      <w:r>
-        <w:t>";ALEATÓRIOENTRE</w:t>
-      </w:r>
-      <w:proofErr w:type="spellEnd"/>
-      <w:proofErr w:type="gramEnd"/>
-      <w:r>
-        <w:t>(10000;300000);</w:t>
+        <w:t xml:space="preserve">   T2 = "Carro";ALEATÓRIOENTRE(10000;300000);</w:t>
       </w:r>
     </w:p>
     <w:p>
@@ -1473,20 +1097,7 @@
         <w:jc w:val="both"/>
       </w:pPr>
       <w:r>
-        <w:t xml:space="preserve">   T2 = "</w:t>
-      </w:r>
-      <w:proofErr w:type="spellStart"/>
-      <w:r>
-        <w:t>Moto</w:t>
-      </w:r>
-      <w:proofErr w:type="gramStart"/>
-      <w:r>
-        <w:t>";ALEATÓRIOENTRE</w:t>
-      </w:r>
-      <w:proofErr w:type="spellEnd"/>
-      <w:proofErr w:type="gramEnd"/>
-      <w:r>
-        <w:t>(5000;100000);</w:t>
+        <w:t xml:space="preserve">   T2 = "Moto";ALEATÓRIOENTRE(5000;100000);</w:t>
       </w:r>
     </w:p>
     <w:p>
@@ -1496,20 +1107,7 @@
         <w:jc w:val="both"/>
       </w:pPr>
       <w:r>
-        <w:t xml:space="preserve">   T2 = "Grande </w:t>
-      </w:r>
-      <w:proofErr w:type="spellStart"/>
-      <w:r>
-        <w:t>porte</w:t>
-      </w:r>
-      <w:proofErr w:type="gramStart"/>
-      <w:r>
-        <w:t>";ALEATÓRIOENTRE</w:t>
-      </w:r>
-      <w:proofErr w:type="spellEnd"/>
-      <w:proofErr w:type="gramEnd"/>
-      <w:r>
-        <w:t>(40000;500000)</w:t>
+        <w:t xml:space="preserve">   T2 = "Grande porte";ALEATÓRIOENTRE(40000;500000)</w:t>
       </w:r>
     </w:p>
     <w:p>
@@ -1550,13 +1148,8 @@
       </w:pPr>
       <w:r>
         <w:tab/>
-        <w:t>=</w:t>
-      </w:r>
-      <w:proofErr w:type="gramStart"/>
-      <w:r>
-        <w:t>SES(</w:t>
-      </w:r>
-      <w:proofErr w:type="gramEnd"/>
+        <w:t>=SES(</w:t>
+      </w:r>
     </w:p>
     <w:p>
       <w:pPr>
@@ -1565,23 +1158,7 @@
         <w:jc w:val="both"/>
       </w:pPr>
       <w:r>
-        <w:t xml:space="preserve">   </w:t>
-      </w:r>
-      <w:proofErr w:type="gramStart"/>
-      <w:r>
-        <w:t>E(</w:t>
-      </w:r>
-      <w:proofErr w:type="gramEnd"/>
-      <w:r>
-        <w:t>U2&gt;=</w:t>
-      </w:r>
-      <w:proofErr w:type="gramStart"/>
-      <w:r>
-        <w:t>100;U2</w:t>
-      </w:r>
-      <w:proofErr w:type="gramEnd"/>
-      <w:r>
-        <w:t>&lt;=5000);100;</w:t>
+        <w:t xml:space="preserve">   E(U2&gt;=100;U2&lt;=5000);100;</w:t>
       </w:r>
     </w:p>
     <w:p>
@@ -1591,23 +1168,7 @@
         <w:jc w:val="both"/>
       </w:pPr>
       <w:r>
-        <w:t xml:space="preserve">   </w:t>
-      </w:r>
-      <w:proofErr w:type="gramStart"/>
-      <w:r>
-        <w:t>E(</w:t>
-      </w:r>
-      <w:proofErr w:type="gramEnd"/>
-      <w:r>
-        <w:t>U2&gt;</w:t>
-      </w:r>
-      <w:proofErr w:type="gramStart"/>
-      <w:r>
-        <w:t>5000;U2</w:t>
-      </w:r>
-      <w:proofErr w:type="gramEnd"/>
-      <w:r>
-        <w:t>&lt;=50000);500;</w:t>
+        <w:t xml:space="preserve">   E(U2&gt;5000;U2&lt;=50000);500;</w:t>
       </w:r>
     </w:p>
     <w:p>
@@ -1617,23 +1178,7 @@
         <w:jc w:val="both"/>
       </w:pPr>
       <w:r>
-        <w:t xml:space="preserve">   </w:t>
-      </w:r>
-      <w:proofErr w:type="gramStart"/>
-      <w:r>
-        <w:t>E(</w:t>
-      </w:r>
-      <w:proofErr w:type="gramEnd"/>
-      <w:r>
-        <w:t>U2&gt;</w:t>
-      </w:r>
-      <w:proofErr w:type="gramStart"/>
-      <w:r>
-        <w:t>50000;U2</w:t>
-      </w:r>
-      <w:proofErr w:type="gramEnd"/>
-      <w:r>
-        <w:t>&lt;=200000);1000;</w:t>
+        <w:t xml:space="preserve">   E(U2&gt;50000;U2&lt;=200000);1000;</w:t>
       </w:r>
     </w:p>
     <w:p>
@@ -1643,23 +1188,7 @@
         <w:jc w:val="both"/>
       </w:pPr>
       <w:r>
-        <w:t xml:space="preserve">   </w:t>
-      </w:r>
-      <w:proofErr w:type="gramStart"/>
-      <w:r>
-        <w:t>E(</w:t>
-      </w:r>
-      <w:proofErr w:type="gramEnd"/>
-      <w:r>
-        <w:t>U2&gt;</w:t>
-      </w:r>
-      <w:proofErr w:type="gramStart"/>
-      <w:r>
-        <w:t>200000;U2</w:t>
-      </w:r>
-      <w:proofErr w:type="gramEnd"/>
-      <w:r>
-        <w:t>&lt;=1000000);5000;</w:t>
+        <w:t xml:space="preserve">   E(U2&gt;200000;U2&lt;=1000000);5000;</w:t>
       </w:r>
     </w:p>
     <w:p>
@@ -1669,23 +1198,7 @@
         <w:jc w:val="both"/>
       </w:pPr>
       <w:r>
-        <w:t xml:space="preserve">   </w:t>
-      </w:r>
-      <w:proofErr w:type="gramStart"/>
-      <w:r>
-        <w:t>E(</w:t>
-      </w:r>
-      <w:proofErr w:type="gramEnd"/>
-      <w:r>
-        <w:t>U2&gt;</w:t>
-      </w:r>
-      <w:proofErr w:type="gramStart"/>
-      <w:r>
-        <w:t>1000000;U2</w:t>
-      </w:r>
-      <w:proofErr w:type="gramEnd"/>
-      <w:r>
-        <w:t>&lt;=5000000);10000;</w:t>
+        <w:t xml:space="preserve">   E(U2&gt;1000000;U2&lt;=5000000);10000;</w:t>
       </w:r>
     </w:p>
     <w:p>
@@ -1695,15 +1208,7 @@
         <w:jc w:val="both"/>
       </w:pPr>
       <w:r>
-        <w:t xml:space="preserve">   </w:t>
-      </w:r>
-      <w:proofErr w:type="spellStart"/>
-      <w:r>
-        <w:t>VERDADEIRO;"Valor</w:t>
-      </w:r>
-      <w:proofErr w:type="spellEnd"/>
-      <w:r>
-        <w:t xml:space="preserve"> fora do intervalo"</w:t>
+        <w:t xml:space="preserve">   VERDADEIRO;"Valor fora do intervalo"</w:t>
       </w:r>
     </w:p>
     <w:p>
@@ -1756,15 +1261,7 @@
         <w:tab/>
       </w:r>
       <w:r>
-        <w:t>=SE(ALEATÓRIOENTRE(1;</w:t>
-      </w:r>
-      <w:proofErr w:type="gramStart"/>
-      <w:r>
-        <w:t>100)&lt;</w:t>
-      </w:r>
-      <w:proofErr w:type="gramEnd"/>
-      <w:r>
-        <w:t>=25;"Positivo";"Negativo")</w:t>
+        <w:t>=SE(ALEATÓRIOENTRE(1;100)&lt;=25;"Positivo";"Negativo")</w:t>
       </w:r>
     </w:p>
     <w:p>
@@ -1794,23 +1291,7 @@
         <w:t xml:space="preserve">- </w:t>
       </w:r>
       <w:r>
-        <w:t xml:space="preserve">Para </w:t>
-      </w:r>
-      <w:proofErr w:type="gramStart"/>
-      <w:r>
-        <w:t>gerar  a</w:t>
-      </w:r>
-      <w:proofErr w:type="gramEnd"/>
-      <w:r>
-        <w:t xml:space="preserve"> QUANTIDADE_LANCES usamos </w:t>
-      </w:r>
-      <w:proofErr w:type="gramStart"/>
-      <w:r>
-        <w:t>ALETÓRIOENTRE(</w:t>
-      </w:r>
-      <w:proofErr w:type="gramEnd"/>
-      <w:r>
-        <w:t xml:space="preserve">1;15) se </w:t>
+        <w:t xml:space="preserve">Para gerar  a QUANTIDADE_LANCES usamos ALETÓRIOENTRE(1;15) se </w:t>
       </w:r>
       <w:r>
         <w:t xml:space="preserve">a coluna </w:t>
@@ -1828,20 +1309,37 @@
         <w:tab/>
       </w:r>
       <w:r>
-        <w:t>=SE(W2="</w:t>
-      </w:r>
-      <w:proofErr w:type="spellStart"/>
-      <w:r>
-        <w:t>Positivo</w:t>
-      </w:r>
-      <w:proofErr w:type="gramStart"/>
-      <w:r>
-        <w:t>";ALEATÓRIOENTRE</w:t>
-      </w:r>
-      <w:proofErr w:type="spellEnd"/>
-      <w:proofErr w:type="gramEnd"/>
-      <w:r>
-        <w:t>(1;15);0)</w:t>
+        <w:t>=SE(W2="Positivo";ALEATÓRIOENTRE(1;15);0)</w:t>
+      </w:r>
+    </w:p>
+    <w:p>
+      <w:pPr>
+        <w:spacing w:after="0"/>
+        <w:jc w:val="both"/>
+      </w:pPr>
+    </w:p>
+    <w:p>
+      <w:pPr>
+        <w:spacing w:after="0"/>
+        <w:jc w:val="both"/>
+      </w:pPr>
+      <w:r>
+        <w:t xml:space="preserve">- para gerar os valores dos lances correspondente a lógica de </w:t>
+      </w:r>
+      <w:r>
+        <w:t>quantidade de lances vezes incremento mais valor inicial, usamos:</w:t>
+      </w:r>
+    </w:p>
+    <w:p>
+      <w:pPr>
+        <w:spacing w:after="0"/>
+        <w:jc w:val="both"/>
+      </w:pPr>
+      <w:r>
+        <w:tab/>
+      </w:r>
+      <w:r>
+        <w:t>=SE(X2&gt;0;(V2*X2)+U2;0)</w:t>
       </w:r>
     </w:p>
     <w:p>
@@ -1858,24 +1356,17 @@
       <w:r>
         <w:t xml:space="preserve">- </w:t>
       </w:r>
-      <w:proofErr w:type="gramStart"/>
-      <w:r>
-        <w:t>para</w:t>
-      </w:r>
-      <w:proofErr w:type="gramEnd"/>
-      <w:r>
-        <w:t xml:space="preserve"> gerar os valores </w:t>
-      </w:r>
-      <w:proofErr w:type="gramStart"/>
-      <w:r>
-        <w:t>dos lances correspondente</w:t>
-      </w:r>
-      <w:proofErr w:type="gramEnd"/>
-      <w:r>
-        <w:t xml:space="preserve"> a lógica de </w:t>
-      </w:r>
-      <w:r>
-        <w:t>quantidade de lances vezes incremento mais valor inicial, usamos:</w:t>
+      <w:r>
+        <w:t>P</w:t>
+      </w:r>
+      <w:r>
+        <w:t xml:space="preserve">ara calcular a </w:t>
+      </w:r>
+      <w:r>
+        <w:t>COMISSÃO</w:t>
+      </w:r>
+      <w:r>
+        <w:t>:</w:t>
       </w:r>
     </w:p>
     <w:p>
@@ -1885,44 +1376,10 @@
       </w:pPr>
       <w:r>
         <w:tab/>
-      </w:r>
-      <w:r>
-        <w:t>=SE(X2&gt;0;(V2*X</w:t>
-      </w:r>
-      <w:proofErr w:type="gramStart"/>
-      <w:r>
-        <w:t>2)+</w:t>
-      </w:r>
-      <w:proofErr w:type="gramEnd"/>
-      <w:r>
-        <w:t>U2;0)</w:t>
-      </w:r>
-    </w:p>
-    <w:p>
-      <w:pPr>
-        <w:spacing w:after="0"/>
-        <w:jc w:val="both"/>
-      </w:pPr>
-    </w:p>
-    <w:p>
-      <w:pPr>
-        <w:spacing w:after="0"/>
-        <w:jc w:val="both"/>
-      </w:pPr>
-      <w:r>
-        <w:t xml:space="preserve">- </w:t>
-      </w:r>
-      <w:r>
-        <w:t>P</w:t>
-      </w:r>
-      <w:r>
-        <w:t xml:space="preserve">ara calcular a </w:t>
-      </w:r>
-      <w:r>
-        <w:t>COMISSÃO</w:t>
-      </w:r>
-      <w:r>
-        <w:t>:</w:t>
+        <w:t xml:space="preserve">- primeiro geramos </w:t>
+      </w:r>
+      <w:r>
+        <w:t>o percentual para considerar o cenário de Juízes que alteram a comissão do leiloeiro. Considerei uma proporção de 90% para 5% e 10% divididos entre 3% ou 4%</w:t>
       </w:r>
     </w:p>
     <w:p>
@@ -1932,54 +1389,9 @@
       </w:pPr>
       <w:r>
         <w:tab/>
-        <w:t xml:space="preserve">- </w:t>
-      </w:r>
-      <w:proofErr w:type="gramStart"/>
-      <w:r>
-        <w:t>primeiro</w:t>
-      </w:r>
-      <w:proofErr w:type="gramEnd"/>
-      <w:r>
-        <w:t xml:space="preserve"> geramos </w:t>
-      </w:r>
-      <w:r>
-        <w:t>o percentual para considerar o cenário de Juízes que alteram a comissão do leiloeiro. Considerei uma proporção de 90% para 5% e 10% divididos entre 3% ou 4%</w:t>
-      </w:r>
-    </w:p>
-    <w:p>
-      <w:pPr>
-        <w:spacing w:after="0"/>
-        <w:jc w:val="both"/>
-      </w:pPr>
-      <w:r>
-        <w:tab/>
-      </w:r>
-      <w:r>
-        <w:t>=SE(ALEATÓRIOENTRE(1;</w:t>
-      </w:r>
-      <w:proofErr w:type="gramStart"/>
-      <w:r>
-        <w:t>100)&lt;</w:t>
-      </w:r>
-      <w:proofErr w:type="gramEnd"/>
-      <w:r>
-        <w:t>=90;5</w:t>
-      </w:r>
-      <w:proofErr w:type="gramStart"/>
-      <w:r>
-        <w:t>%;ESCOLHER</w:t>
-      </w:r>
-      <w:proofErr w:type="gramEnd"/>
-      <w:r>
-        <w:t>(</w:t>
-      </w:r>
-      <w:proofErr w:type="gramStart"/>
-      <w:r>
-        <w:t>ALEATÓRIOENTRE(</w:t>
-      </w:r>
-      <w:proofErr w:type="gramEnd"/>
-      <w:r>
-        <w:t>1;2);3%;4%))</w:t>
+      </w:r>
+      <w:r>
+        <w:t>=SE(ALEATÓRIOENTRE(1;100)&lt;=90;5%;ESCOLHER(ALEATÓRIOENTRE(1;2);3%;4%))</w:t>
       </w:r>
     </w:p>
     <w:p>
@@ -2082,15 +1494,7 @@
         <w:jc w:val="both"/>
       </w:pPr>
       <w:r>
-        <w:t xml:space="preserve">- Para preencher o BD usamos </w:t>
-      </w:r>
-      <w:proofErr w:type="spellStart"/>
-      <w:r>
-        <w:t>índice+corresp</w:t>
-      </w:r>
-      <w:proofErr w:type="spellEnd"/>
-      <w:r>
-        <w:t xml:space="preserve"> com base na cidade.</w:t>
+        <w:t>- Para preencher o BD usamos índice+corresp com base na cidade.</w:t>
       </w:r>
     </w:p>
     <w:p>
@@ -2102,47 +1506,7 @@
         <w:tab/>
       </w:r>
       <w:r>
-        <w:t>=</w:t>
-      </w:r>
-      <w:proofErr w:type="gramStart"/>
-      <w:r>
-        <w:t>ÍNDICE(</w:t>
-      </w:r>
-      <w:proofErr w:type="gramEnd"/>
-      <w:r>
-        <w:t>'Comarcas, leiloeiro e Comerciai</w:t>
-      </w:r>
-      <w:proofErr w:type="gramStart"/>
-      <w:r>
-        <w:t>'!$</w:t>
-      </w:r>
-      <w:proofErr w:type="gramEnd"/>
-      <w:r>
-        <w:t>D:$</w:t>
-      </w:r>
-      <w:proofErr w:type="gramStart"/>
-      <w:r>
-        <w:t>D;CORRESP</w:t>
-      </w:r>
-      <w:proofErr w:type="gramEnd"/>
-      <w:r>
-        <w:t>(BD_</w:t>
-      </w:r>
-      <w:proofErr w:type="gramStart"/>
-      <w:r>
-        <w:t>leilão!F</w:t>
-      </w:r>
-      <w:proofErr w:type="gramEnd"/>
-      <w:r>
-        <w:t>2;'Comarcas, leiloeiro e Comerciai</w:t>
-      </w:r>
-      <w:proofErr w:type="gramStart"/>
-      <w:r>
-        <w:t>'!$</w:t>
-      </w:r>
-      <w:proofErr w:type="gramEnd"/>
-      <w:r>
-        <w:t>A:$A;0))</w:t>
+        <w:t>=ÍNDICE('Comarcas, leiloeiro e Comerciai'!$D:$D;CORRESP(BD_leilão!F2;'Comarcas, leiloeiro e Comerciai'!$A:$A;0))</w:t>
       </w:r>
     </w:p>
     <w:p>
@@ -2160,13 +1524,8 @@
         <w:t xml:space="preserve">- </w:t>
       </w:r>
       <w:r>
-        <w:t xml:space="preserve">Para preencher a matrícula baseada no nome, usamos </w:t>
-      </w:r>
-      <w:proofErr w:type="spellStart"/>
-      <w:r>
-        <w:t>procV</w:t>
-      </w:r>
-      <w:proofErr w:type="spellEnd"/>
+        <w:t>Para preencher a matrícula baseada no nome, usamos procV</w:t>
+      </w:r>
     </w:p>
     <w:p>
       <w:pPr>
@@ -2177,23 +1536,7 @@
         <w:tab/>
       </w:r>
       <w:r>
-        <w:t>=</w:t>
-      </w:r>
-      <w:proofErr w:type="gramStart"/>
-      <w:r>
-        <w:t>PROCV(</w:t>
-      </w:r>
-      <w:proofErr w:type="gramEnd"/>
-      <w:r>
-        <w:t>AB2;'Comarcas, leiloeiro e Comerciai</w:t>
-      </w:r>
-      <w:proofErr w:type="gramStart"/>
-      <w:r>
-        <w:t>'!$</w:t>
-      </w:r>
-      <w:proofErr w:type="gramEnd"/>
-      <w:r>
-        <w:t>D$1:$E$49;2;0)</w:t>
+        <w:t>=PROCV(AB2;'Comarcas, leiloeiro e Comerciai'!$D$1:$E$49;2;0)</w:t>
       </w:r>
     </w:p>
     <w:p>
@@ -2320,15 +1663,7 @@
         <w:jc w:val="both"/>
       </w:pPr>
       <w:r>
-        <w:t xml:space="preserve">- Adicionei novas colunas com nome, DDD, telefone, </w:t>
-      </w:r>
-      <w:proofErr w:type="spellStart"/>
-      <w:r>
-        <w:t>email</w:t>
-      </w:r>
-      <w:proofErr w:type="spellEnd"/>
-      <w:r>
-        <w:t xml:space="preserve"> do arrematante.</w:t>
+        <w:t>- Adicionei novas colunas com nome, DDD, telefone, email do arrematante.</w:t>
       </w:r>
     </w:p>
     <w:p>
@@ -2341,15 +1676,7 @@
         <w:t xml:space="preserve">- Estas foram preenchidas de forma aleatória </w:t>
       </w:r>
       <w:r>
-        <w:t xml:space="preserve">baseada na tabela de </w:t>
-      </w:r>
-      <w:proofErr w:type="spellStart"/>
-      <w:r>
-        <w:t>nomes+dados</w:t>
-      </w:r>
-      <w:proofErr w:type="spellEnd"/>
-      <w:r>
-        <w:t xml:space="preserve"> presentes em outra aba.</w:t>
+        <w:t>baseada na tabela de nomes+dados presentes em outra aba.</w:t>
       </w:r>
     </w:p>
     <w:p>
@@ -2361,37 +1688,19 @@
         <w:tab/>
       </w:r>
       <w:r>
-        <w:t>=</w:t>
-      </w:r>
-      <w:proofErr w:type="gramStart"/>
-      <w:r>
-        <w:t>ÍNDICE(</w:t>
-      </w:r>
-      <w:proofErr w:type="gramEnd"/>
-      <w:r>
-        <w:t>'tipos de ação</w:t>
-      </w:r>
-      <w:proofErr w:type="gramStart"/>
-      <w:r>
-        <w:t>'!$</w:t>
-      </w:r>
-      <w:proofErr w:type="gramEnd"/>
+        <w:t>=ÍNDICE('tipos de ação'!$</w:t>
+      </w:r>
       <w:r>
         <w:t>F</w:t>
       </w:r>
       <w:r>
         <w:t>:$</w:t>
       </w:r>
-      <w:proofErr w:type="gramStart"/>
       <w:r>
         <w:t>F</w:t>
       </w:r>
       <w:r>
-        <w:t>;ALEATÓRIOENTRE</w:t>
-      </w:r>
-      <w:proofErr w:type="gramEnd"/>
-      <w:r>
-        <w:t>(1;</w:t>
+        <w:t>;ALEATÓRIOENTRE(1;</w:t>
       </w:r>
       <w:r>
         <w:t>243</w:t>
@@ -2422,21 +1731,8 @@
         <w:t>ara preencher os demais dados</w:t>
       </w:r>
       <w:r>
-        <w:t xml:space="preserve"> (DDD, telefone e </w:t>
-      </w:r>
-      <w:proofErr w:type="spellStart"/>
-      <w:r>
-        <w:t>email</w:t>
-      </w:r>
-      <w:proofErr w:type="spellEnd"/>
-      <w:r>
-        <w:t xml:space="preserve">) Usei </w:t>
-      </w:r>
-      <w:proofErr w:type="spellStart"/>
-      <w:r>
-        <w:t>Procv+SEERRO</w:t>
-      </w:r>
-      <w:proofErr w:type="spellEnd"/>
+        <w:t xml:space="preserve"> (DDD, telefone e email) Usei Procv+SEERRO</w:t>
+      </w:r>
     </w:p>
     <w:p>
       <w:pPr>
@@ -2447,23 +1743,7 @@
         <w:tab/>
       </w:r>
       <w:r>
-        <w:t>=</w:t>
-      </w:r>
-      <w:proofErr w:type="gramStart"/>
-      <w:r>
-        <w:t>SEERRO(PROCV(</w:t>
-      </w:r>
-      <w:proofErr w:type="gramEnd"/>
-      <w:r>
-        <w:t>AH2;'tipos de ação</w:t>
-      </w:r>
-      <w:proofErr w:type="gramStart"/>
-      <w:r>
-        <w:t>'!$</w:t>
-      </w:r>
-      <w:proofErr w:type="gramEnd"/>
-      <w:r>
-        <w:t>F:$I;2;0);0)</w:t>
+        <w:t>=SEERRO(PROCV(AH2;'tipos de ação'!$F:$I;2;0);0)</w:t>
       </w:r>
     </w:p>
     <w:p>
@@ -2475,23 +1755,7 @@
         <w:tab/>
       </w:r>
       <w:r>
-        <w:t>=</w:t>
-      </w:r>
-      <w:proofErr w:type="gramStart"/>
-      <w:r>
-        <w:t>SEERRO(PROCV(</w:t>
-      </w:r>
-      <w:proofErr w:type="gramEnd"/>
-      <w:r>
-        <w:t>AH2;'tipos de ação</w:t>
-      </w:r>
-      <w:proofErr w:type="gramStart"/>
-      <w:r>
-        <w:t>'!$</w:t>
-      </w:r>
-      <w:proofErr w:type="gramEnd"/>
-      <w:r>
-        <w:t>F:$I;</w:t>
+        <w:t>=SEERRO(PROCV(AH2;'tipos de ação'!$F:$I;</w:t>
       </w:r>
       <w:r>
         <w:t>3</w:t>
@@ -2509,23 +1773,7 @@
         <w:tab/>
       </w:r>
       <w:r>
-        <w:t>=</w:t>
-      </w:r>
-      <w:proofErr w:type="gramStart"/>
-      <w:r>
-        <w:t>SEERRO(PROCV(</w:t>
-      </w:r>
-      <w:proofErr w:type="gramEnd"/>
-      <w:r>
-        <w:t>AH2;'tipos de ação</w:t>
-      </w:r>
-      <w:proofErr w:type="gramStart"/>
-      <w:r>
-        <w:t>'!$</w:t>
-      </w:r>
-      <w:proofErr w:type="gramEnd"/>
-      <w:r>
-        <w:t>F:$I;</w:t>
+        <w:t>=SEERRO(PROCV(AH2;'tipos de ação'!$F:$I;</w:t>
       </w:r>
       <w:r>
         <w:t>4</w:t>
@@ -2666,15 +1914,7 @@
       </w:pPr>
       <w:r>
         <w:lastRenderedPageBreak/>
-        <w:t xml:space="preserve">- </w:t>
-      </w:r>
-      <w:proofErr w:type="spellStart"/>
-      <w:r>
-        <w:t>IDs</w:t>
-      </w:r>
-      <w:proofErr w:type="spellEnd"/>
-      <w:r>
-        <w:t xml:space="preserve"> dos lotes</w:t>
+        <w:t>- IDs dos lotes</w:t>
       </w:r>
       <w:r>
         <w:t xml:space="preserve"> e sublotes</w:t>
@@ -2805,20 +2045,8 @@
           <w:sz w:val="28"/>
           <w:szCs w:val="28"/>
         </w:rPr>
-        <w:t xml:space="preserve"> – </w:t>
-      </w:r>
-      <w:proofErr w:type="gramStart"/>
-      <w:r>
-        <w:rPr>
-          <w:b/>
-          <w:bCs/>
-          <w:color w:val="EE0000"/>
-          <w:sz w:val="28"/>
-          <w:szCs w:val="28"/>
-        </w:rPr>
-        <w:t>2ª praça e Praça única</w:t>
-      </w:r>
-      <w:proofErr w:type="gramEnd"/>
+        <w:t xml:space="preserve"> – 2ª praça e Praça única</w:t>
+      </w:r>
     </w:p>
     <w:p>
       <w:pPr>
@@ -2898,26 +2126,10 @@
         <w:t xml:space="preserve"> praça única</w:t>
       </w:r>
       <w:r>
-        <w:t xml:space="preserve"> (aproximadamente 10% </w:t>
-      </w:r>
-      <w:proofErr w:type="gramStart"/>
-      <w:r>
-        <w:t>do leilões</w:t>
-      </w:r>
-      <w:proofErr w:type="gramEnd"/>
-      <w:r>
-        <w:t>)</w:t>
-      </w:r>
-      <w:r>
-        <w:t xml:space="preserve">. Após, realizei o </w:t>
-      </w:r>
-      <w:proofErr w:type="spellStart"/>
-      <w:r>
-        <w:t>índice+corresp</w:t>
-      </w:r>
-      <w:proofErr w:type="spellEnd"/>
-      <w:r>
-        <w:t xml:space="preserve"> para puxar cada praça por seu respectivo processo.</w:t>
+        <w:t xml:space="preserve"> (aproximadamente 10% do leilões)</w:t>
+      </w:r>
+      <w:r>
+        <w:t>. Após, realizei o índice+corresp para puxar cada praça por seu respectivo processo.</w:t>
       </w:r>
     </w:p>
     <w:p>
@@ -2929,15 +2141,7 @@
         <w:tab/>
       </w:r>
       <w:r>
-        <w:t>=SE(</w:t>
-      </w:r>
-      <w:proofErr w:type="gramStart"/>
-      <w:r>
-        <w:t>ALEATÓRIO(</w:t>
-      </w:r>
-      <w:proofErr w:type="gramEnd"/>
-      <w:r>
-        <w:t>)&lt;=0,1;3;1)</w:t>
+        <w:t>=SE(ALEATÓRIO()&lt;=0,1;3;1)</w:t>
       </w:r>
       <w:r>
         <w:t xml:space="preserve">. </w:t>
@@ -3015,31 +2219,7 @@
         <w:t xml:space="preserve">      </w:t>
       </w:r>
       <w:r>
-        <w:t>=ÍNDICE(Planilha</w:t>
-      </w:r>
-      <w:proofErr w:type="gramStart"/>
-      <w:r>
-        <w:t>1!$</w:t>
-      </w:r>
-      <w:proofErr w:type="gramEnd"/>
-      <w:r>
-        <w:t>B:$</w:t>
-      </w:r>
-      <w:proofErr w:type="gramStart"/>
-      <w:r>
-        <w:t>B;CORRESP</w:t>
-      </w:r>
-      <w:proofErr w:type="gramEnd"/>
-      <w:r>
-        <w:t>(BD_</w:t>
-      </w:r>
-      <w:proofErr w:type="gramStart"/>
-      <w:r>
-        <w:t>leilão!F2;Planilha1!A</w:t>
-      </w:r>
-      <w:proofErr w:type="gramEnd"/>
-      <w:r>
-        <w:t>:A;0))</w:t>
+        <w:t>=ÍNDICE(Planilha1!$B:$B;CORRESP(BD_leilão!F2;Planilha1!A:A;0))</w:t>
       </w:r>
     </w:p>
     <w:p>
@@ -3075,60 +2255,26 @@
         <w:jc w:val="both"/>
       </w:pPr>
       <w:r>
-        <w:t xml:space="preserve">    - </w:t>
-      </w:r>
-      <w:proofErr w:type="gramStart"/>
-      <w:r>
-        <w:t>para</w:t>
-      </w:r>
-      <w:proofErr w:type="gramEnd"/>
-      <w:r>
-        <w:t xml:space="preserve"> manter coerência dos Ids de leilão adicionei 10000 ao ID, logo o leilão 1 se tornou 10001 na segunda praça.</w:t>
-      </w:r>
-    </w:p>
-    <w:p>
-      <w:pPr>
-        <w:spacing w:after="0"/>
-        <w:jc w:val="both"/>
-      </w:pPr>
-    </w:p>
-    <w:p>
-      <w:pPr>
-        <w:spacing w:after="0"/>
-        <w:jc w:val="both"/>
-      </w:pPr>
-      <w:r>
-        <w:t xml:space="preserve">- </w:t>
-      </w:r>
-      <w:proofErr w:type="gramStart"/>
-      <w:r>
-        <w:t>alteramos</w:t>
-      </w:r>
-      <w:proofErr w:type="gramEnd"/>
-      <w:r>
-        <w:t xml:space="preserve"> a composição da concatenação do </w:t>
-      </w:r>
-      <w:proofErr w:type="spellStart"/>
-      <w:r>
-        <w:t>item_ID</w:t>
-      </w:r>
-      <w:proofErr w:type="spellEnd"/>
-      <w:r>
-        <w:t xml:space="preserve"> adicionando o </w:t>
-      </w:r>
-      <w:proofErr w:type="spellStart"/>
-      <w:r>
-        <w:t>id_lote</w:t>
-      </w:r>
-      <w:proofErr w:type="spellEnd"/>
-      <w:r>
-        <w:t xml:space="preserve"> em vez do </w:t>
-      </w:r>
-      <w:proofErr w:type="spellStart"/>
-      <w:r>
-        <w:t>id_leilão</w:t>
-      </w:r>
-      <w:proofErr w:type="spellEnd"/>
+        <w:t xml:space="preserve">    - para manter coerência dos Ids de leilão adicionei 10000 ao ID, logo o leilão 1 se tornou 10001 na segunda praça.</w:t>
+      </w:r>
+    </w:p>
+    <w:p>
+      <w:pPr>
+        <w:spacing w:after="0"/>
+        <w:jc w:val="both"/>
+      </w:pPr>
+    </w:p>
+    <w:p>
+      <w:pPr>
+        <w:spacing w:after="0"/>
+        <w:jc w:val="both"/>
+      </w:pPr>
+      <w:r>
+        <w:t>- alteramos a composição da concatenação do item_ID</w:t>
+      </w:r>
+      <w:r>
+        <w:t xml:space="preserve"> adicionando o id_lote em vez do id_leilão</w:t>
+      </w:r>
     </w:p>
     <w:p>
       <w:pPr>
@@ -3576,15 +2722,7 @@
         <w:t xml:space="preserve">- Temos o primeiro modelo conceitual </w:t>
       </w:r>
       <w:r>
-        <w:t xml:space="preserve">em PNG na </w:t>
-      </w:r>
-      <w:proofErr w:type="gramStart"/>
-      <w:r>
-        <w:t>pasta :</w:t>
-      </w:r>
-      <w:proofErr w:type="gramEnd"/>
-      <w:r>
-        <w:t xml:space="preserve"> “modeloconceitual1”.</w:t>
+        <w:t>em PNG na pasta : “modeloconceitual1”.</w:t>
       </w:r>
     </w:p>
     <w:p>
@@ -4363,15 +3501,7 @@
         <w:t xml:space="preserve">- </w:t>
       </w:r>
       <w:r>
-        <w:t xml:space="preserve">Criando </w:t>
-      </w:r>
-      <w:proofErr w:type="spellStart"/>
-      <w:r>
-        <w:t>Schema</w:t>
-      </w:r>
-      <w:proofErr w:type="spellEnd"/>
-      <w:r>
-        <w:t xml:space="preserve"> leilão</w:t>
+        <w:t>Criando Schema leilão</w:t>
       </w:r>
     </w:p>
     <w:p>
@@ -5663,15 +4793,7 @@
         <w:t>Primeiro criamos uma tabela com todos os dados brutos</w:t>
       </w:r>
       <w:r>
-        <w:t xml:space="preserve"> de forma crua sem </w:t>
-      </w:r>
-      <w:proofErr w:type="spellStart"/>
-      <w:r>
-        <w:t>id_leilaobruto</w:t>
-      </w:r>
-      <w:proofErr w:type="spellEnd"/>
-      <w:r>
-        <w:t xml:space="preserve"> para evitar problemas de truncamento</w:t>
+        <w:t xml:space="preserve"> de forma crua sem id_leilaobruto para evitar problemas de truncamento</w:t>
       </w:r>
       <w:r>
         <w:t>. Adicionaremos depois de inserir os dados crus</w:t>
@@ -5781,15 +4903,7 @@
         <w:t xml:space="preserve"> precisamos saber onde o MYSQL tem permissão para ler o arquivo e para isso usamos o comando: </w:t>
       </w:r>
       <w:r>
-        <w:t>SHOW VARIABLES LIKE '</w:t>
-      </w:r>
-      <w:proofErr w:type="spellStart"/>
-      <w:r>
-        <w:t>secure_file_priv</w:t>
-      </w:r>
-      <w:proofErr w:type="spellEnd"/>
-      <w:r>
-        <w:t>';</w:t>
+        <w:t>SHOW VARIABLES LIKE 'secure_file_priv';</w:t>
       </w:r>
     </w:p>
     <w:p>
@@ -5819,15 +4933,7 @@
         <w:t>OBS: o</w:t>
       </w:r>
       <w:r>
-        <w:t xml:space="preserve"> arquivo </w:t>
-      </w:r>
-      <w:proofErr w:type="spellStart"/>
-      <w:r>
-        <w:t>csv</w:t>
-      </w:r>
-      <w:proofErr w:type="spellEnd"/>
-      <w:r>
-        <w:t xml:space="preserve"> deve ser salvo como “CSV utf8” senão apresentará erro na importação.</w:t>
+        <w:t xml:space="preserve"> arquivo csv deve ser salvo como “CSV utf8” senão apresentará erro na importação.</w:t>
       </w:r>
     </w:p>
     <w:p>
@@ -5846,77 +4952,16 @@
       </w:r>
       <w:r>
         <w:tab/>
-        <w:t>LOAD DATA INFILE 'C:/</w:t>
-      </w:r>
-      <w:proofErr w:type="spellStart"/>
-      <w:r>
-        <w:t>ProgramData</w:t>
-      </w:r>
-      <w:proofErr w:type="spellEnd"/>
-      <w:r>
-        <w:t xml:space="preserve">/MySQL/MySQL Server 8.0/Uploads/BD_leilao.csv' INTO TABLE </w:t>
-      </w:r>
-      <w:proofErr w:type="spellStart"/>
-      <w:r>
-        <w:t>leilao_bruto</w:t>
-      </w:r>
-      <w:proofErr w:type="spellEnd"/>
-      <w:r>
-        <w:t xml:space="preserve"> FIELDS TERMINATED BY ',' LINES TERMINATED BY '\n' IGNORE 1 ROWS</w:t>
+        <w:t>LOAD DATA INFILE 'C:/ProgramData/MySQL/MySQL Server 8.0/Uploads/BD_leilao.csv' INTO TABLE leilao_bruto FIELDS TERMINATED BY ',' LINES TERMINATED BY '\n' IGNORE 1 ROWS</w:t>
       </w:r>
       <w:r>
         <w:tab/>
-        <w:t xml:space="preserve">Error </w:t>
-      </w:r>
-      <w:proofErr w:type="spellStart"/>
-      <w:r>
-        <w:t>Code</w:t>
-      </w:r>
-      <w:proofErr w:type="spellEnd"/>
-      <w:r>
-        <w:t xml:space="preserve">: 1406. Data too </w:t>
-      </w:r>
-      <w:proofErr w:type="spellStart"/>
-      <w:r>
-        <w:t>long</w:t>
-      </w:r>
-      <w:proofErr w:type="spellEnd"/>
-      <w:r>
-        <w:t xml:space="preserve"> for </w:t>
-      </w:r>
-      <w:proofErr w:type="spellStart"/>
-      <w:r>
-        <w:t>column</w:t>
-      </w:r>
-      <w:proofErr w:type="spellEnd"/>
-      <w:r>
-        <w:t xml:space="preserve"> 'protocolo' </w:t>
-      </w:r>
-      <w:proofErr w:type="spellStart"/>
-      <w:r>
-        <w:t>at</w:t>
-      </w:r>
-      <w:proofErr w:type="spellEnd"/>
-      <w:r>
-        <w:t xml:space="preserve"> </w:t>
-      </w:r>
-      <w:proofErr w:type="spellStart"/>
-      <w:r>
-        <w:t>row</w:t>
-      </w:r>
-      <w:proofErr w:type="spellEnd"/>
-      <w:r>
-        <w:t xml:space="preserve"> 1</w:t>
+        <w:t>Error Code: 1406. Data too long for column 'protocolo' at row 1</w:t>
       </w:r>
       <w:r>
         <w:tab/>
-        <w:t xml:space="preserve">0.047 </w:t>
-      </w:r>
-      <w:proofErr w:type="spellStart"/>
-      <w:r>
-        <w:t>sec</w:t>
-      </w:r>
-      <w:proofErr w:type="spellEnd"/>
+        <w:t>0.047 sec</w:t>
+      </w:r>
     </w:p>
     <w:p>
       <w:pPr>
@@ -6343,35 +5388,7 @@
         <w:rPr>
           <w:rFonts w:ascii="Segoe UI Emoji" w:hAnsi="Segoe UI Emoji" w:cs="Segoe UI Emoji"/>
         </w:rPr>
-        <w:t xml:space="preserve">Adicionado </w:t>
-      </w:r>
-      <w:proofErr w:type="spellStart"/>
-      <w:r>
-        <w:rPr>
-          <w:rFonts w:ascii="Segoe UI Emoji" w:hAnsi="Segoe UI Emoji" w:cs="Segoe UI Emoji"/>
-        </w:rPr>
-        <w:t>local_infile</w:t>
-      </w:r>
-      <w:proofErr w:type="spellEnd"/>
-      <w:r>
-        <w:rPr>
-          <w:rFonts w:ascii="Segoe UI Emoji" w:hAnsi="Segoe UI Emoji" w:cs="Segoe UI Emoji"/>
-        </w:rPr>
-        <w:t>=1 na seção [</w:t>
-      </w:r>
-      <w:proofErr w:type="spellStart"/>
-      <w:r>
-        <w:rPr>
-          <w:rFonts w:ascii="Segoe UI Emoji" w:hAnsi="Segoe UI Emoji" w:cs="Segoe UI Emoji"/>
-        </w:rPr>
-        <w:t>mysqld</w:t>
-      </w:r>
-      <w:proofErr w:type="spellEnd"/>
-      <w:r>
-        <w:rPr>
-          <w:rFonts w:ascii="Segoe UI Emoji" w:hAnsi="Segoe UI Emoji" w:cs="Segoe UI Emoji"/>
-        </w:rPr>
-        <w:t>].</w:t>
+        <w:t>Adicionado local_infile=1 na seção [mysqld].</w:t>
       </w:r>
     </w:p>
     <w:p>
@@ -6553,35 +5570,7 @@
         <w:rPr>
           <w:rFonts w:ascii="Segoe UI Emoji" w:hAnsi="Segoe UI Emoji" w:cs="Segoe UI Emoji"/>
         </w:rPr>
-        <w:t xml:space="preserve"> convertidas para VARCHAR (para manter formato </w:t>
-      </w:r>
-      <w:proofErr w:type="spellStart"/>
-      <w:r>
-        <w:rPr>
-          <w:rFonts w:ascii="Segoe UI Emoji" w:hAnsi="Segoe UI Emoji" w:cs="Segoe UI Emoji"/>
-        </w:rPr>
-        <w:t>dd</w:t>
-      </w:r>
-      <w:proofErr w:type="spellEnd"/>
-      <w:r>
-        <w:rPr>
-          <w:rFonts w:ascii="Segoe UI Emoji" w:hAnsi="Segoe UI Emoji" w:cs="Segoe UI Emoji"/>
-        </w:rPr>
-        <w:t>/mm/</w:t>
-      </w:r>
-      <w:proofErr w:type="spellStart"/>
-      <w:r>
-        <w:rPr>
-          <w:rFonts w:ascii="Segoe UI Emoji" w:hAnsi="Segoe UI Emoji" w:cs="Segoe UI Emoji"/>
-        </w:rPr>
-        <w:t>yyyy</w:t>
-      </w:r>
-      <w:proofErr w:type="spellEnd"/>
-      <w:r>
-        <w:rPr>
-          <w:rFonts w:ascii="Segoe UI Emoji" w:hAnsi="Segoe UI Emoji" w:cs="Segoe UI Emoji"/>
-        </w:rPr>
-        <w:t>).</w:t>
+        <w:t xml:space="preserve"> convertidas para VARCHAR (para manter formato dd/mm/yyyy).</w:t>
       </w:r>
     </w:p>
     <w:p>
@@ -6633,21 +5622,7 @@
         <w:rPr>
           <w:rFonts w:ascii="Segoe UI Emoji" w:hAnsi="Segoe UI Emoji" w:cs="Segoe UI Emoji"/>
         </w:rPr>
-        <w:t xml:space="preserve">Colunas de texto ampliadas para </w:t>
-      </w:r>
-      <w:proofErr w:type="gramStart"/>
-      <w:r>
-        <w:rPr>
-          <w:rFonts w:ascii="Segoe UI Emoji" w:hAnsi="Segoe UI Emoji" w:cs="Segoe UI Emoji"/>
-        </w:rPr>
-        <w:t>VARCHAR(</w:t>
-      </w:r>
-      <w:proofErr w:type="gramEnd"/>
-      <w:r>
-        <w:rPr>
-          <w:rFonts w:ascii="Segoe UI Emoji" w:hAnsi="Segoe UI Emoji" w:cs="Segoe UI Emoji"/>
-        </w:rPr>
-        <w:t>255) ou mais, garantindo integridade.</w:t>
+        <w:t>Colunas de texto ampliadas para VARCHAR(255) ou mais, garantindo integridade.</w:t>
       </w:r>
     </w:p>
     <w:p>
@@ -6806,124 +5781,8 @@
               <w:rPr>
                 <w:rFonts w:ascii="Segoe UI Emoji" w:hAnsi="Segoe UI Emoji" w:cs="Segoe UI Emoji"/>
               </w:rPr>
-              <w:t xml:space="preserve">LOAD DATA LOCAL INFILE file </w:t>
+              <w:t>LOAD DATA LOCAL INFILE file request rejected due to restrictions on access</w:t>
             </w:r>
-            <w:proofErr w:type="spellStart"/>
-            <w:r>
-              <w:rPr>
-                <w:rFonts w:ascii="Segoe UI Emoji" w:hAnsi="Segoe UI Emoji" w:cs="Segoe UI Emoji"/>
-              </w:rPr>
-              <w:t>request</w:t>
-            </w:r>
-            <w:proofErr w:type="spellEnd"/>
-            <w:r>
-              <w:rPr>
-                <w:rFonts w:ascii="Segoe UI Emoji" w:hAnsi="Segoe UI Emoji" w:cs="Segoe UI Emoji"/>
-              </w:rPr>
-              <w:t xml:space="preserve"> </w:t>
-            </w:r>
-            <w:proofErr w:type="spellStart"/>
-            <w:r>
-              <w:rPr>
-                <w:rFonts w:ascii="Segoe UI Emoji" w:hAnsi="Segoe UI Emoji" w:cs="Segoe UI Emoji"/>
-              </w:rPr>
-              <w:t>rejected</w:t>
-            </w:r>
-            <w:proofErr w:type="spellEnd"/>
-            <w:r>
-              <w:rPr>
-                <w:rFonts w:ascii="Segoe UI Emoji" w:hAnsi="Segoe UI Emoji" w:cs="Segoe UI Emoji"/>
-              </w:rPr>
-              <w:t xml:space="preserve"> </w:t>
-            </w:r>
-            <w:proofErr w:type="spellStart"/>
-            <w:r>
-              <w:rPr>
-                <w:rFonts w:ascii="Segoe UI Emoji" w:hAnsi="Segoe UI Emoji" w:cs="Segoe UI Emoji"/>
-              </w:rPr>
-              <w:t>due</w:t>
-            </w:r>
-            <w:proofErr w:type="spellEnd"/>
-            <w:r>
-              <w:rPr>
-                <w:rFonts w:ascii="Segoe UI Emoji" w:hAnsi="Segoe UI Emoji" w:cs="Segoe UI Emoji"/>
-              </w:rPr>
-              <w:t xml:space="preserve"> </w:t>
-            </w:r>
-            <w:proofErr w:type="spellStart"/>
-            <w:r>
-              <w:rPr>
-                <w:rFonts w:ascii="Segoe UI Emoji" w:hAnsi="Segoe UI Emoji" w:cs="Segoe UI Emoji"/>
-              </w:rPr>
-              <w:t>to</w:t>
-            </w:r>
-            <w:proofErr w:type="spellEnd"/>
-            <w:r>
-              <w:rPr>
-                <w:rFonts w:ascii="Segoe UI Emoji" w:hAnsi="Segoe UI Emoji" w:cs="Segoe UI Emoji"/>
-              </w:rPr>
-              <w:t xml:space="preserve"> </w:t>
-            </w:r>
-            <w:proofErr w:type="spellStart"/>
-            <w:r>
-              <w:rPr>
-                <w:rFonts w:ascii="Segoe UI Emoji" w:hAnsi="Segoe UI Emoji" w:cs="Segoe UI Emoji"/>
-              </w:rPr>
-              <w:t>restrictions</w:t>
-            </w:r>
-            <w:proofErr w:type="spellEnd"/>
-            <w:r>
-              <w:rPr>
-                <w:rFonts w:ascii="Segoe UI Emoji" w:hAnsi="Segoe UI Emoji" w:cs="Segoe UI Emoji"/>
-              </w:rPr>
-              <w:t xml:space="preserve"> </w:t>
-            </w:r>
-            <w:proofErr w:type="spellStart"/>
-            <w:r>
-              <w:rPr>
-                <w:rFonts w:ascii="Segoe UI Emoji" w:hAnsi="Segoe UI Emoji" w:cs="Segoe UI Emoji"/>
-              </w:rPr>
-              <w:t>on</w:t>
-            </w:r>
-            <w:proofErr w:type="spellEnd"/>
-            <w:r>
-              <w:rPr>
-                <w:rFonts w:ascii="Segoe UI Emoji" w:hAnsi="Segoe UI Emoji" w:cs="Segoe UI Emoji"/>
-              </w:rPr>
-              <w:t xml:space="preserve"> </w:t>
-            </w:r>
-            <w:proofErr w:type="spellStart"/>
-            <w:r>
-              <w:rPr>
-                <w:rFonts w:ascii="Segoe UI Emoji" w:hAnsi="Segoe UI Emoji" w:cs="Segoe UI Emoji"/>
-              </w:rPr>
-              <w:t>access</w:t>
-            </w:r>
-            <w:proofErr w:type="spellEnd"/>
-          </w:p>
-        </w:tc>
-        <w:tc>
-          <w:tcPr>
-            <w:tcW w:w="0" w:type="auto"/>
-            <w:vAlign w:val="center"/>
-            <w:hideMark/>
-          </w:tcPr>
-          <w:p>
-            <w:pPr>
-              <w:spacing w:after="0"/>
-              <w:jc w:val="both"/>
-              <w:rPr>
-                <w:rFonts w:ascii="Segoe UI Emoji" w:hAnsi="Segoe UI Emoji" w:cs="Segoe UI Emoji"/>
-              </w:rPr>
-            </w:pPr>
-            <w:proofErr w:type="spellStart"/>
-            <w:r>
-              <w:rPr>
-                <w:rFonts w:ascii="Segoe UI Emoji" w:hAnsi="Segoe UI Emoji" w:cs="Segoe UI Emoji"/>
-              </w:rPr>
-              <w:t>LOCALsecure_file_priv</w:t>
-            </w:r>
-            <w:proofErr w:type="spellEnd"/>
           </w:p>
         </w:tc>
         <w:tc>
@@ -6944,16 +5803,30 @@
               <w:rPr>
                 <w:rFonts w:ascii="Segoe UI Emoji" w:hAnsi="Segoe UI Emoji" w:cs="Segoe UI Emoji"/>
               </w:rPr>
-              <w:t xml:space="preserve">LOAD DATA </w:t>
+              <w:t>LOCALsecure_file_priv</w:t>
             </w:r>
-            <w:proofErr w:type="spellStart"/>
+          </w:p>
+        </w:tc>
+        <w:tc>
+          <w:tcPr>
+            <w:tcW w:w="0" w:type="auto"/>
+            <w:vAlign w:val="center"/>
+            <w:hideMark/>
+          </w:tcPr>
+          <w:p>
+            <w:pPr>
+              <w:spacing w:after="0"/>
+              <w:jc w:val="both"/>
+              <w:rPr>
+                <w:rFonts w:ascii="Segoe UI Emoji" w:hAnsi="Segoe UI Emoji" w:cs="Segoe UI Emoji"/>
+              </w:rPr>
+            </w:pPr>
             <w:r>
               <w:rPr>
                 <w:rFonts w:ascii="Segoe UI Emoji" w:hAnsi="Segoe UI Emoji" w:cs="Segoe UI Emoji"/>
               </w:rPr>
-              <w:t>INFILELOCALUploads</w:t>
+              <w:t>LOAD DATA INFILELOCALUploads</w:t>
             </w:r>
-            <w:proofErr w:type="spellEnd"/>
           </w:p>
         </w:tc>
       </w:tr>
@@ -6995,77 +5868,7 @@
               <w:rPr>
                 <w:rFonts w:ascii="Segoe UI Emoji" w:hAnsi="Segoe UI Emoji" w:cs="Segoe UI Emoji"/>
               </w:rPr>
-              <w:t xml:space="preserve">Data too </w:t>
-            </w:r>
-            <w:proofErr w:type="spellStart"/>
-            <w:r>
-              <w:rPr>
-                <w:rFonts w:ascii="Segoe UI Emoji" w:hAnsi="Segoe UI Emoji" w:cs="Segoe UI Emoji"/>
-              </w:rPr>
-              <w:t>long</w:t>
-            </w:r>
-            <w:proofErr w:type="spellEnd"/>
-            <w:r>
-              <w:rPr>
-                <w:rFonts w:ascii="Segoe UI Emoji" w:hAnsi="Segoe UI Emoji" w:cs="Segoe UI Emoji"/>
-              </w:rPr>
-              <w:t xml:space="preserve"> for </w:t>
-            </w:r>
-            <w:proofErr w:type="spellStart"/>
-            <w:r>
-              <w:rPr>
-                <w:rFonts w:ascii="Segoe UI Emoji" w:hAnsi="Segoe UI Emoji" w:cs="Segoe UI Emoji"/>
-              </w:rPr>
-              <w:t>column</w:t>
-            </w:r>
-            <w:proofErr w:type="spellEnd"/>
-            <w:r>
-              <w:rPr>
-                <w:rFonts w:ascii="Segoe UI Emoji" w:hAnsi="Segoe UI Emoji" w:cs="Segoe UI Emoji"/>
-              </w:rPr>
-              <w:t xml:space="preserve"> '</w:t>
-            </w:r>
-            <w:proofErr w:type="spellStart"/>
-            <w:r>
-              <w:rPr>
-                <w:rFonts w:ascii="Segoe UI Emoji" w:hAnsi="Segoe UI Emoji" w:cs="Segoe UI Emoji"/>
-              </w:rPr>
-              <w:t>Item_ID</w:t>
-            </w:r>
-            <w:proofErr w:type="spellEnd"/>
-            <w:r>
-              <w:rPr>
-                <w:rFonts w:ascii="Segoe UI Emoji" w:hAnsi="Segoe UI Emoji" w:cs="Segoe UI Emoji"/>
-              </w:rPr>
-              <w:t xml:space="preserve">' </w:t>
-            </w:r>
-            <w:proofErr w:type="spellStart"/>
-            <w:r>
-              <w:rPr>
-                <w:rFonts w:ascii="Segoe UI Emoji" w:hAnsi="Segoe UI Emoji" w:cs="Segoe UI Emoji"/>
-              </w:rPr>
-              <w:t>at</w:t>
-            </w:r>
-            <w:proofErr w:type="spellEnd"/>
-            <w:r>
-              <w:rPr>
-                <w:rFonts w:ascii="Segoe UI Emoji" w:hAnsi="Segoe UI Emoji" w:cs="Segoe UI Emoji"/>
-              </w:rPr>
-              <w:t xml:space="preserve"> </w:t>
-            </w:r>
-            <w:proofErr w:type="spellStart"/>
-            <w:r>
-              <w:rPr>
-                <w:rFonts w:ascii="Segoe UI Emoji" w:hAnsi="Segoe UI Emoji" w:cs="Segoe UI Emoji"/>
-              </w:rPr>
-              <w:t>row</w:t>
-            </w:r>
-            <w:proofErr w:type="spellEnd"/>
-            <w:r>
-              <w:rPr>
-                <w:rFonts w:ascii="Segoe UI Emoji" w:hAnsi="Segoe UI Emoji" w:cs="Segoe UI Emoji"/>
-              </w:rPr>
-              <w:t xml:space="preserve"> 1</w:t>
+              <w:t>Data too long for column 'Item_ID' at row 1</w:t>
             </w:r>
           </w:p>
         </w:tc>
@@ -7148,89 +5951,11 @@
                 <w:rFonts w:ascii="Segoe UI Emoji" w:hAnsi="Segoe UI Emoji" w:cs="Segoe UI Emoji"/>
               </w:rPr>
             </w:pPr>
-            <w:proofErr w:type="spellStart"/>
             <w:r>
               <w:rPr>
                 <w:rFonts w:ascii="Segoe UI Emoji" w:hAnsi="Segoe UI Emoji" w:cs="Segoe UI Emoji"/>
               </w:rPr>
-              <w:t>Incorrect</w:t>
-            </w:r>
-            <w:proofErr w:type="spellEnd"/>
-            <w:r>
-              <w:rPr>
-                <w:rFonts w:ascii="Segoe UI Emoji" w:hAnsi="Segoe UI Emoji" w:cs="Segoe UI Emoji"/>
-              </w:rPr>
-              <w:t xml:space="preserve"> </w:t>
-            </w:r>
-            <w:proofErr w:type="spellStart"/>
-            <w:r>
-              <w:rPr>
-                <w:rFonts w:ascii="Segoe UI Emoji" w:hAnsi="Segoe UI Emoji" w:cs="Segoe UI Emoji"/>
-              </w:rPr>
-              <w:t>string</w:t>
-            </w:r>
-            <w:proofErr w:type="spellEnd"/>
-            <w:r>
-              <w:rPr>
-                <w:rFonts w:ascii="Segoe UI Emoji" w:hAnsi="Segoe UI Emoji" w:cs="Segoe UI Emoji"/>
-              </w:rPr>
-              <w:t xml:space="preserve"> </w:t>
-            </w:r>
-            <w:proofErr w:type="spellStart"/>
-            <w:r>
-              <w:rPr>
-                <w:rFonts w:ascii="Segoe UI Emoji" w:hAnsi="Segoe UI Emoji" w:cs="Segoe UI Emoji"/>
-              </w:rPr>
-              <w:t>value</w:t>
-            </w:r>
-            <w:proofErr w:type="spellEnd"/>
-            <w:r>
-              <w:rPr>
-                <w:rFonts w:ascii="Segoe UI Emoji" w:hAnsi="Segoe UI Emoji" w:cs="Segoe UI Emoji"/>
-              </w:rPr>
-              <w:t>: '\</w:t>
-            </w:r>
-            <w:proofErr w:type="spellStart"/>
-            <w:r>
-              <w:rPr>
-                <w:rFonts w:ascii="Segoe UI Emoji" w:hAnsi="Segoe UI Emoji" w:cs="Segoe UI Emoji"/>
-              </w:rPr>
-              <w:t>xEAncia</w:t>
-            </w:r>
-            <w:proofErr w:type="spellEnd"/>
-            <w:r>
-              <w:rPr>
-                <w:rFonts w:ascii="Segoe UI Emoji" w:hAnsi="Segoe UI Emoji" w:cs="Segoe UI Emoji"/>
-              </w:rPr>
-              <w:t xml:space="preserve"> ...' for </w:t>
-            </w:r>
-            <w:proofErr w:type="spellStart"/>
-            <w:r>
-              <w:rPr>
-                <w:rFonts w:ascii="Segoe UI Emoji" w:hAnsi="Segoe UI Emoji" w:cs="Segoe UI Emoji"/>
-              </w:rPr>
-              <w:t>column</w:t>
-            </w:r>
-            <w:proofErr w:type="spellEnd"/>
-            <w:r>
-              <w:rPr>
-                <w:rFonts w:ascii="Segoe UI Emoji" w:hAnsi="Segoe UI Emoji" w:cs="Segoe UI Emoji"/>
-              </w:rPr>
-              <w:t xml:space="preserve"> '</w:t>
-            </w:r>
-            <w:proofErr w:type="spellStart"/>
-            <w:r>
-              <w:rPr>
-                <w:rFonts w:ascii="Segoe UI Emoji" w:hAnsi="Segoe UI Emoji" w:cs="Segoe UI Emoji"/>
-              </w:rPr>
-              <w:t>Tipo_de_Acao</w:t>
-            </w:r>
-            <w:proofErr w:type="spellEnd"/>
-            <w:r>
-              <w:rPr>
-                <w:rFonts w:ascii="Segoe UI Emoji" w:hAnsi="Segoe UI Emoji" w:cs="Segoe UI Emoji"/>
-              </w:rPr>
-              <w:t>'</w:t>
+              <w:t>Incorrect string value: '\xEAncia ...' for column 'Tipo_de_Acao'</w:t>
             </w:r>
           </w:p>
         </w:tc>
@@ -7307,61 +6032,11 @@
                 <w:rFonts w:ascii="Segoe UI Emoji" w:hAnsi="Segoe UI Emoji" w:cs="Segoe UI Emoji"/>
               </w:rPr>
             </w:pPr>
-            <w:proofErr w:type="spellStart"/>
             <w:r>
               <w:rPr>
                 <w:rFonts w:ascii="Segoe UI Emoji" w:hAnsi="Segoe UI Emoji" w:cs="Segoe UI Emoji"/>
               </w:rPr>
-              <w:t>Incorrect</w:t>
-            </w:r>
-            <w:proofErr w:type="spellEnd"/>
-            <w:r>
-              <w:rPr>
-                <w:rFonts w:ascii="Segoe UI Emoji" w:hAnsi="Segoe UI Emoji" w:cs="Segoe UI Emoji"/>
-              </w:rPr>
-              <w:t xml:space="preserve"> date </w:t>
-            </w:r>
-            <w:proofErr w:type="spellStart"/>
-            <w:r>
-              <w:rPr>
-                <w:rFonts w:ascii="Segoe UI Emoji" w:hAnsi="Segoe UI Emoji" w:cs="Segoe UI Emoji"/>
-              </w:rPr>
-              <w:t>value</w:t>
-            </w:r>
-            <w:proofErr w:type="spellEnd"/>
-            <w:r>
-              <w:rPr>
-                <w:rFonts w:ascii="Segoe UI Emoji" w:hAnsi="Segoe UI Emoji" w:cs="Segoe UI Emoji"/>
-              </w:rPr>
-              <w:t xml:space="preserve">: '14/10/2017' for </w:t>
-            </w:r>
-            <w:proofErr w:type="spellStart"/>
-            <w:r>
-              <w:rPr>
-                <w:rFonts w:ascii="Segoe UI Emoji" w:hAnsi="Segoe UI Emoji" w:cs="Segoe UI Emoji"/>
-              </w:rPr>
-              <w:t>column</w:t>
-            </w:r>
-            <w:proofErr w:type="spellEnd"/>
-            <w:r>
-              <w:rPr>
-                <w:rFonts w:ascii="Segoe UI Emoji" w:hAnsi="Segoe UI Emoji" w:cs="Segoe UI Emoji"/>
-              </w:rPr>
-              <w:t xml:space="preserve"> '</w:t>
-            </w:r>
-            <w:proofErr w:type="spellStart"/>
-            <w:r>
-              <w:rPr>
-                <w:rFonts w:ascii="Segoe UI Emoji" w:hAnsi="Segoe UI Emoji" w:cs="Segoe UI Emoji"/>
-              </w:rPr>
-              <w:t>data_abertura</w:t>
-            </w:r>
-            <w:proofErr w:type="spellEnd"/>
-            <w:r>
-              <w:rPr>
-                <w:rFonts w:ascii="Segoe UI Emoji" w:hAnsi="Segoe UI Emoji" w:cs="Segoe UI Emoji"/>
-              </w:rPr>
-              <w:t>'</w:t>
+              <w:t>Incorrect date value: '14/10/2017' for column 'data_abertura'</w:t>
             </w:r>
           </w:p>
         </w:tc>
@@ -7379,42 +6054,12 @@
                 <w:rFonts w:ascii="Segoe UI Emoji" w:hAnsi="Segoe UI Emoji" w:cs="Segoe UI Emoji"/>
               </w:rPr>
             </w:pPr>
-            <w:proofErr w:type="spellStart"/>
             <w:r>
               <w:rPr>
                 <w:rFonts w:ascii="Segoe UI Emoji" w:hAnsi="Segoe UI Emoji" w:cs="Segoe UI Emoji"/>
               </w:rPr>
-              <w:t>yyyy</w:t>
+              <w:t>yyyy-mm-dddd/mm/yyyy</w:t>
             </w:r>
-            <w:proofErr w:type="spellEnd"/>
-            <w:r>
-              <w:rPr>
-                <w:rFonts w:ascii="Segoe UI Emoji" w:hAnsi="Segoe UI Emoji" w:cs="Segoe UI Emoji"/>
-              </w:rPr>
-              <w:t>-mm-</w:t>
-            </w:r>
-            <w:proofErr w:type="spellStart"/>
-            <w:r>
-              <w:rPr>
-                <w:rFonts w:ascii="Segoe UI Emoji" w:hAnsi="Segoe UI Emoji" w:cs="Segoe UI Emoji"/>
-              </w:rPr>
-              <w:t>dddd</w:t>
-            </w:r>
-            <w:proofErr w:type="spellEnd"/>
-            <w:r>
-              <w:rPr>
-                <w:rFonts w:ascii="Segoe UI Emoji" w:hAnsi="Segoe UI Emoji" w:cs="Segoe UI Emoji"/>
-              </w:rPr>
-              <w:t>/mm/</w:t>
-            </w:r>
-            <w:proofErr w:type="spellStart"/>
-            <w:r>
-              <w:rPr>
-                <w:rFonts w:ascii="Segoe UI Emoji" w:hAnsi="Segoe UI Emoji" w:cs="Segoe UI Emoji"/>
-              </w:rPr>
-              <w:t>yyyy</w:t>
-            </w:r>
-            <w:proofErr w:type="spellEnd"/>
           </w:p>
         </w:tc>
         <w:tc>
@@ -7474,61 +6119,11 @@
                 <w:rFonts w:ascii="Segoe UI Emoji" w:hAnsi="Segoe UI Emoji" w:cs="Segoe UI Emoji"/>
               </w:rPr>
             </w:pPr>
-            <w:proofErr w:type="spellStart"/>
             <w:r>
               <w:rPr>
                 <w:rFonts w:ascii="Segoe UI Emoji" w:hAnsi="Segoe UI Emoji" w:cs="Segoe UI Emoji"/>
               </w:rPr>
-              <w:t>Incorrect</w:t>
-            </w:r>
-            <w:proofErr w:type="spellEnd"/>
-            <w:r>
-              <w:rPr>
-                <w:rFonts w:ascii="Segoe UI Emoji" w:hAnsi="Segoe UI Emoji" w:cs="Segoe UI Emoji"/>
-              </w:rPr>
-              <w:t xml:space="preserve"> decimal </w:t>
-            </w:r>
-            <w:proofErr w:type="spellStart"/>
-            <w:r>
-              <w:rPr>
-                <w:rFonts w:ascii="Segoe UI Emoji" w:hAnsi="Segoe UI Emoji" w:cs="Segoe UI Emoji"/>
-              </w:rPr>
-              <w:t>value</w:t>
-            </w:r>
-            <w:proofErr w:type="spellEnd"/>
-            <w:r>
-              <w:rPr>
-                <w:rFonts w:ascii="Segoe UI Emoji" w:hAnsi="Segoe UI Emoji" w:cs="Segoe UI Emoji"/>
-              </w:rPr>
-              <w:t xml:space="preserve">: '24404,35' for </w:t>
-            </w:r>
-            <w:proofErr w:type="spellStart"/>
-            <w:r>
-              <w:rPr>
-                <w:rFonts w:ascii="Segoe UI Emoji" w:hAnsi="Segoe UI Emoji" w:cs="Segoe UI Emoji"/>
-              </w:rPr>
-              <w:t>column</w:t>
-            </w:r>
-            <w:proofErr w:type="spellEnd"/>
-            <w:r>
-              <w:rPr>
-                <w:rFonts w:ascii="Segoe UI Emoji" w:hAnsi="Segoe UI Emoji" w:cs="Segoe UI Emoji"/>
-              </w:rPr>
-              <w:t xml:space="preserve"> '</w:t>
-            </w:r>
-            <w:proofErr w:type="spellStart"/>
-            <w:r>
-              <w:rPr>
-                <w:rFonts w:ascii="Segoe UI Emoji" w:hAnsi="Segoe UI Emoji" w:cs="Segoe UI Emoji"/>
-              </w:rPr>
-              <w:t>comissao_leiloeiro</w:t>
-            </w:r>
-            <w:proofErr w:type="spellEnd"/>
-            <w:r>
-              <w:rPr>
-                <w:rFonts w:ascii="Segoe UI Emoji" w:hAnsi="Segoe UI Emoji" w:cs="Segoe UI Emoji"/>
-              </w:rPr>
-              <w:t>'</w:t>
+              <w:t>Incorrect decimal value: '24404,35' for column 'comissao_leiloeiro'</w:t>
             </w:r>
           </w:p>
         </w:tc>
@@ -7618,21 +6213,7 @@
         <w:rPr>
           <w:rFonts w:ascii="Segoe UI Emoji" w:hAnsi="Segoe UI Emoji" w:cs="Segoe UI Emoji"/>
         </w:rPr>
-        <w:t>🔍 SHOW VARIABLES LIKE '</w:t>
-      </w:r>
-      <w:proofErr w:type="spellStart"/>
-      <w:r>
-        <w:rPr>
-          <w:rFonts w:ascii="Segoe UI Emoji" w:hAnsi="Segoe UI Emoji" w:cs="Segoe UI Emoji"/>
-        </w:rPr>
-        <w:t>local_infile</w:t>
-      </w:r>
-      <w:proofErr w:type="spellEnd"/>
-      <w:r>
-        <w:rPr>
-          <w:rFonts w:ascii="Segoe UI Emoji" w:hAnsi="Segoe UI Emoji" w:cs="Segoe UI Emoji"/>
-        </w:rPr>
-        <w:t>';</w:t>
+        <w:t>🔍 SHOW VARIABLES LIKE 'local_infile';</w:t>
       </w:r>
     </w:p>
     <w:p>
@@ -7659,21 +6240,7 @@
         <w:rPr>
           <w:rFonts w:ascii="Segoe UI Emoji" w:hAnsi="Segoe UI Emoji" w:cs="Segoe UI Emoji"/>
         </w:rPr>
-        <w:t xml:space="preserve">: Exibe se a opção </w:t>
-      </w:r>
-      <w:proofErr w:type="spellStart"/>
-      <w:r>
-        <w:rPr>
-          <w:rFonts w:ascii="Segoe UI Emoji" w:hAnsi="Segoe UI Emoji" w:cs="Segoe UI Emoji"/>
-        </w:rPr>
-        <w:t>local_infile</w:t>
-      </w:r>
-      <w:proofErr w:type="spellEnd"/>
-      <w:r>
-        <w:rPr>
-          <w:rFonts w:ascii="Segoe UI Emoji" w:hAnsi="Segoe UI Emoji" w:cs="Segoe UI Emoji"/>
-        </w:rPr>
-        <w:t xml:space="preserve"> está habilitada no servidor MySQL.</w:t>
+        <w:t>: Exibe se a opção local_infile está habilitada no servidor MySQL.</w:t>
       </w:r>
     </w:p>
     <w:p>
@@ -7780,21 +6347,7 @@
         <w:rPr>
           <w:rFonts w:ascii="Segoe UI Emoji" w:hAnsi="Segoe UI Emoji" w:cs="Segoe UI Emoji"/>
         </w:rPr>
-        <w:t>🔍 SHOW VARIABLES LIKE '</w:t>
-      </w:r>
-      <w:proofErr w:type="spellStart"/>
-      <w:r>
-        <w:rPr>
-          <w:rFonts w:ascii="Segoe UI Emoji" w:hAnsi="Segoe UI Emoji" w:cs="Segoe UI Emoji"/>
-        </w:rPr>
-        <w:t>secure_file_priv</w:t>
-      </w:r>
-      <w:proofErr w:type="spellEnd"/>
-      <w:r>
-        <w:rPr>
-          <w:rFonts w:ascii="Segoe UI Emoji" w:hAnsi="Segoe UI Emoji" w:cs="Segoe UI Emoji"/>
-        </w:rPr>
-        <w:t>';</w:t>
+        <w:t>🔍 SHOW VARIABLES LIKE 'secure_file_priv';</w:t>
       </w:r>
     </w:p>
     <w:p>
@@ -7944,18 +6497,8 @@
           <w:bCs/>
         </w:rPr>
         <w:lastRenderedPageBreak/>
-        <w:t xml:space="preserve">✅ </w:t>
-      </w:r>
-      <w:proofErr w:type="gramStart"/>
-      <w:r>
-        <w:rPr>
-          <w:rFonts w:ascii="Segoe UI Emoji" w:hAnsi="Segoe UI Emoji" w:cs="Segoe UI Emoji"/>
-          <w:b/>
-          <w:bCs/>
-        </w:rPr>
-        <w:t>Resultado final</w:t>
-      </w:r>
-      <w:proofErr w:type="gramEnd"/>
+        <w:t>✅ Resultado final</w:t>
+      </w:r>
     </w:p>
     <w:p>
       <w:pPr>
@@ -8815,7 +7358,6 @@
         </w:rPr>
         <w:t xml:space="preserve"> Migrar os dados da tabela única de importação (</w:t>
       </w:r>
-      <w:proofErr w:type="spellStart"/>
       <w:r>
         <w:rPr>
           <w:rFonts w:ascii="Courier New" w:eastAsia="Times New Roman" w:hAnsi="Courier New" w:cs="Courier New"/>
@@ -8827,7 +7369,6 @@
         </w:rPr>
         <w:t>leilao_bruto</w:t>
       </w:r>
-      <w:proofErr w:type="spellEnd"/>
       <w:r>
         <w:rPr>
           <w:rFonts w:ascii="Times New Roman" w:eastAsia="Times New Roman" w:hAnsi="Times New Roman" w:cs="Times New Roman"/>
@@ -8922,7 +7463,6 @@
         </w:rPr>
         <w:t>Os dados do leilão haviam sido importados em bloco para uma única tabela (</w:t>
       </w:r>
-      <w:proofErr w:type="spellStart"/>
       <w:r>
         <w:rPr>
           <w:rFonts w:ascii="Courier New" w:eastAsia="Times New Roman" w:hAnsi="Courier New" w:cs="Courier New"/>
@@ -8934,7 +7474,6 @@
         </w:rPr>
         <w:t>leilao_bruto</w:t>
       </w:r>
-      <w:proofErr w:type="spellEnd"/>
       <w:r>
         <w:rPr>
           <w:rFonts w:ascii="Times New Roman" w:eastAsia="Times New Roman" w:hAnsi="Times New Roman" w:cs="Times New Roman"/>
@@ -8946,7 +7485,6 @@
         </w:rPr>
         <w:t xml:space="preserve">), servindo como </w:t>
       </w:r>
-      <w:proofErr w:type="spellStart"/>
       <w:r>
         <w:rPr>
           <w:rFonts w:ascii="Times New Roman" w:eastAsia="Times New Roman" w:hAnsi="Times New Roman" w:cs="Times New Roman"/>
@@ -8958,37 +7496,8 @@
           <w:lang w:eastAsia="pt-BR"/>
           <w14:ligatures w14:val="none"/>
         </w:rPr>
-        <w:t>staging</w:t>
-      </w:r>
-      <w:proofErr w:type="spellEnd"/>
-      <w:r>
-        <w:rPr>
-          <w:rFonts w:ascii="Times New Roman" w:eastAsia="Times New Roman" w:hAnsi="Times New Roman" w:cs="Times New Roman"/>
-          <w:i/>
-          <w:iCs/>
-          <w:kern w:val="0"/>
-          <w:sz w:val="24"/>
-          <w:szCs w:val="24"/>
-          <w:lang w:eastAsia="pt-BR"/>
-          <w14:ligatures w14:val="none"/>
-        </w:rPr>
-        <w:t xml:space="preserve"> </w:t>
-      </w:r>
-      <w:proofErr w:type="spellStart"/>
-      <w:r>
-        <w:rPr>
-          <w:rFonts w:ascii="Times New Roman" w:eastAsia="Times New Roman" w:hAnsi="Times New Roman" w:cs="Times New Roman"/>
-          <w:i/>
-          <w:iCs/>
-          <w:kern w:val="0"/>
-          <w:sz w:val="24"/>
-          <w:szCs w:val="24"/>
-          <w:lang w:eastAsia="pt-BR"/>
-          <w14:ligatures w14:val="none"/>
-        </w:rPr>
-        <w:t>table</w:t>
-      </w:r>
-      <w:proofErr w:type="spellEnd"/>
+        <w:t>staging table</w:t>
+      </w:r>
       <w:r>
         <w:rPr>
           <w:rFonts w:ascii="Times New Roman" w:eastAsia="Times New Roman" w:hAnsi="Times New Roman" w:cs="Times New Roman"/>
@@ -9056,7 +7565,6 @@
         </w:rPr>
         <w:t xml:space="preserve">Cada linha do </w:t>
       </w:r>
-      <w:proofErr w:type="spellStart"/>
       <w:r>
         <w:rPr>
           <w:rFonts w:ascii="Courier New" w:eastAsia="Times New Roman" w:hAnsi="Courier New" w:cs="Courier New"/>
@@ -9068,7 +7576,6 @@
         </w:rPr>
         <w:t>leilao_bruto</w:t>
       </w:r>
-      <w:proofErr w:type="spellEnd"/>
       <w:r>
         <w:rPr>
           <w:rFonts w:ascii="Times New Roman" w:eastAsia="Times New Roman" w:hAnsi="Times New Roman" w:cs="Times New Roman"/>
@@ -9284,7 +7791,6 @@
         </w:rPr>
         <w:t xml:space="preserve">apagar toda a estrutura de tabelas (mantendo só </w:t>
       </w:r>
-      <w:proofErr w:type="spellStart"/>
       <w:r>
         <w:rPr>
           <w:rFonts w:ascii="Courier New" w:eastAsia="Times New Roman" w:hAnsi="Courier New" w:cs="Courier New"/>
@@ -9298,7 +7804,6 @@
         </w:rPr>
         <w:t>leilao_bruto</w:t>
       </w:r>
-      <w:proofErr w:type="spellEnd"/>
       <w:r>
         <w:rPr>
           <w:rFonts w:ascii="Times New Roman" w:eastAsia="Times New Roman" w:hAnsi="Times New Roman" w:cs="Times New Roman"/>
@@ -9519,31 +8024,7 @@
           <w:lang w:eastAsia="pt-BR"/>
           <w14:ligatures w14:val="none"/>
         </w:rPr>
-        <w:t xml:space="preserve"> para buscar os </w:t>
-      </w:r>
-      <w:proofErr w:type="spellStart"/>
-      <w:r>
-        <w:rPr>
-          <w:rFonts w:ascii="Times New Roman" w:eastAsia="Times New Roman" w:hAnsi="Times New Roman" w:cs="Times New Roman"/>
-          <w:kern w:val="0"/>
-          <w:sz w:val="24"/>
-          <w:szCs w:val="24"/>
-          <w:lang w:eastAsia="pt-BR"/>
-          <w14:ligatures w14:val="none"/>
-        </w:rPr>
-        <w:t>IDs</w:t>
-      </w:r>
-      <w:proofErr w:type="spellEnd"/>
-      <w:r>
-        <w:rPr>
-          <w:rFonts w:ascii="Times New Roman" w:eastAsia="Times New Roman" w:hAnsi="Times New Roman" w:cs="Times New Roman"/>
-          <w:kern w:val="0"/>
-          <w:sz w:val="24"/>
-          <w:szCs w:val="24"/>
-          <w:lang w:eastAsia="pt-BR"/>
-          <w14:ligatures w14:val="none"/>
-        </w:rPr>
-        <w:t xml:space="preserve"> já gerados</w:t>
+        <w:t xml:space="preserve"> para buscar os IDs já gerados</w:t>
       </w:r>
     </w:p>
     <w:p>
@@ -9846,79 +8327,7 @@
                 <w:lang w:eastAsia="pt-BR"/>
                 <w14:ligatures w14:val="none"/>
               </w:rPr>
-              <w:t xml:space="preserve">comercial, </w:t>
-            </w:r>
-            <w:proofErr w:type="spellStart"/>
-            <w:r>
-              <w:rPr>
-                <w:rFonts w:ascii="Times New Roman" w:eastAsia="Times New Roman" w:hAnsi="Times New Roman" w:cs="Times New Roman"/>
-                <w:kern w:val="0"/>
-                <w:sz w:val="24"/>
-                <w:szCs w:val="24"/>
-                <w:lang w:eastAsia="pt-BR"/>
-                <w14:ligatures w14:val="none"/>
-              </w:rPr>
-              <w:t>localizacao</w:t>
-            </w:r>
-            <w:proofErr w:type="spellEnd"/>
-            <w:r>
-              <w:rPr>
-                <w:rFonts w:ascii="Times New Roman" w:eastAsia="Times New Roman" w:hAnsi="Times New Roman" w:cs="Times New Roman"/>
-                <w:kern w:val="0"/>
-                <w:sz w:val="24"/>
-                <w:szCs w:val="24"/>
-                <w:lang w:eastAsia="pt-BR"/>
-                <w14:ligatures w14:val="none"/>
-              </w:rPr>
-              <w:t xml:space="preserve">, juiz, </w:t>
-            </w:r>
-            <w:proofErr w:type="spellStart"/>
-            <w:r>
-              <w:rPr>
-                <w:rFonts w:ascii="Times New Roman" w:eastAsia="Times New Roman" w:hAnsi="Times New Roman" w:cs="Times New Roman"/>
-                <w:kern w:val="0"/>
-                <w:sz w:val="24"/>
-                <w:szCs w:val="24"/>
-                <w:lang w:eastAsia="pt-BR"/>
-                <w14:ligatures w14:val="none"/>
-              </w:rPr>
-              <w:t>diretor_cartorio</w:t>
-            </w:r>
-            <w:proofErr w:type="spellEnd"/>
-            <w:r>
-              <w:rPr>
-                <w:rFonts w:ascii="Times New Roman" w:eastAsia="Times New Roman" w:hAnsi="Times New Roman" w:cs="Times New Roman"/>
-                <w:kern w:val="0"/>
-                <w:sz w:val="24"/>
-                <w:szCs w:val="24"/>
-                <w:lang w:eastAsia="pt-BR"/>
-                <w14:ligatures w14:val="none"/>
-              </w:rPr>
-              <w:t xml:space="preserve">, </w:t>
-            </w:r>
-            <w:proofErr w:type="spellStart"/>
-            <w:r>
-              <w:rPr>
-                <w:rFonts w:ascii="Times New Roman" w:eastAsia="Times New Roman" w:hAnsi="Times New Roman" w:cs="Times New Roman"/>
-                <w:kern w:val="0"/>
-                <w:sz w:val="24"/>
-                <w:szCs w:val="24"/>
-                <w:lang w:eastAsia="pt-BR"/>
-                <w14:ligatures w14:val="none"/>
-              </w:rPr>
-              <w:t>praca</w:t>
-            </w:r>
-            <w:proofErr w:type="spellEnd"/>
-            <w:r>
-              <w:rPr>
-                <w:rFonts w:ascii="Times New Roman" w:eastAsia="Times New Roman" w:hAnsi="Times New Roman" w:cs="Times New Roman"/>
-                <w:kern w:val="0"/>
-                <w:sz w:val="24"/>
-                <w:szCs w:val="24"/>
-                <w:lang w:eastAsia="pt-BR"/>
-                <w14:ligatures w14:val="none"/>
-              </w:rPr>
-              <w:t>, leiloeiro, arrematante</w:t>
+              <w:t>comercial, localizacao, juiz, diretor_cartorio, praca, leiloeiro, arrematante</w:t>
             </w:r>
           </w:p>
         </w:tc>
@@ -10105,7 +8514,6 @@
                 <w14:ligatures w14:val="none"/>
               </w:rPr>
             </w:pPr>
-            <w:proofErr w:type="spellStart"/>
             <w:r>
               <w:rPr>
                 <w:rFonts w:ascii="Times New Roman" w:eastAsia="Times New Roman" w:hAnsi="Times New Roman" w:cs="Times New Roman"/>
@@ -10117,7 +8525,6 @@
               </w:rPr>
               <w:t>cartorio</w:t>
             </w:r>
-            <w:proofErr w:type="spellEnd"/>
           </w:p>
         </w:tc>
         <w:tc>
@@ -10147,45 +8554,8 @@
                 <w:lang w:eastAsia="pt-BR"/>
                 <w14:ligatures w14:val="none"/>
               </w:rPr>
-              <w:t xml:space="preserve">comercial, </w:t>
+              <w:t>comercial, localizacao, juiz, diretor_cartorio</w:t>
             </w:r>
-            <w:proofErr w:type="spellStart"/>
-            <w:r>
-              <w:rPr>
-                <w:rFonts w:ascii="Times New Roman" w:eastAsia="Times New Roman" w:hAnsi="Times New Roman" w:cs="Times New Roman"/>
-                <w:kern w:val="0"/>
-                <w:sz w:val="24"/>
-                <w:szCs w:val="24"/>
-                <w:lang w:eastAsia="pt-BR"/>
-                <w14:ligatures w14:val="none"/>
-              </w:rPr>
-              <w:t>localizacao</w:t>
-            </w:r>
-            <w:proofErr w:type="spellEnd"/>
-            <w:r>
-              <w:rPr>
-                <w:rFonts w:ascii="Times New Roman" w:eastAsia="Times New Roman" w:hAnsi="Times New Roman" w:cs="Times New Roman"/>
-                <w:kern w:val="0"/>
-                <w:sz w:val="24"/>
-                <w:szCs w:val="24"/>
-                <w:lang w:eastAsia="pt-BR"/>
-                <w14:ligatures w14:val="none"/>
-              </w:rPr>
-              <w:t xml:space="preserve">, juiz, </w:t>
-            </w:r>
-            <w:proofErr w:type="spellStart"/>
-            <w:r>
-              <w:rPr>
-                <w:rFonts w:ascii="Times New Roman" w:eastAsia="Times New Roman" w:hAnsi="Times New Roman" w:cs="Times New Roman"/>
-                <w:kern w:val="0"/>
-                <w:sz w:val="24"/>
-                <w:szCs w:val="24"/>
-                <w:lang w:eastAsia="pt-BR"/>
-                <w14:ligatures w14:val="none"/>
-              </w:rPr>
-              <w:t>diretor_cartorio</w:t>
-            </w:r>
-            <w:proofErr w:type="spellEnd"/>
           </w:p>
         </w:tc>
       </w:tr>
@@ -10273,7 +8643,6 @@
                 <w14:ligatures w14:val="none"/>
               </w:rPr>
             </w:pPr>
-            <w:proofErr w:type="spellStart"/>
             <w:r>
               <w:rPr>
                 <w:rFonts w:ascii="Times New Roman" w:eastAsia="Times New Roman" w:hAnsi="Times New Roman" w:cs="Times New Roman"/>
@@ -10285,7 +8654,6 @@
               </w:rPr>
               <w:t>cartorio</w:t>
             </w:r>
-            <w:proofErr w:type="spellEnd"/>
           </w:p>
         </w:tc>
       </w:tr>
@@ -10342,7 +8710,6 @@
                 <w14:ligatures w14:val="none"/>
               </w:rPr>
             </w:pPr>
-            <w:proofErr w:type="spellStart"/>
             <w:r>
               <w:rPr>
                 <w:rFonts w:ascii="Times New Roman" w:eastAsia="Times New Roman" w:hAnsi="Times New Roman" w:cs="Times New Roman"/>
@@ -10354,7 +8721,6 @@
               </w:rPr>
               <w:t>leilao</w:t>
             </w:r>
-            <w:proofErr w:type="spellEnd"/>
           </w:p>
         </w:tc>
         <w:tc>
@@ -10384,31 +8750,7 @@
                 <w:lang w:eastAsia="pt-BR"/>
                 <w14:ligatures w14:val="none"/>
               </w:rPr>
-              <w:t xml:space="preserve">processo, </w:t>
-            </w:r>
-            <w:proofErr w:type="spellStart"/>
-            <w:r>
-              <w:rPr>
-                <w:rFonts w:ascii="Times New Roman" w:eastAsia="Times New Roman" w:hAnsi="Times New Roman" w:cs="Times New Roman"/>
-                <w:kern w:val="0"/>
-                <w:sz w:val="24"/>
-                <w:szCs w:val="24"/>
-                <w:lang w:eastAsia="pt-BR"/>
-                <w14:ligatures w14:val="none"/>
-              </w:rPr>
-              <w:t>praca</w:t>
-            </w:r>
-            <w:proofErr w:type="spellEnd"/>
-            <w:r>
-              <w:rPr>
-                <w:rFonts w:ascii="Times New Roman" w:eastAsia="Times New Roman" w:hAnsi="Times New Roman" w:cs="Times New Roman"/>
-                <w:kern w:val="0"/>
-                <w:sz w:val="24"/>
-                <w:szCs w:val="24"/>
-                <w:lang w:eastAsia="pt-BR"/>
-                <w14:ligatures w14:val="none"/>
-              </w:rPr>
-              <w:t>, leiloeiro, lote</w:t>
+              <w:t>processo, praca, leiloeiro, lote</w:t>
             </w:r>
           </w:p>
         </w:tc>
@@ -10693,31 +9035,7 @@
                 <w:lang w:eastAsia="pt-BR"/>
                 <w14:ligatures w14:val="none"/>
               </w:rPr>
-              <w:t xml:space="preserve"> (</w:t>
-            </w:r>
-            <w:proofErr w:type="spellStart"/>
-            <w:r>
-              <w:rPr>
-                <w:rFonts w:ascii="Times New Roman" w:eastAsia="Times New Roman" w:hAnsi="Times New Roman" w:cs="Times New Roman"/>
-                <w:kern w:val="0"/>
-                <w:sz w:val="24"/>
-                <w:szCs w:val="24"/>
-                <w:lang w:eastAsia="pt-BR"/>
-                <w14:ligatures w14:val="none"/>
-              </w:rPr>
-              <w:t>string</w:t>
-            </w:r>
-            <w:proofErr w:type="spellEnd"/>
-            <w:r>
-              <w:rPr>
-                <w:rFonts w:ascii="Times New Roman" w:eastAsia="Times New Roman" w:hAnsi="Times New Roman" w:cs="Times New Roman"/>
-                <w:kern w:val="0"/>
-                <w:sz w:val="24"/>
-                <w:szCs w:val="24"/>
-                <w:lang w:eastAsia="pt-BR"/>
-                <w14:ligatures w14:val="none"/>
-              </w:rPr>
-              <w:t>)</w:t>
+              <w:t xml:space="preserve"> (string)</w:t>
             </w:r>
           </w:p>
         </w:tc>
@@ -10852,7 +9170,6 @@
               </w:rPr>
               <w:t xml:space="preserve">Erro ao alterar </w:t>
             </w:r>
-            <w:proofErr w:type="spellStart"/>
             <w:r>
               <w:rPr>
                 <w:rFonts w:ascii="Courier New" w:eastAsia="Times New Roman" w:hAnsi="Courier New" w:cs="Courier New"/>
@@ -10864,7 +9181,6 @@
               </w:rPr>
               <w:t>id_arrematante</w:t>
             </w:r>
-            <w:proofErr w:type="spellEnd"/>
             <w:r>
               <w:rPr>
                 <w:rFonts w:ascii="Times New Roman" w:eastAsia="Times New Roman" w:hAnsi="Times New Roman" w:cs="Times New Roman"/>
@@ -10907,7 +9223,6 @@
               </w:rPr>
               <w:t>Coluna já usada em FK (</w:t>
             </w:r>
-            <w:proofErr w:type="spellStart"/>
             <w:r>
               <w:rPr>
                 <w:rFonts w:ascii="Courier New" w:eastAsia="Times New Roman" w:hAnsi="Courier New" w:cs="Courier New"/>
@@ -10919,7 +9234,6 @@
               </w:rPr>
               <w:t>fk_lote_arrematante</w:t>
             </w:r>
-            <w:proofErr w:type="spellEnd"/>
             <w:r>
               <w:rPr>
                 <w:rFonts w:ascii="Times New Roman" w:eastAsia="Times New Roman" w:hAnsi="Times New Roman" w:cs="Times New Roman"/>
@@ -10987,7 +9301,6 @@
                 <w14:ligatures w14:val="none"/>
               </w:rPr>
             </w:pPr>
-            <w:proofErr w:type="spellStart"/>
             <w:r>
               <w:rPr>
                 <w:rFonts w:ascii="Courier New" w:eastAsia="Times New Roman" w:hAnsi="Courier New" w:cs="Courier New"/>
@@ -11000,7 +9313,6 @@
               <w:lastRenderedPageBreak/>
               <w:t>endereco</w:t>
             </w:r>
-            <w:proofErr w:type="spellEnd"/>
             <w:r>
               <w:rPr>
                 <w:rFonts w:ascii="Times New Roman" w:eastAsia="Times New Roman" w:hAnsi="Times New Roman" w:cs="Times New Roman"/>
@@ -11063,7 +9375,6 @@
                 <w14:ligatures w14:val="none"/>
               </w:rPr>
             </w:pPr>
-            <w:proofErr w:type="spellStart"/>
             <w:r>
               <w:rPr>
                 <w:rFonts w:ascii="Times New Roman" w:eastAsia="Times New Roman" w:hAnsi="Times New Roman" w:cs="Times New Roman"/>
@@ -11073,19 +9384,7 @@
                 <w:lang w:eastAsia="pt-BR"/>
                 <w14:ligatures w14:val="none"/>
               </w:rPr>
-              <w:t>Placeholder</w:t>
-            </w:r>
-            <w:proofErr w:type="spellEnd"/>
-            <w:r>
-              <w:rPr>
-                <w:rFonts w:ascii="Times New Roman" w:eastAsia="Times New Roman" w:hAnsi="Times New Roman" w:cs="Times New Roman"/>
-                <w:kern w:val="0"/>
-                <w:sz w:val="24"/>
-                <w:szCs w:val="24"/>
-                <w:lang w:eastAsia="pt-BR"/>
-                <w14:ligatures w14:val="none"/>
-              </w:rPr>
-              <w:t xml:space="preserve"> </w:t>
+              <w:t xml:space="preserve">Placeholder </w:t>
             </w:r>
             <w:r>
               <w:rPr>
@@ -11145,7 +9444,6 @@
               </w:rPr>
               <w:t>Datas em formato brasileiro (</w:t>
             </w:r>
-            <w:proofErr w:type="spellStart"/>
             <w:r>
               <w:rPr>
                 <w:rFonts w:ascii="Courier New" w:eastAsia="Times New Roman" w:hAnsi="Courier New" w:cs="Courier New"/>
@@ -11155,33 +9453,8 @@
                 <w:lang w:eastAsia="pt-BR"/>
                 <w14:ligatures w14:val="none"/>
               </w:rPr>
-              <w:t>dd</w:t>
+              <w:t>dd/mm/aaaa</w:t>
             </w:r>
-            <w:proofErr w:type="spellEnd"/>
-            <w:r>
-              <w:rPr>
-                <w:rFonts w:ascii="Courier New" w:eastAsia="Times New Roman" w:hAnsi="Courier New" w:cs="Courier New"/>
-                <w:kern w:val="0"/>
-                <w:sz w:val="20"/>
-                <w:szCs w:val="20"/>
-                <w:lang w:eastAsia="pt-BR"/>
-                <w14:ligatures w14:val="none"/>
-              </w:rPr>
-              <w:t>/mm/</w:t>
-            </w:r>
-            <w:proofErr w:type="spellStart"/>
-            <w:r>
-              <w:rPr>
-                <w:rFonts w:ascii="Courier New" w:eastAsia="Times New Roman" w:hAnsi="Courier New" w:cs="Courier New"/>
-                <w:kern w:val="0"/>
-                <w:sz w:val="20"/>
-                <w:szCs w:val="20"/>
-                <w:lang w:eastAsia="pt-BR"/>
-                <w14:ligatures w14:val="none"/>
-              </w:rPr>
-              <w:t>aaaa</w:t>
-            </w:r>
-            <w:proofErr w:type="spellEnd"/>
             <w:r>
               <w:rPr>
                 <w:rFonts w:ascii="Times New Roman" w:eastAsia="Times New Roman" w:hAnsi="Times New Roman" w:cs="Times New Roman"/>
@@ -11253,31 +9526,7 @@
                 <w:lang w:eastAsia="pt-BR"/>
                 <w14:ligatures w14:val="none"/>
               </w:rPr>
-              <w:t>STR_TO_</w:t>
-            </w:r>
-            <w:proofErr w:type="gramStart"/>
-            <w:r>
-              <w:rPr>
-                <w:rFonts w:ascii="Courier New" w:eastAsia="Times New Roman" w:hAnsi="Courier New" w:cs="Courier New"/>
-                <w:kern w:val="0"/>
-                <w:sz w:val="20"/>
-                <w:szCs w:val="20"/>
-                <w:lang w:eastAsia="pt-BR"/>
-                <w14:ligatures w14:val="none"/>
-              </w:rPr>
-              <w:t>DATE(</w:t>
-            </w:r>
-            <w:proofErr w:type="gramEnd"/>
-            <w:r>
-              <w:rPr>
-                <w:rFonts w:ascii="Courier New" w:eastAsia="Times New Roman" w:hAnsi="Courier New" w:cs="Courier New"/>
-                <w:kern w:val="0"/>
-                <w:sz w:val="20"/>
-                <w:szCs w:val="20"/>
-                <w:lang w:eastAsia="pt-BR"/>
-                <w14:ligatures w14:val="none"/>
-              </w:rPr>
-              <w:t>coluna, '%d/%m/%Y')</w:t>
+              <w:t>STR_TO_DATE(coluna, '%d/%m/%Y')</w:t>
             </w:r>
           </w:p>
         </w:tc>
@@ -11315,7 +9564,6 @@
               </w:rPr>
               <w:t xml:space="preserve">Erro de truncamento em </w:t>
             </w:r>
-            <w:proofErr w:type="spellStart"/>
             <w:r>
               <w:rPr>
                 <w:rFonts w:ascii="Courier New" w:eastAsia="Times New Roman" w:hAnsi="Courier New" w:cs="Courier New"/>
@@ -11327,7 +9575,6 @@
               </w:rPr>
               <w:t>percentual_comissao</w:t>
             </w:r>
-            <w:proofErr w:type="spellEnd"/>
           </w:p>
         </w:tc>
         <w:tc>
@@ -11379,31 +9626,7 @@
                 <w:lang w:eastAsia="pt-BR"/>
                 <w14:ligatures w14:val="none"/>
               </w:rPr>
-              <w:t xml:space="preserve"> (</w:t>
-            </w:r>
-            <w:proofErr w:type="spellStart"/>
-            <w:r>
-              <w:rPr>
-                <w:rFonts w:ascii="Times New Roman" w:eastAsia="Times New Roman" w:hAnsi="Times New Roman" w:cs="Times New Roman"/>
-                <w:kern w:val="0"/>
-                <w:sz w:val="24"/>
-                <w:szCs w:val="24"/>
-                <w:lang w:eastAsia="pt-BR"/>
-                <w14:ligatures w14:val="none"/>
-              </w:rPr>
-              <w:t>ex</w:t>
-            </w:r>
-            <w:proofErr w:type="spellEnd"/>
-            <w:r>
-              <w:rPr>
-                <w:rFonts w:ascii="Times New Roman" w:eastAsia="Times New Roman" w:hAnsi="Times New Roman" w:cs="Times New Roman"/>
-                <w:kern w:val="0"/>
-                <w:sz w:val="24"/>
-                <w:szCs w:val="24"/>
-                <w:lang w:eastAsia="pt-BR"/>
-                <w14:ligatures w14:val="none"/>
-              </w:rPr>
-              <w:t xml:space="preserve">: </w:t>
+              <w:t xml:space="preserve"> (ex: </w:t>
             </w:r>
             <w:r>
               <w:rPr>
@@ -11447,7 +9670,6 @@
                 <w14:ligatures w14:val="none"/>
               </w:rPr>
             </w:pPr>
-            <w:proofErr w:type="gramStart"/>
             <w:r>
               <w:rPr>
                 <w:rFonts w:ascii="Courier New" w:eastAsia="Times New Roman" w:hAnsi="Courier New" w:cs="Courier New"/>
@@ -11457,43 +9679,7 @@
                 <w:lang w:eastAsia="pt-BR"/>
                 <w14:ligatures w14:val="none"/>
               </w:rPr>
-              <w:t>CAST(REPLACE(</w:t>
-            </w:r>
-            <w:proofErr w:type="gramEnd"/>
-            <w:r>
-              <w:rPr>
-                <w:rFonts w:ascii="Courier New" w:eastAsia="Times New Roman" w:hAnsi="Courier New" w:cs="Courier New"/>
-                <w:kern w:val="0"/>
-                <w:sz w:val="20"/>
-                <w:szCs w:val="20"/>
-                <w:lang w:eastAsia="pt-BR"/>
-                <w14:ligatures w14:val="none"/>
-              </w:rPr>
-              <w:t xml:space="preserve">coluna, '%', '') AS </w:t>
-            </w:r>
-            <w:proofErr w:type="gramStart"/>
-            <w:r>
-              <w:rPr>
-                <w:rFonts w:ascii="Courier New" w:eastAsia="Times New Roman" w:hAnsi="Courier New" w:cs="Courier New"/>
-                <w:kern w:val="0"/>
-                <w:sz w:val="20"/>
-                <w:szCs w:val="20"/>
-                <w:lang w:eastAsia="pt-BR"/>
-                <w14:ligatures w14:val="none"/>
-              </w:rPr>
-              <w:t>DECIMAL(</w:t>
-            </w:r>
-            <w:proofErr w:type="gramEnd"/>
-            <w:r>
-              <w:rPr>
-                <w:rFonts w:ascii="Courier New" w:eastAsia="Times New Roman" w:hAnsi="Courier New" w:cs="Courier New"/>
-                <w:kern w:val="0"/>
-                <w:sz w:val="20"/>
-                <w:szCs w:val="20"/>
-                <w:lang w:eastAsia="pt-BR"/>
-                <w14:ligatures w14:val="none"/>
-              </w:rPr>
-              <w:t>5,2))</w:t>
+              <w:t>CAST(REPLACE(coluna, '%', '') AS DECIMAL(5,2))</w:t>
             </w:r>
           </w:p>
         </w:tc>
@@ -11531,7 +9717,6 @@
               </w:rPr>
               <w:t xml:space="preserve">Erro de truncamento em </w:t>
             </w:r>
-            <w:proofErr w:type="spellStart"/>
             <w:r>
               <w:rPr>
                 <w:rFonts w:ascii="Courier New" w:eastAsia="Times New Roman" w:hAnsi="Courier New" w:cs="Courier New"/>
@@ -11543,7 +9728,6 @@
               </w:rPr>
               <w:t>comissao_leiloeiro</w:t>
             </w:r>
-            <w:proofErr w:type="spellEnd"/>
             <w:r>
               <w:rPr>
                 <w:rFonts w:ascii="Times New Roman" w:eastAsia="Times New Roman" w:hAnsi="Times New Roman" w:cs="Times New Roman"/>
@@ -11555,7 +9739,6 @@
               </w:rPr>
               <w:t xml:space="preserve"> e </w:t>
             </w:r>
-            <w:proofErr w:type="spellStart"/>
             <w:r>
               <w:rPr>
                 <w:rFonts w:ascii="Courier New" w:eastAsia="Times New Roman" w:hAnsi="Courier New" w:cs="Courier New"/>
@@ -11567,7 +9750,6 @@
               </w:rPr>
               <w:t>Valor_Inicial</w:t>
             </w:r>
-            <w:proofErr w:type="spellEnd"/>
           </w:p>
         </w:tc>
         <w:tc>
@@ -11641,7 +9823,6 @@
                 <w14:ligatures w14:val="none"/>
               </w:rPr>
             </w:pPr>
-            <w:proofErr w:type="gramStart"/>
             <w:r>
               <w:rPr>
                 <w:rFonts w:ascii="Courier New" w:eastAsia="Times New Roman" w:hAnsi="Courier New" w:cs="Courier New"/>
@@ -11651,43 +9832,7 @@
                 <w:lang w:eastAsia="pt-BR"/>
                 <w14:ligatures w14:val="none"/>
               </w:rPr>
-              <w:t>CAST(REPLACE(</w:t>
-            </w:r>
-            <w:proofErr w:type="gramEnd"/>
-            <w:r>
-              <w:rPr>
-                <w:rFonts w:ascii="Courier New" w:eastAsia="Times New Roman" w:hAnsi="Courier New" w:cs="Courier New"/>
-                <w:kern w:val="0"/>
-                <w:sz w:val="20"/>
-                <w:szCs w:val="20"/>
-                <w:lang w:eastAsia="pt-BR"/>
-                <w14:ligatures w14:val="none"/>
-              </w:rPr>
-              <w:t xml:space="preserve">coluna, ',', '.') AS </w:t>
-            </w:r>
-            <w:proofErr w:type="gramStart"/>
-            <w:r>
-              <w:rPr>
-                <w:rFonts w:ascii="Courier New" w:eastAsia="Times New Roman" w:hAnsi="Courier New" w:cs="Courier New"/>
-                <w:kern w:val="0"/>
-                <w:sz w:val="20"/>
-                <w:szCs w:val="20"/>
-                <w:lang w:eastAsia="pt-BR"/>
-                <w14:ligatures w14:val="none"/>
-              </w:rPr>
-              <w:t>DECIMAL(</w:t>
-            </w:r>
-            <w:proofErr w:type="gramEnd"/>
-            <w:r>
-              <w:rPr>
-                <w:rFonts w:ascii="Courier New" w:eastAsia="Times New Roman" w:hAnsi="Courier New" w:cs="Courier New"/>
-                <w:kern w:val="0"/>
-                <w:sz w:val="20"/>
-                <w:szCs w:val="20"/>
-                <w:lang w:eastAsia="pt-BR"/>
-                <w14:ligatures w14:val="none"/>
-              </w:rPr>
-              <w:t>10,2))</w:t>
+              <w:t>CAST(REPLACE(coluna, ',', '.') AS DECIMAL(10,2))</w:t>
             </w:r>
           </w:p>
         </w:tc>
@@ -11767,31 +9912,7 @@
                 <w:lang w:eastAsia="pt-BR"/>
                 <w14:ligatures w14:val="none"/>
               </w:rPr>
-              <w:t xml:space="preserve"> (</w:t>
-            </w:r>
-            <w:proofErr w:type="spellStart"/>
-            <w:r>
-              <w:rPr>
-                <w:rFonts w:ascii="Times New Roman" w:eastAsia="Times New Roman" w:hAnsi="Times New Roman" w:cs="Times New Roman"/>
-                <w:kern w:val="0"/>
-                <w:sz w:val="24"/>
-                <w:szCs w:val="24"/>
-                <w:lang w:eastAsia="pt-BR"/>
-                <w14:ligatures w14:val="none"/>
-              </w:rPr>
-              <w:t>sublote+categoria+valor</w:t>
-            </w:r>
-            <w:proofErr w:type="spellEnd"/>
-            <w:r>
-              <w:rPr>
-                <w:rFonts w:ascii="Times New Roman" w:eastAsia="Times New Roman" w:hAnsi="Times New Roman" w:cs="Times New Roman"/>
-                <w:kern w:val="0"/>
-                <w:sz w:val="24"/>
-                <w:szCs w:val="24"/>
-                <w:lang w:eastAsia="pt-BR"/>
-                <w14:ligatures w14:val="none"/>
-              </w:rPr>
-              <w:t xml:space="preserve"> não únicos)</w:t>
+              <w:t xml:space="preserve"> (sublote+categoria+valor não únicos)</w:t>
             </w:r>
           </w:p>
         </w:tc>
@@ -11855,7 +9976,6 @@
               </w:rPr>
               <w:t xml:space="preserve">Adicionada coluna </w:t>
             </w:r>
-            <w:proofErr w:type="spellStart"/>
             <w:r>
               <w:rPr>
                 <w:rFonts w:ascii="Courier New" w:eastAsia="Times New Roman" w:hAnsi="Courier New" w:cs="Courier New"/>
@@ -11867,7 +9987,6 @@
               </w:rPr>
               <w:t>item_id_origem</w:t>
             </w:r>
-            <w:proofErr w:type="spellEnd"/>
             <w:r>
               <w:rPr>
                 <w:rFonts w:ascii="Times New Roman" w:eastAsia="Times New Roman" w:hAnsi="Times New Roman" w:cs="Times New Roman"/>
@@ -11879,7 +9998,6 @@
               </w:rPr>
               <w:t xml:space="preserve"> (a partir de </w:t>
             </w:r>
-            <w:proofErr w:type="spellStart"/>
             <w:r>
               <w:rPr>
                 <w:rFonts w:ascii="Courier New" w:eastAsia="Times New Roman" w:hAnsi="Courier New" w:cs="Courier New"/>
@@ -11891,7 +10009,6 @@
               </w:rPr>
               <w:t>Item_ID</w:t>
             </w:r>
-            <w:proofErr w:type="spellEnd"/>
             <w:r>
               <w:rPr>
                 <w:rFonts w:ascii="Times New Roman" w:eastAsia="Times New Roman" w:hAnsi="Times New Roman" w:cs="Times New Roman"/>
@@ -11939,7 +10056,6 @@
               </w:rPr>
               <w:t xml:space="preserve">Duplicidade em </w:t>
             </w:r>
-            <w:proofErr w:type="spellStart"/>
             <w:r>
               <w:rPr>
                 <w:rFonts w:ascii="Courier New" w:eastAsia="Times New Roman" w:hAnsi="Courier New" w:cs="Courier New"/>
@@ -11951,7 +10067,6 @@
               </w:rPr>
               <w:t>praca</w:t>
             </w:r>
-            <w:proofErr w:type="spellEnd"/>
             <w:r>
               <w:rPr>
                 <w:rFonts w:ascii="Times New Roman" w:eastAsia="Times New Roman" w:hAnsi="Times New Roman" w:cs="Times New Roman"/>
@@ -11961,31 +10076,7 @@
                 <w:lang w:eastAsia="pt-BR"/>
                 <w14:ligatures w14:val="none"/>
               </w:rPr>
-              <w:t xml:space="preserve"> (</w:t>
-            </w:r>
-            <w:proofErr w:type="spellStart"/>
-            <w:r>
-              <w:rPr>
-                <w:rFonts w:ascii="Times New Roman" w:eastAsia="Times New Roman" w:hAnsi="Times New Roman" w:cs="Times New Roman"/>
-                <w:kern w:val="0"/>
-                <w:sz w:val="24"/>
-                <w:szCs w:val="24"/>
-                <w:lang w:eastAsia="pt-BR"/>
-                <w14:ligatures w14:val="none"/>
-              </w:rPr>
-              <w:t>data+data+dia_semana</w:t>
-            </w:r>
-            <w:proofErr w:type="spellEnd"/>
-            <w:r>
-              <w:rPr>
-                <w:rFonts w:ascii="Times New Roman" w:eastAsia="Times New Roman" w:hAnsi="Times New Roman" w:cs="Times New Roman"/>
-                <w:kern w:val="0"/>
-                <w:sz w:val="24"/>
-                <w:szCs w:val="24"/>
-                <w:lang w:eastAsia="pt-BR"/>
-                <w14:ligatures w14:val="none"/>
-              </w:rPr>
-              <w:t>)</w:t>
+              <w:t xml:space="preserve"> (data+data+dia_semana)</w:t>
             </w:r>
           </w:p>
         </w:tc>
@@ -12049,8 +10140,6 @@
               </w:rPr>
               <w:t xml:space="preserve">Adicionada coluna </w:t>
             </w:r>
-            <w:proofErr w:type="spellStart"/>
-            <w:proofErr w:type="gramStart"/>
             <w:r>
               <w:rPr>
                 <w:rFonts w:ascii="Courier New" w:eastAsia="Times New Roman" w:hAnsi="Courier New" w:cs="Courier New"/>
@@ -12060,21 +10149,8 @@
                 <w:lang w:eastAsia="pt-BR"/>
                 <w14:ligatures w14:val="none"/>
               </w:rPr>
-              <w:t>numero</w:t>
+              <w:t>numero_praca</w:t>
             </w:r>
-            <w:proofErr w:type="gramEnd"/>
-            <w:r>
-              <w:rPr>
-                <w:rFonts w:ascii="Courier New" w:eastAsia="Times New Roman" w:hAnsi="Courier New" w:cs="Courier New"/>
-                <w:kern w:val="0"/>
-                <w:sz w:val="20"/>
-                <w:szCs w:val="20"/>
-                <w:lang w:eastAsia="pt-BR"/>
-                <w14:ligatures w14:val="none"/>
-              </w:rPr>
-              <w:t>_praca</w:t>
-            </w:r>
-            <w:proofErr w:type="spellEnd"/>
             <w:r>
               <w:rPr>
                 <w:rFonts w:ascii="Times New Roman" w:eastAsia="Times New Roman" w:hAnsi="Times New Roman" w:cs="Times New Roman"/>
@@ -12086,7 +10162,6 @@
               </w:rPr>
               <w:t xml:space="preserve"> (a partir da coluna </w:t>
             </w:r>
-            <w:proofErr w:type="spellStart"/>
             <w:r>
               <w:rPr>
                 <w:rFonts w:ascii="Courier New" w:eastAsia="Times New Roman" w:hAnsi="Courier New" w:cs="Courier New"/>
@@ -12098,7 +10173,6 @@
               </w:rPr>
               <w:t>Praca</w:t>
             </w:r>
-            <w:proofErr w:type="spellEnd"/>
             <w:r>
               <w:rPr>
                 <w:rFonts w:ascii="Times New Roman" w:eastAsia="Times New Roman" w:hAnsi="Times New Roman" w:cs="Times New Roman"/>
@@ -12166,31 +10240,7 @@
                 <w:lang w:eastAsia="pt-BR"/>
                 <w14:ligatures w14:val="none"/>
               </w:rPr>
-              <w:t xml:space="preserve"> (</w:t>
-            </w:r>
-            <w:proofErr w:type="spellStart"/>
-            <w:r>
-              <w:rPr>
-                <w:rFonts w:ascii="Times New Roman" w:eastAsia="Times New Roman" w:hAnsi="Times New Roman" w:cs="Times New Roman"/>
-                <w:kern w:val="0"/>
-                <w:sz w:val="24"/>
-                <w:szCs w:val="24"/>
-                <w:lang w:eastAsia="pt-BR"/>
-                <w14:ligatures w14:val="none"/>
-              </w:rPr>
-              <w:t>tipo_acao+reu+autor</w:t>
-            </w:r>
-            <w:proofErr w:type="spellEnd"/>
-            <w:r>
-              <w:rPr>
-                <w:rFonts w:ascii="Times New Roman" w:eastAsia="Times New Roman" w:hAnsi="Times New Roman" w:cs="Times New Roman"/>
-                <w:kern w:val="0"/>
-                <w:sz w:val="24"/>
-                <w:szCs w:val="24"/>
-                <w:lang w:eastAsia="pt-BR"/>
-                <w14:ligatures w14:val="none"/>
-              </w:rPr>
-              <w:t>)</w:t>
+              <w:t xml:space="preserve"> (tipo_acao+reu+autor)</w:t>
             </w:r>
           </w:p>
         </w:tc>
@@ -12254,8 +10304,6 @@
               </w:rPr>
               <w:t xml:space="preserve">Adicionada coluna </w:t>
             </w:r>
-            <w:proofErr w:type="spellStart"/>
-            <w:proofErr w:type="gramStart"/>
             <w:r>
               <w:rPr>
                 <w:rFonts w:ascii="Courier New" w:eastAsia="Times New Roman" w:hAnsi="Courier New" w:cs="Courier New"/>
@@ -12265,21 +10313,8 @@
                 <w:lang w:eastAsia="pt-BR"/>
                 <w14:ligatures w14:val="none"/>
               </w:rPr>
-              <w:t>numero</w:t>
+              <w:t>numero_processo_origem</w:t>
             </w:r>
-            <w:proofErr w:type="gramEnd"/>
-            <w:r>
-              <w:rPr>
-                <w:rFonts w:ascii="Courier New" w:eastAsia="Times New Roman" w:hAnsi="Courier New" w:cs="Courier New"/>
-                <w:kern w:val="0"/>
-                <w:sz w:val="20"/>
-                <w:szCs w:val="20"/>
-                <w:lang w:eastAsia="pt-BR"/>
-                <w14:ligatures w14:val="none"/>
-              </w:rPr>
-              <w:t>_processo_origem</w:t>
-            </w:r>
-            <w:proofErr w:type="spellEnd"/>
             <w:r>
               <w:rPr>
                 <w:rFonts w:ascii="Times New Roman" w:eastAsia="Times New Roman" w:hAnsi="Times New Roman" w:cs="Times New Roman"/>
@@ -12349,7 +10384,6 @@
               </w:rPr>
               <w:t xml:space="preserve">INSERT de </w:t>
             </w:r>
-            <w:proofErr w:type="spellStart"/>
             <w:r>
               <w:rPr>
                 <w:rFonts w:ascii="Courier New" w:eastAsia="Times New Roman" w:hAnsi="Courier New" w:cs="Courier New"/>
@@ -12361,7 +10395,6 @@
               </w:rPr>
               <w:t>leilao</w:t>
             </w:r>
-            <w:proofErr w:type="spellEnd"/>
             <w:r>
               <w:rPr>
                 <w:rFonts w:ascii="Times New Roman" w:eastAsia="Times New Roman" w:hAnsi="Times New Roman" w:cs="Times New Roman"/>
@@ -12415,7 +10448,6 @@
               </w:rPr>
               <w:t xml:space="preserve"> com </w:t>
             </w:r>
-            <w:proofErr w:type="spellStart"/>
             <w:r>
               <w:rPr>
                 <w:rFonts w:ascii="Courier New" w:eastAsia="Times New Roman" w:hAnsi="Courier New" w:cs="Courier New"/>
@@ -12427,7 +10459,6 @@
               </w:rPr>
               <w:t>praca</w:t>
             </w:r>
-            <w:proofErr w:type="spellEnd"/>
             <w:r>
               <w:rPr>
                 <w:rFonts w:ascii="Times New Roman" w:eastAsia="Times New Roman" w:hAnsi="Times New Roman" w:cs="Times New Roman"/>
@@ -12439,7 +10470,6 @@
               </w:rPr>
               <w:t xml:space="preserve"> não incluía </w:t>
             </w:r>
-            <w:proofErr w:type="spellStart"/>
             <w:r>
               <w:rPr>
                 <w:rFonts w:ascii="Courier New" w:eastAsia="Times New Roman" w:hAnsi="Courier New" w:cs="Courier New"/>
@@ -12451,7 +10481,6 @@
               </w:rPr>
               <w:t>dia_semana</w:t>
             </w:r>
-            <w:proofErr w:type="spellEnd"/>
             <w:r>
               <w:rPr>
                 <w:rFonts w:ascii="Times New Roman" w:eastAsia="Times New Roman" w:hAnsi="Times New Roman" w:cs="Times New Roman"/>
@@ -12461,31 +10490,7 @@
                 <w:lang w:eastAsia="pt-BR"/>
                 <w14:ligatures w14:val="none"/>
               </w:rPr>
-              <w:t xml:space="preserve">, </w:t>
-            </w:r>
-            <w:proofErr w:type="gramStart"/>
-            <w:r>
-              <w:rPr>
-                <w:rFonts w:ascii="Times New Roman" w:eastAsia="Times New Roman" w:hAnsi="Times New Roman" w:cs="Times New Roman"/>
-                <w:kern w:val="0"/>
-                <w:sz w:val="24"/>
-                <w:szCs w:val="24"/>
-                <w:lang w:eastAsia="pt-BR"/>
-                <w14:ligatures w14:val="none"/>
-              </w:rPr>
-              <w:t>casando</w:t>
-            </w:r>
-            <w:proofErr w:type="gramEnd"/>
-            <w:r>
-              <w:rPr>
-                <w:rFonts w:ascii="Times New Roman" w:eastAsia="Times New Roman" w:hAnsi="Times New Roman" w:cs="Times New Roman"/>
-                <w:kern w:val="0"/>
-                <w:sz w:val="24"/>
-                <w:szCs w:val="24"/>
-                <w:lang w:eastAsia="pt-BR"/>
-                <w14:ligatures w14:val="none"/>
-              </w:rPr>
-              <w:t xml:space="preserve"> com múltiplas linhas (7 variações por praça)</w:t>
+              <w:t>, casando com múltiplas linhas (7 variações por praça)</w:t>
             </w:r>
           </w:p>
         </w:tc>
@@ -12527,58 +10532,8 @@
                 <w:lang w:eastAsia="pt-BR"/>
                 <w14:ligatures w14:val="none"/>
               </w:rPr>
-              <w:t xml:space="preserve">AND </w:t>
+              <w:t>AND p.dia_semana = b.Dia_semana</w:t>
             </w:r>
-            <w:proofErr w:type="spellStart"/>
-            <w:r>
-              <w:rPr>
-                <w:rFonts w:ascii="Courier New" w:eastAsia="Times New Roman" w:hAnsi="Courier New" w:cs="Courier New"/>
-                <w:kern w:val="0"/>
-                <w:sz w:val="20"/>
-                <w:szCs w:val="20"/>
-                <w:lang w:eastAsia="pt-BR"/>
-                <w14:ligatures w14:val="none"/>
-              </w:rPr>
-              <w:t>p.dia_semana</w:t>
-            </w:r>
-            <w:proofErr w:type="spellEnd"/>
-            <w:r>
-              <w:rPr>
-                <w:rFonts w:ascii="Courier New" w:eastAsia="Times New Roman" w:hAnsi="Courier New" w:cs="Courier New"/>
-                <w:kern w:val="0"/>
-                <w:sz w:val="20"/>
-                <w:szCs w:val="20"/>
-                <w:lang w:eastAsia="pt-BR"/>
-                <w14:ligatures w14:val="none"/>
-              </w:rPr>
-              <w:t xml:space="preserve"> = </w:t>
-            </w:r>
-            <w:proofErr w:type="spellStart"/>
-            <w:proofErr w:type="gramStart"/>
-            <w:r>
-              <w:rPr>
-                <w:rFonts w:ascii="Courier New" w:eastAsia="Times New Roman" w:hAnsi="Courier New" w:cs="Courier New"/>
-                <w:kern w:val="0"/>
-                <w:sz w:val="20"/>
-                <w:szCs w:val="20"/>
-                <w:lang w:eastAsia="pt-BR"/>
-                <w14:ligatures w14:val="none"/>
-              </w:rPr>
-              <w:t>b.Dia</w:t>
-            </w:r>
-            <w:proofErr w:type="gramEnd"/>
-            <w:r>
-              <w:rPr>
-                <w:rFonts w:ascii="Courier New" w:eastAsia="Times New Roman" w:hAnsi="Courier New" w:cs="Courier New"/>
-                <w:kern w:val="0"/>
-                <w:sz w:val="20"/>
-                <w:szCs w:val="20"/>
-                <w:lang w:eastAsia="pt-BR"/>
-                <w14:ligatures w14:val="none"/>
-              </w:rPr>
-              <w:t>_semana</w:t>
-            </w:r>
-            <w:proofErr w:type="spellEnd"/>
             <w:r>
               <w:rPr>
                 <w:rFonts w:ascii="Times New Roman" w:eastAsia="Times New Roman" w:hAnsi="Times New Roman" w:cs="Times New Roman"/>
@@ -12681,7 +10636,6 @@
               </w:rPr>
               <w:t xml:space="preserve"> na coluna </w:t>
             </w:r>
-            <w:proofErr w:type="spellStart"/>
             <w:r>
               <w:rPr>
                 <w:rFonts w:ascii="Courier New" w:eastAsia="Times New Roman" w:hAnsi="Courier New" w:cs="Courier New"/>
@@ -12693,7 +10647,6 @@
               </w:rPr>
               <w:t>ddd</w:t>
             </w:r>
-            <w:proofErr w:type="spellEnd"/>
           </w:p>
         </w:tc>
         <w:tc>
@@ -12765,92 +10718,7 @@
                 <w:lang w:eastAsia="pt-BR"/>
                 <w14:ligatures w14:val="none"/>
               </w:rPr>
-              <w:t xml:space="preserve">AND </w:t>
-            </w:r>
-            <w:proofErr w:type="spellStart"/>
-            <w:r>
-              <w:rPr>
-                <w:rFonts w:ascii="Courier New" w:eastAsia="Times New Roman" w:hAnsi="Courier New" w:cs="Courier New"/>
-                <w:kern w:val="0"/>
-                <w:sz w:val="20"/>
-                <w:szCs w:val="20"/>
-                <w:lang w:eastAsia="pt-BR"/>
-                <w14:ligatures w14:val="none"/>
-              </w:rPr>
-              <w:t>DDD</w:t>
-            </w:r>
-            <w:proofErr w:type="gramStart"/>
-            <w:r>
-              <w:rPr>
-                <w:rFonts w:ascii="Courier New" w:eastAsia="Times New Roman" w:hAnsi="Courier New" w:cs="Courier New"/>
-                <w:kern w:val="0"/>
-                <w:sz w:val="20"/>
-                <w:szCs w:val="20"/>
-                <w:lang w:eastAsia="pt-BR"/>
-                <w14:ligatures w14:val="none"/>
-              </w:rPr>
-              <w:t>_Arrematante</w:t>
-            </w:r>
-            <w:proofErr w:type="spellEnd"/>
-            <w:proofErr w:type="gramEnd"/>
-            <w:r>
-              <w:rPr>
-                <w:rFonts w:ascii="Courier New" w:eastAsia="Times New Roman" w:hAnsi="Courier New" w:cs="Courier New"/>
-                <w:kern w:val="0"/>
-                <w:sz w:val="20"/>
-                <w:szCs w:val="20"/>
-                <w:lang w:eastAsia="pt-BR"/>
-                <w14:ligatures w14:val="none"/>
-              </w:rPr>
-              <w:t xml:space="preserve"> REGEXP '</w:t>
-            </w:r>
-            <w:proofErr w:type="gramStart"/>
-            <w:r>
-              <w:rPr>
-                <w:rFonts w:ascii="Courier New" w:eastAsia="Times New Roman" w:hAnsi="Courier New" w:cs="Courier New"/>
-                <w:kern w:val="0"/>
-                <w:sz w:val="20"/>
-                <w:szCs w:val="20"/>
-                <w:lang w:eastAsia="pt-BR"/>
-                <w14:ligatures w14:val="none"/>
-              </w:rPr>
-              <w:t>^[</w:t>
-            </w:r>
-            <w:proofErr w:type="gramEnd"/>
-            <w:r>
-              <w:rPr>
-                <w:rFonts w:ascii="Courier New" w:eastAsia="Times New Roman" w:hAnsi="Courier New" w:cs="Courier New"/>
-                <w:kern w:val="0"/>
-                <w:sz w:val="20"/>
-                <w:szCs w:val="20"/>
-                <w:lang w:eastAsia="pt-BR"/>
-                <w14:ligatures w14:val="none"/>
-              </w:rPr>
-              <w:t>0-</w:t>
-            </w:r>
-            <w:proofErr w:type="gramStart"/>
-            <w:r>
-              <w:rPr>
-                <w:rFonts w:ascii="Courier New" w:eastAsia="Times New Roman" w:hAnsi="Courier New" w:cs="Courier New"/>
-                <w:kern w:val="0"/>
-                <w:sz w:val="20"/>
-                <w:szCs w:val="20"/>
-                <w:lang w:eastAsia="pt-BR"/>
-                <w14:ligatures w14:val="none"/>
-              </w:rPr>
-              <w:t>9]+</w:t>
-            </w:r>
-            <w:proofErr w:type="gramEnd"/>
-            <w:r>
-              <w:rPr>
-                <w:rFonts w:ascii="Courier New" w:eastAsia="Times New Roman" w:hAnsi="Courier New" w:cs="Courier New"/>
-                <w:kern w:val="0"/>
-                <w:sz w:val="20"/>
-                <w:szCs w:val="20"/>
-                <w:lang w:eastAsia="pt-BR"/>
-                <w14:ligatures w14:val="none"/>
-              </w:rPr>
-              <w:t>$'</w:t>
+              <w:t>AND DDD_Arrematante REGEXP '^[0-9]+$'</w:t>
             </w:r>
           </w:p>
         </w:tc>
@@ -12908,7 +10776,6 @@
         </w:rPr>
         <w:t xml:space="preserve">Sempre que uma tabela de destino não guardava uma referência ao identificador original do </w:t>
       </w:r>
-      <w:proofErr w:type="spellStart"/>
       <w:r>
         <w:rPr>
           <w:rFonts w:ascii="Courier New" w:eastAsia="Times New Roman" w:hAnsi="Courier New" w:cs="Courier New"/>
@@ -12920,7 +10787,6 @@
         </w:rPr>
         <w:t>leilao_bruto</w:t>
       </w:r>
-      <w:proofErr w:type="spellEnd"/>
       <w:r>
         <w:rPr>
           <w:rFonts w:ascii="Times New Roman" w:eastAsia="Times New Roman" w:hAnsi="Times New Roman" w:cs="Times New Roman"/>
@@ -12978,7 +10844,6 @@
         </w:rPr>
         <w:t xml:space="preserve"> (</w:t>
       </w:r>
-      <w:proofErr w:type="spellStart"/>
       <w:r>
         <w:rPr>
           <w:rFonts w:ascii="Courier New" w:eastAsia="Times New Roman" w:hAnsi="Courier New" w:cs="Courier New"/>
@@ -12990,7 +10855,6 @@
         </w:rPr>
         <w:t>Item_ID</w:t>
       </w:r>
-      <w:proofErr w:type="spellEnd"/>
       <w:r>
         <w:rPr>
           <w:rFonts w:ascii="Times New Roman" w:eastAsia="Times New Roman" w:hAnsi="Times New Roman" w:cs="Times New Roman"/>
@@ -13002,7 +10866,6 @@
         </w:rPr>
         <w:t xml:space="preserve">, </w:t>
       </w:r>
-      <w:proofErr w:type="spellStart"/>
       <w:r>
         <w:rPr>
           <w:rFonts w:ascii="Courier New" w:eastAsia="Times New Roman" w:hAnsi="Courier New" w:cs="Courier New"/>
@@ -13014,7 +10877,6 @@
         </w:rPr>
         <w:t>Praca</w:t>
       </w:r>
-      <w:proofErr w:type="spellEnd"/>
       <w:r>
         <w:rPr>
           <w:rFonts w:ascii="Times New Roman" w:eastAsia="Times New Roman" w:hAnsi="Times New Roman" w:cs="Times New Roman"/>
@@ -13048,7 +10910,6 @@
         </w:rPr>
         <w:t xml:space="preserve">), e usar essa chave — não os campos descritivos — nos </w:t>
       </w:r>
-      <w:proofErr w:type="spellStart"/>
       <w:r>
         <w:rPr>
           <w:rFonts w:ascii="Courier New" w:eastAsia="Times New Roman" w:hAnsi="Courier New" w:cs="Courier New"/>
@@ -13069,19 +10930,7 @@
           <w:lang w:eastAsia="pt-BR"/>
           <w14:ligatures w14:val="none"/>
         </w:rPr>
-        <w:t>s</w:t>
-      </w:r>
-      <w:proofErr w:type="spellEnd"/>
-      <w:r>
-        <w:rPr>
-          <w:rFonts w:ascii="Times New Roman" w:eastAsia="Times New Roman" w:hAnsi="Times New Roman" w:cs="Times New Roman"/>
-          <w:kern w:val="0"/>
-          <w:sz w:val="24"/>
-          <w:szCs w:val="24"/>
-          <w:lang w:eastAsia="pt-BR"/>
-          <w14:ligatures w14:val="none"/>
-        </w:rPr>
-        <w:t xml:space="preserve"> seguintes.</w:t>
+        <w:t>s seguintes.</w:t>
       </w:r>
     </w:p>
     <w:p>
@@ -13353,7 +11202,6 @@
                 <w14:ligatures w14:val="none"/>
               </w:rPr>
             </w:pPr>
-            <w:proofErr w:type="spellStart"/>
             <w:r>
               <w:rPr>
                 <w:rFonts w:ascii="Times New Roman" w:eastAsia="Times New Roman" w:hAnsi="Times New Roman" w:cs="Times New Roman"/>
@@ -13365,7 +11213,6 @@
               </w:rPr>
               <w:t>localizacao</w:t>
             </w:r>
-            <w:proofErr w:type="spellEnd"/>
           </w:p>
         </w:tc>
         <w:tc>
@@ -13448,21 +11295,8 @@
                 <w:lang w:eastAsia="pt-BR"/>
                 <w14:ligatures w14:val="none"/>
               </w:rPr>
-              <w:t xml:space="preserve"> preenchida com </w:t>
+              <w:t xml:space="preserve"> preenchida com placeholder</w:t>
             </w:r>
-            <w:proofErr w:type="spellStart"/>
-            <w:r>
-              <w:rPr>
-                <w:rFonts w:ascii="Times New Roman" w:eastAsia="Times New Roman" w:hAnsi="Times New Roman" w:cs="Times New Roman"/>
-                <w:kern w:val="0"/>
-                <w:sz w:val="24"/>
-                <w:szCs w:val="24"/>
-                <w:lang w:eastAsia="pt-BR"/>
-                <w14:ligatures w14:val="none"/>
-              </w:rPr>
-              <w:t>placeholder</w:t>
-            </w:r>
-            <w:proofErr w:type="spellEnd"/>
           </w:p>
         </w:tc>
       </w:tr>
@@ -13575,7 +11409,6 @@
                 <w14:ligatures w14:val="none"/>
               </w:rPr>
             </w:pPr>
-            <w:proofErr w:type="spellStart"/>
             <w:r>
               <w:rPr>
                 <w:rFonts w:ascii="Times New Roman" w:eastAsia="Times New Roman" w:hAnsi="Times New Roman" w:cs="Times New Roman"/>
@@ -13587,7 +11420,6 @@
               </w:rPr>
               <w:t>diretor_cartorio</w:t>
             </w:r>
-            <w:proofErr w:type="spellEnd"/>
           </w:p>
         </w:tc>
         <w:tc>
@@ -13751,7 +11583,6 @@
                 <w14:ligatures w14:val="none"/>
               </w:rPr>
             </w:pPr>
-            <w:proofErr w:type="spellStart"/>
             <w:r>
               <w:rPr>
                 <w:rFonts w:ascii="Times New Roman" w:eastAsia="Times New Roman" w:hAnsi="Times New Roman" w:cs="Times New Roman"/>
@@ -13763,7 +11594,6 @@
               </w:rPr>
               <w:t>praca</w:t>
             </w:r>
-            <w:proofErr w:type="spellEnd"/>
           </w:p>
         </w:tc>
         <w:tc>
@@ -13826,8 +11656,6 @@
               </w:rPr>
               <w:t xml:space="preserve">com coluna extra </w:t>
             </w:r>
-            <w:proofErr w:type="spellStart"/>
-            <w:proofErr w:type="gramStart"/>
             <w:r>
               <w:rPr>
                 <w:rFonts w:ascii="Courier New" w:eastAsia="Times New Roman" w:hAnsi="Courier New" w:cs="Courier New"/>
@@ -13837,21 +11665,8 @@
                 <w:lang w:eastAsia="pt-BR"/>
                 <w14:ligatures w14:val="none"/>
               </w:rPr>
-              <w:t>numero</w:t>
+              <w:t>numero_praca</w:t>
             </w:r>
-            <w:proofErr w:type="gramEnd"/>
-            <w:r>
-              <w:rPr>
-                <w:rFonts w:ascii="Courier New" w:eastAsia="Times New Roman" w:hAnsi="Courier New" w:cs="Courier New"/>
-                <w:kern w:val="0"/>
-                <w:sz w:val="20"/>
-                <w:szCs w:val="20"/>
-                <w:lang w:eastAsia="pt-BR"/>
-                <w14:ligatures w14:val="none"/>
-              </w:rPr>
-              <w:t>_praca</w:t>
-            </w:r>
-            <w:proofErr w:type="spellEnd"/>
           </w:p>
         </w:tc>
       </w:tr>
@@ -13950,7 +11765,6 @@
               </w:rPr>
               <w:t xml:space="preserve">coluna </w:t>
             </w:r>
-            <w:proofErr w:type="spellStart"/>
             <w:r>
               <w:rPr>
                 <w:rFonts w:ascii="Courier New" w:eastAsia="Times New Roman" w:hAnsi="Courier New" w:cs="Courier New"/>
@@ -13962,7 +11776,6 @@
               </w:rPr>
               <w:t>endereco</w:t>
             </w:r>
-            <w:proofErr w:type="spellEnd"/>
             <w:r>
               <w:rPr>
                 <w:rFonts w:ascii="Times New Roman" w:eastAsia="Times New Roman" w:hAnsi="Times New Roman" w:cs="Times New Roman"/>
@@ -13972,31 +11785,7 @@
                 <w:lang w:eastAsia="pt-BR"/>
                 <w14:ligatures w14:val="none"/>
               </w:rPr>
-              <w:t xml:space="preserve"> com </w:t>
-            </w:r>
-            <w:proofErr w:type="spellStart"/>
-            <w:r>
-              <w:rPr>
-                <w:rFonts w:ascii="Times New Roman" w:eastAsia="Times New Roman" w:hAnsi="Times New Roman" w:cs="Times New Roman"/>
-                <w:kern w:val="0"/>
-                <w:sz w:val="24"/>
-                <w:szCs w:val="24"/>
-                <w:lang w:eastAsia="pt-BR"/>
-                <w14:ligatures w14:val="none"/>
-              </w:rPr>
-              <w:t>placeholder</w:t>
-            </w:r>
-            <w:proofErr w:type="spellEnd"/>
-            <w:r>
-              <w:rPr>
-                <w:rFonts w:ascii="Times New Roman" w:eastAsia="Times New Roman" w:hAnsi="Times New Roman" w:cs="Times New Roman"/>
-                <w:kern w:val="0"/>
-                <w:sz w:val="24"/>
-                <w:szCs w:val="24"/>
-                <w:lang w:eastAsia="pt-BR"/>
-                <w14:ligatures w14:val="none"/>
-              </w:rPr>
-              <w:t xml:space="preserve"> </w:t>
+              <w:t xml:space="preserve"> com placeholder </w:t>
             </w:r>
             <w:r>
               <w:rPr>
@@ -14107,7 +11896,6 @@
               </w:rPr>
               <w:t xml:space="preserve">com coluna extra </w:t>
             </w:r>
-            <w:proofErr w:type="spellStart"/>
             <w:r>
               <w:rPr>
                 <w:rFonts w:ascii="Courier New" w:eastAsia="Times New Roman" w:hAnsi="Courier New" w:cs="Courier New"/>
@@ -14119,7 +11907,6 @@
               </w:rPr>
               <w:t>item_id_origem</w:t>
             </w:r>
-            <w:proofErr w:type="spellEnd"/>
           </w:p>
         </w:tc>
       </w:tr>
@@ -14145,7 +11932,6 @@
                 <w14:ligatures w14:val="none"/>
               </w:rPr>
             </w:pPr>
-            <w:proofErr w:type="spellStart"/>
             <w:r>
               <w:rPr>
                 <w:rFonts w:ascii="Times New Roman" w:eastAsia="Times New Roman" w:hAnsi="Times New Roman" w:cs="Times New Roman"/>
@@ -14157,7 +11943,6 @@
               </w:rPr>
               <w:t>cartorio</w:t>
             </w:r>
-            <w:proofErr w:type="spellEnd"/>
           </w:p>
         </w:tc>
         <w:tc>
@@ -14307,8 +12092,6 @@
               </w:rPr>
               <w:t xml:space="preserve">com coluna extra </w:t>
             </w:r>
-            <w:proofErr w:type="spellStart"/>
-            <w:proofErr w:type="gramStart"/>
             <w:r>
               <w:rPr>
                 <w:rFonts w:ascii="Courier New" w:eastAsia="Times New Roman" w:hAnsi="Courier New" w:cs="Courier New"/>
@@ -14318,21 +12101,8 @@
                 <w:lang w:eastAsia="pt-BR"/>
                 <w14:ligatures w14:val="none"/>
               </w:rPr>
-              <w:t>numero</w:t>
+              <w:t>numero_processo_origem</w:t>
             </w:r>
-            <w:proofErr w:type="gramEnd"/>
-            <w:r>
-              <w:rPr>
-                <w:rFonts w:ascii="Courier New" w:eastAsia="Times New Roman" w:hAnsi="Courier New" w:cs="Courier New"/>
-                <w:kern w:val="0"/>
-                <w:sz w:val="20"/>
-                <w:szCs w:val="20"/>
-                <w:lang w:eastAsia="pt-BR"/>
-                <w14:ligatures w14:val="none"/>
-              </w:rPr>
-              <w:t>_processo_origem</w:t>
-            </w:r>
-            <w:proofErr w:type="spellEnd"/>
           </w:p>
         </w:tc>
       </w:tr>
@@ -14358,7 +12128,6 @@
                 <w14:ligatures w14:val="none"/>
               </w:rPr>
             </w:pPr>
-            <w:proofErr w:type="spellStart"/>
             <w:r>
               <w:rPr>
                 <w:rFonts w:ascii="Times New Roman" w:eastAsia="Times New Roman" w:hAnsi="Times New Roman" w:cs="Times New Roman"/>
@@ -14370,7 +12139,6 @@
               </w:rPr>
               <w:t>leilao</w:t>
             </w:r>
-            <w:proofErr w:type="spellEnd"/>
           </w:p>
         </w:tc>
         <w:tc>
@@ -14433,7 +12201,6 @@
               </w:rPr>
               <w:t xml:space="preserve">bate com o total de linhas do </w:t>
             </w:r>
-            <w:proofErr w:type="spellStart"/>
             <w:r>
               <w:rPr>
                 <w:rFonts w:ascii="Courier New" w:eastAsia="Times New Roman" w:hAnsi="Courier New" w:cs="Courier New"/>
@@ -14445,7 +12212,6 @@
               </w:rPr>
               <w:t>leilao_bruto</w:t>
             </w:r>
-            <w:proofErr w:type="spellEnd"/>
             <w:r>
               <w:rPr>
                 <w:rFonts w:ascii="Times New Roman" w:eastAsia="Times New Roman" w:hAnsi="Times New Roman" w:cs="Times New Roman"/>
@@ -14527,9 +12293,76 @@
           <w:lang w:eastAsia="pt-BR"/>
           <w14:ligatures w14:val="none"/>
         </w:rPr>
-        <w:t xml:space="preserve">GROUP BY ... HAVING </w:t>
-      </w:r>
-      <w:proofErr w:type="gramStart"/>
+        <w:t>GROUP BY ... HAVING COUNT(*) &gt; 1</w:t>
+      </w:r>
+      <w:r>
+        <w:rPr>
+          <w:rFonts w:ascii="Times New Roman" w:eastAsia="Times New Roman" w:hAnsi="Times New Roman" w:cs="Times New Roman"/>
+          <w:kern w:val="0"/>
+          <w:sz w:val="24"/>
+          <w:szCs w:val="24"/>
+          <w:lang w:eastAsia="pt-BR"/>
+          <w14:ligatures w14:val="none"/>
+        </w:rPr>
+        <w:t xml:space="preserve"> retornaram vazio em todos os casos, após ajustes).</w:t>
+      </w:r>
+    </w:p>
+    <w:p>
+      <w:pPr>
+        <w:spacing w:before="100" w:beforeAutospacing="1" w:after="100" w:afterAutospacing="1" w:line="240" w:lineRule="auto"/>
+        <w:outlineLvl w:val="1"/>
+        <w:rPr>
+          <w:rFonts w:ascii="Times New Roman" w:eastAsia="Times New Roman" w:hAnsi="Times New Roman" w:cs="Times New Roman"/>
+          <w:b/>
+          <w:bCs/>
+          <w:kern w:val="0"/>
+          <w:sz w:val="36"/>
+          <w:szCs w:val="36"/>
+          <w:lang w:eastAsia="pt-BR"/>
+          <w14:ligatures w14:val="none"/>
+        </w:rPr>
+      </w:pPr>
+      <w:r>
+        <w:rPr>
+          <w:rFonts w:ascii="Times New Roman" w:eastAsia="Times New Roman" w:hAnsi="Times New Roman" w:cs="Times New Roman"/>
+          <w:b/>
+          <w:bCs/>
+          <w:kern w:val="0"/>
+          <w:sz w:val="36"/>
+          <w:szCs w:val="36"/>
+          <w:lang w:eastAsia="pt-BR"/>
+          <w14:ligatures w14:val="none"/>
+        </w:rPr>
+        <w:t>6. Próximos passos (para retomar)</w:t>
+      </w:r>
+    </w:p>
+    <w:p>
+      <w:pPr>
+        <w:numPr>
+          <w:ilvl w:val="0"/>
+          <w:numId w:val="9"/>
+        </w:numPr>
+        <w:spacing w:before="100" w:beforeAutospacing="1" w:after="100" w:afterAutospacing="1" w:line="240" w:lineRule="auto"/>
+        <w:rPr>
+          <w:rFonts w:ascii="Times New Roman" w:eastAsia="Times New Roman" w:hAnsi="Times New Roman" w:cs="Times New Roman"/>
+          <w:kern w:val="0"/>
+          <w:sz w:val="24"/>
+          <w:szCs w:val="24"/>
+          <w:lang w:eastAsia="pt-BR"/>
+          <w14:ligatures w14:val="none"/>
+        </w:rPr>
+      </w:pPr>
+      <w:r>
+        <w:rPr>
+          <w:rFonts w:ascii="Times New Roman" w:eastAsia="Times New Roman" w:hAnsi="Times New Roman" w:cs="Times New Roman"/>
+          <w:kern w:val="0"/>
+          <w:sz w:val="24"/>
+          <w:szCs w:val="24"/>
+          <w:lang w:eastAsia="pt-BR"/>
+          <w14:ligatures w14:val="none"/>
+        </w:rPr>
+        <w:t xml:space="preserve">Confirmar </w:t>
+      </w:r>
       <w:r>
         <w:rPr>
           <w:rFonts w:ascii="Courier New" w:eastAsia="Times New Roman" w:hAnsi="Courier New" w:cs="Courier New"/>
@@ -14539,9 +12372,75 @@
           <w:lang w:eastAsia="pt-BR"/>
           <w14:ligatures w14:val="none"/>
         </w:rPr>
-        <w:t>COUNT(</w:t>
-      </w:r>
-      <w:proofErr w:type="gramEnd"/>
+        <w:t>COUNT(*) FROM cartorio</w:t>
+      </w:r>
+      <w:r>
+        <w:rPr>
+          <w:rFonts w:ascii="Times New Roman" w:eastAsia="Times New Roman" w:hAnsi="Times New Roman" w:cs="Times New Roman"/>
+          <w:kern w:val="0"/>
+          <w:sz w:val="24"/>
+          <w:szCs w:val="24"/>
+          <w:lang w:eastAsia="pt-BR"/>
+          <w14:ligatures w14:val="none"/>
+        </w:rPr>
+        <w:t xml:space="preserve"> (pendente de registro)</w:t>
+      </w:r>
+    </w:p>
+    <w:p>
+      <w:pPr>
+        <w:numPr>
+          <w:ilvl w:val="0"/>
+          <w:numId w:val="9"/>
+        </w:numPr>
+        <w:spacing w:before="100" w:beforeAutospacing="1" w:after="100" w:afterAutospacing="1" w:line="240" w:lineRule="auto"/>
+        <w:rPr>
+          <w:rFonts w:ascii="Times New Roman" w:eastAsia="Times New Roman" w:hAnsi="Times New Roman" w:cs="Times New Roman"/>
+          <w:kern w:val="0"/>
+          <w:sz w:val="24"/>
+          <w:szCs w:val="24"/>
+          <w:lang w:eastAsia="pt-BR"/>
+          <w14:ligatures w14:val="none"/>
+        </w:rPr>
+      </w:pPr>
+      <w:r>
+        <w:rPr>
+          <w:rFonts w:ascii="Times New Roman" w:eastAsia="Times New Roman" w:hAnsi="Times New Roman" w:cs="Times New Roman"/>
+          <w:kern w:val="0"/>
+          <w:sz w:val="24"/>
+          <w:szCs w:val="24"/>
+          <w:lang w:eastAsia="pt-BR"/>
+          <w14:ligatures w14:val="none"/>
+        </w:rPr>
+        <w:t>Validar cada relação (checar registros órfãos — FK apontando para ID inexistente) antes de criar as constraints</w:t>
+      </w:r>
+    </w:p>
+    <w:p>
+      <w:pPr>
+        <w:numPr>
+          <w:ilvl w:val="0"/>
+          <w:numId w:val="9"/>
+        </w:numPr>
+        <w:spacing w:before="100" w:beforeAutospacing="1" w:after="100" w:afterAutospacing="1" w:line="240" w:lineRule="auto"/>
+        <w:rPr>
+          <w:rFonts w:ascii="Times New Roman" w:eastAsia="Times New Roman" w:hAnsi="Times New Roman" w:cs="Times New Roman"/>
+          <w:kern w:val="0"/>
+          <w:sz w:val="24"/>
+          <w:szCs w:val="24"/>
+          <w:lang w:eastAsia="pt-BR"/>
+          <w14:ligatures w14:val="none"/>
+        </w:rPr>
+      </w:pPr>
+      <w:r>
+        <w:rPr>
+          <w:rFonts w:ascii="Times New Roman" w:eastAsia="Times New Roman" w:hAnsi="Times New Roman" w:cs="Times New Roman"/>
+          <w:kern w:val="0"/>
+          <w:sz w:val="24"/>
+          <w:szCs w:val="24"/>
+          <w:lang w:eastAsia="pt-BR"/>
+          <w14:ligatures w14:val="none"/>
+        </w:rPr>
+        <w:t xml:space="preserve">Criar as 10 </w:t>
+      </w:r>
       <w:r>
         <w:rPr>
           <w:rFonts w:ascii="Courier New" w:eastAsia="Times New Roman" w:hAnsi="Courier New" w:cs="Courier New"/>
@@ -14551,7 +12450,7 @@
           <w:lang w:eastAsia="pt-BR"/>
           <w14:ligatures w14:val="none"/>
         </w:rPr>
-        <w:t>*) &gt; 1</w:t>
+        <w:t>FOREIGN KEY</w:t>
       </w:r>
       <w:r>
         <w:rPr>
@@ -14562,42 +12461,13 @@
           <w:lang w:eastAsia="pt-BR"/>
           <w14:ligatures w14:val="none"/>
         </w:rPr>
-        <w:t xml:space="preserve"> retornaram vazio em todos os casos, após ajustes).</w:t>
-      </w:r>
-    </w:p>
-    <w:p>
-      <w:pPr>
-        <w:spacing w:before="100" w:beforeAutospacing="1" w:after="100" w:afterAutospacing="1" w:line="240" w:lineRule="auto"/>
-        <w:outlineLvl w:val="1"/>
-        <w:rPr>
-          <w:rFonts w:ascii="Times New Roman" w:eastAsia="Times New Roman" w:hAnsi="Times New Roman" w:cs="Times New Roman"/>
-          <w:b/>
-          <w:bCs/>
-          <w:kern w:val="0"/>
-          <w:sz w:val="36"/>
-          <w:szCs w:val="36"/>
-          <w:lang w:eastAsia="pt-BR"/>
-          <w14:ligatures w14:val="none"/>
-        </w:rPr>
-      </w:pPr>
-      <w:r>
-        <w:rPr>
-          <w:rFonts w:ascii="Times New Roman" w:eastAsia="Times New Roman" w:hAnsi="Times New Roman" w:cs="Times New Roman"/>
-          <w:b/>
-          <w:bCs/>
-          <w:kern w:val="0"/>
-          <w:sz w:val="36"/>
-          <w:szCs w:val="36"/>
-          <w:lang w:eastAsia="pt-BR"/>
-          <w14:ligatures w14:val="none"/>
-        </w:rPr>
-        <w:t>6. Próximos passos (para retomar)</w:t>
+        <w:t xml:space="preserve">: </w:t>
       </w:r>
     </w:p>
     <w:p>
       <w:pPr>
         <w:numPr>
-          <w:ilvl w:val="0"/>
+          <w:ilvl w:val="1"/>
           <w:numId w:val="9"/>
         </w:numPr>
         <w:spacing w:before="100" w:beforeAutospacing="1" w:after="100" w:afterAutospacing="1" w:line="240" w:lineRule="auto"/>
@@ -14612,6 +12482,17 @@
       </w:pPr>
       <w:r>
         <w:rPr>
+          <w:rFonts w:ascii="Courier New" w:eastAsia="Times New Roman" w:hAnsi="Courier New" w:cs="Courier New"/>
+          <w:kern w:val="0"/>
+          <w:sz w:val="20"/>
+          <w:szCs w:val="20"/>
+          <w:lang w:eastAsia="pt-BR"/>
+          <w14:ligatures w14:val="none"/>
+        </w:rPr>
+        <w:t>lote.id_arrematante</w:t>
+      </w:r>
+      <w:r>
+        <w:rPr>
           <w:rFonts w:ascii="Times New Roman" w:eastAsia="Times New Roman" w:hAnsi="Times New Roman" w:cs="Times New Roman"/>
           <w:kern w:val="0"/>
           <w:sz w:val="24"/>
@@ -14619,9 +12500,8 @@
           <w:lang w:eastAsia="pt-BR"/>
           <w14:ligatures w14:val="none"/>
         </w:rPr>
-        <w:t xml:space="preserve">Confirmar </w:t>
-      </w:r>
-      <w:proofErr w:type="gramStart"/>
+        <w:t xml:space="preserve"> → </w:t>
+      </w:r>
       <w:r>
         <w:rPr>
           <w:rFonts w:ascii="Courier New" w:eastAsia="Times New Roman" w:hAnsi="Courier New" w:cs="Courier New"/>
@@ -14631,9 +12511,25 @@
           <w:lang w:eastAsia="pt-BR"/>
           <w14:ligatures w14:val="none"/>
         </w:rPr>
-        <w:t>COUNT(</w:t>
-      </w:r>
-      <w:proofErr w:type="gramEnd"/>
+        <w:t>arrematante.id_arrematante</w:t>
+      </w:r>
+    </w:p>
+    <w:p>
+      <w:pPr>
+        <w:numPr>
+          <w:ilvl w:val="1"/>
+          <w:numId w:val="9"/>
+        </w:numPr>
+        <w:spacing w:before="100" w:beforeAutospacing="1" w:after="100" w:afterAutospacing="1" w:line="240" w:lineRule="auto"/>
+        <w:rPr>
+          <w:rFonts w:ascii="Times New Roman" w:eastAsia="Times New Roman" w:hAnsi="Times New Roman" w:cs="Times New Roman"/>
+          <w:kern w:val="0"/>
+          <w:sz w:val="24"/>
+          <w:szCs w:val="24"/>
+          <w:lang w:eastAsia="pt-BR"/>
+          <w14:ligatures w14:val="none"/>
+        </w:rPr>
+      </w:pPr>
       <w:r>
         <w:rPr>
           <w:rFonts w:ascii="Courier New" w:eastAsia="Times New Roman" w:hAnsi="Courier New" w:cs="Courier New"/>
@@ -14643,9 +12539,19 @@
           <w:lang w:eastAsia="pt-BR"/>
           <w14:ligatures w14:val="none"/>
         </w:rPr>
-        <w:t xml:space="preserve">*) FROM </w:t>
-      </w:r>
-      <w:proofErr w:type="spellStart"/>
+        <w:t>cartorio.id_Juiz</w:t>
+      </w:r>
+      <w:r>
+        <w:rPr>
+          <w:rFonts w:ascii="Times New Roman" w:eastAsia="Times New Roman" w:hAnsi="Times New Roman" w:cs="Times New Roman"/>
+          <w:kern w:val="0"/>
+          <w:sz w:val="24"/>
+          <w:szCs w:val="24"/>
+          <w:lang w:eastAsia="pt-BR"/>
+          <w14:ligatures w14:val="none"/>
+        </w:rPr>
+        <w:t xml:space="preserve"> → </w:t>
+      </w:r>
       <w:r>
         <w:rPr>
           <w:rFonts w:ascii="Courier New" w:eastAsia="Times New Roman" w:hAnsi="Courier New" w:cs="Courier New"/>
@@ -14655,10 +12561,16 @@
           <w:lang w:eastAsia="pt-BR"/>
           <w14:ligatures w14:val="none"/>
         </w:rPr>
-        <w:t>cartorio</w:t>
-      </w:r>
-      <w:proofErr w:type="spellEnd"/>
-      <w:r>
+        <w:t>juiz.id_Juiz</w:t>
+      </w:r>
+    </w:p>
+    <w:p>
+      <w:pPr>
+        <w:numPr>
+          <w:ilvl w:val="1"/>
+          <w:numId w:val="9"/>
+        </w:numPr>
+        <w:spacing w:before="100" w:beforeAutospacing="1" w:after="100" w:afterAutospacing="1" w:line="240" w:lineRule="auto"/>
         <w:rPr>
           <w:rFonts w:ascii="Times New Roman" w:eastAsia="Times New Roman" w:hAnsi="Times New Roman" w:cs="Times New Roman"/>
           <w:kern w:val="0"/>
@@ -14667,16 +12579,19 @@
           <w:lang w:eastAsia="pt-BR"/>
           <w14:ligatures w14:val="none"/>
         </w:rPr>
-        <w:t xml:space="preserve"> (pendente de registro)</w:t>
-      </w:r>
-    </w:p>
-    <w:p>
-      <w:pPr>
-        <w:numPr>
-          <w:ilvl w:val="0"/>
-          <w:numId w:val="9"/>
-        </w:numPr>
-        <w:spacing w:before="100" w:beforeAutospacing="1" w:after="100" w:afterAutospacing="1" w:line="240" w:lineRule="auto"/>
+      </w:pPr>
+      <w:r>
+        <w:rPr>
+          <w:rFonts w:ascii="Courier New" w:eastAsia="Times New Roman" w:hAnsi="Courier New" w:cs="Courier New"/>
+          <w:kern w:val="0"/>
+          <w:sz w:val="20"/>
+          <w:szCs w:val="20"/>
+          <w:lang w:eastAsia="pt-BR"/>
+          <w14:ligatures w14:val="none"/>
+        </w:rPr>
+        <w:t>cartorio.ID_local_cartorio</w:t>
+      </w:r>
+      <w:r>
         <w:rPr>
           <w:rFonts w:ascii="Times New Roman" w:eastAsia="Times New Roman" w:hAnsi="Times New Roman" w:cs="Times New Roman"/>
           <w:kern w:val="0"/>
@@ -14685,8 +12600,27 @@
           <w:lang w:eastAsia="pt-BR"/>
           <w14:ligatures w14:val="none"/>
         </w:rPr>
-      </w:pPr>
-      <w:r>
+        <w:t xml:space="preserve"> → </w:t>
+      </w:r>
+      <w:r>
+        <w:rPr>
+          <w:rFonts w:ascii="Courier New" w:eastAsia="Times New Roman" w:hAnsi="Courier New" w:cs="Courier New"/>
+          <w:kern w:val="0"/>
+          <w:sz w:val="20"/>
+          <w:szCs w:val="20"/>
+          <w:lang w:eastAsia="pt-BR"/>
+          <w14:ligatures w14:val="none"/>
+        </w:rPr>
+        <w:t>localizacao.ID_local_cartorio</w:t>
+      </w:r>
+    </w:p>
+    <w:p>
+      <w:pPr>
+        <w:numPr>
+          <w:ilvl w:val="1"/>
+          <w:numId w:val="9"/>
+        </w:numPr>
+        <w:spacing w:before="100" w:beforeAutospacing="1" w:after="100" w:afterAutospacing="1" w:line="240" w:lineRule="auto"/>
         <w:rPr>
           <w:rFonts w:ascii="Times New Roman" w:eastAsia="Times New Roman" w:hAnsi="Times New Roman" w:cs="Times New Roman"/>
           <w:kern w:val="0"/>
@@ -14695,9 +12629,18 @@
           <w:lang w:eastAsia="pt-BR"/>
           <w14:ligatures w14:val="none"/>
         </w:rPr>
-        <w:t xml:space="preserve">Validar cada relação (checar registros órfãos — FK apontando para ID inexistente) antes de criar as </w:t>
-      </w:r>
-      <w:proofErr w:type="spellStart"/>
+      </w:pPr>
+      <w:r>
+        <w:rPr>
+          <w:rFonts w:ascii="Courier New" w:eastAsia="Times New Roman" w:hAnsi="Courier New" w:cs="Courier New"/>
+          <w:kern w:val="0"/>
+          <w:sz w:val="20"/>
+          <w:szCs w:val="20"/>
+          <w:lang w:eastAsia="pt-BR"/>
+          <w14:ligatures w14:val="none"/>
+        </w:rPr>
+        <w:t>cartorio.id_diretor</w:t>
+      </w:r>
       <w:r>
         <w:rPr>
           <w:rFonts w:ascii="Times New Roman" w:eastAsia="Times New Roman" w:hAnsi="Times New Roman" w:cs="Times New Roman"/>
@@ -14707,14 +12650,24 @@
           <w:lang w:eastAsia="pt-BR"/>
           <w14:ligatures w14:val="none"/>
         </w:rPr>
-        <w:t>constraints</w:t>
-      </w:r>
-      <w:proofErr w:type="spellEnd"/>
+        <w:t xml:space="preserve"> → </w:t>
+      </w:r>
+      <w:r>
+        <w:rPr>
+          <w:rFonts w:ascii="Courier New" w:eastAsia="Times New Roman" w:hAnsi="Courier New" w:cs="Courier New"/>
+          <w:kern w:val="0"/>
+          <w:sz w:val="20"/>
+          <w:szCs w:val="20"/>
+          <w:lang w:eastAsia="pt-BR"/>
+          <w14:ligatures w14:val="none"/>
+        </w:rPr>
+        <w:t>diretor_cartorio.id_diretor</w:t>
+      </w:r>
     </w:p>
     <w:p>
       <w:pPr>
         <w:numPr>
-          <w:ilvl w:val="0"/>
+          <w:ilvl w:val="1"/>
           <w:numId w:val="9"/>
         </w:numPr>
         <w:spacing w:before="100" w:beforeAutospacing="1" w:after="100" w:afterAutospacing="1" w:line="240" w:lineRule="auto"/>
@@ -14729,6 +12682,17 @@
       </w:pPr>
       <w:r>
         <w:rPr>
+          <w:rFonts w:ascii="Courier New" w:eastAsia="Times New Roman" w:hAnsi="Courier New" w:cs="Courier New"/>
+          <w:kern w:val="0"/>
+          <w:sz w:val="20"/>
+          <w:szCs w:val="20"/>
+          <w:lang w:eastAsia="pt-BR"/>
+          <w14:ligatures w14:val="none"/>
+        </w:rPr>
+        <w:t>cartorio.id_comercial</w:t>
+      </w:r>
+      <w:r>
+        <w:rPr>
           <w:rFonts w:ascii="Times New Roman" w:eastAsia="Times New Roman" w:hAnsi="Times New Roman" w:cs="Times New Roman"/>
           <w:kern w:val="0"/>
           <w:sz w:val="24"/>
@@ -14736,7 +12700,7 @@
           <w:lang w:eastAsia="pt-BR"/>
           <w14:ligatures w14:val="none"/>
         </w:rPr>
-        <w:t xml:space="preserve">Criar as 10 </w:t>
+        <w:t xml:space="preserve"> → </w:t>
       </w:r>
       <w:r>
         <w:rPr>
@@ -14747,9 +12711,16 @@
           <w:lang w:eastAsia="pt-BR"/>
           <w14:ligatures w14:val="none"/>
         </w:rPr>
-        <w:t>FOREIGN KEY</w:t>
-      </w:r>
-      <w:r>
+        <w:t>comercial.idComercial</w:t>
+      </w:r>
+    </w:p>
+    <w:p>
+      <w:pPr>
+        <w:numPr>
+          <w:ilvl w:val="1"/>
+          <w:numId w:val="9"/>
+        </w:numPr>
+        <w:spacing w:before="100" w:beforeAutospacing="1" w:after="100" w:afterAutospacing="1" w:line="240" w:lineRule="auto"/>
         <w:rPr>
           <w:rFonts w:ascii="Times New Roman" w:eastAsia="Times New Roman" w:hAnsi="Times New Roman" w:cs="Times New Roman"/>
           <w:kern w:val="0"/>
@@ -14758,16 +12729,19 @@
           <w:lang w:eastAsia="pt-BR"/>
           <w14:ligatures w14:val="none"/>
         </w:rPr>
-        <w:t xml:space="preserve">: </w:t>
-      </w:r>
-    </w:p>
-    <w:p>
-      <w:pPr>
-        <w:numPr>
-          <w:ilvl w:val="1"/>
-          <w:numId w:val="9"/>
-        </w:numPr>
-        <w:spacing w:before="100" w:beforeAutospacing="1" w:after="100" w:afterAutospacing="1" w:line="240" w:lineRule="auto"/>
+      </w:pPr>
+      <w:r>
+        <w:rPr>
+          <w:rFonts w:ascii="Courier New" w:eastAsia="Times New Roman" w:hAnsi="Courier New" w:cs="Courier New"/>
+          <w:kern w:val="0"/>
+          <w:sz w:val="20"/>
+          <w:szCs w:val="20"/>
+          <w:lang w:eastAsia="pt-BR"/>
+          <w14:ligatures w14:val="none"/>
+        </w:rPr>
+        <w:t>processo.id_cartorio</w:t>
+      </w:r>
+      <w:r>
         <w:rPr>
           <w:rFonts w:ascii="Times New Roman" w:eastAsia="Times New Roman" w:hAnsi="Times New Roman" w:cs="Times New Roman"/>
           <w:kern w:val="0"/>
@@ -14776,8 +12750,8 @@
           <w:lang w:eastAsia="pt-BR"/>
           <w14:ligatures w14:val="none"/>
         </w:rPr>
-      </w:pPr>
-      <w:proofErr w:type="spellStart"/>
+        <w:t xml:space="preserve"> → </w:t>
+      </w:r>
       <w:r>
         <w:rPr>
           <w:rFonts w:ascii="Courier New" w:eastAsia="Times New Roman" w:hAnsi="Courier New" w:cs="Courier New"/>
@@ -14787,10 +12761,16 @@
           <w:lang w:eastAsia="pt-BR"/>
           <w14:ligatures w14:val="none"/>
         </w:rPr>
-        <w:t>lote.id_arrematante</w:t>
-      </w:r>
-      <w:proofErr w:type="spellEnd"/>
-      <w:r>
+        <w:t>cartorio.Id_cartorio</w:t>
+      </w:r>
+    </w:p>
+    <w:p>
+      <w:pPr>
+        <w:numPr>
+          <w:ilvl w:val="1"/>
+          <w:numId w:val="9"/>
+        </w:numPr>
+        <w:spacing w:before="100" w:beforeAutospacing="1" w:after="100" w:afterAutospacing="1" w:line="240" w:lineRule="auto"/>
         <w:rPr>
           <w:rFonts w:ascii="Times New Roman" w:eastAsia="Times New Roman" w:hAnsi="Times New Roman" w:cs="Times New Roman"/>
           <w:kern w:val="0"/>
@@ -14799,9 +12779,7 @@
           <w:lang w:eastAsia="pt-BR"/>
           <w14:ligatures w14:val="none"/>
         </w:rPr>
-        <w:t xml:space="preserve"> → </w:t>
-      </w:r>
-      <w:proofErr w:type="spellStart"/>
+      </w:pPr>
       <w:r>
         <w:rPr>
           <w:rFonts w:ascii="Courier New" w:eastAsia="Times New Roman" w:hAnsi="Courier New" w:cs="Courier New"/>
@@ -14811,17 +12789,9 @@
           <w:lang w:eastAsia="pt-BR"/>
           <w14:ligatures w14:val="none"/>
         </w:rPr>
-        <w:t>arrematante.id_arrematante</w:t>
-      </w:r>
-      <w:proofErr w:type="spellEnd"/>
-    </w:p>
-    <w:p>
-      <w:pPr>
-        <w:numPr>
-          <w:ilvl w:val="1"/>
-          <w:numId w:val="9"/>
-        </w:numPr>
-        <w:spacing w:before="100" w:beforeAutospacing="1" w:after="100" w:afterAutospacing="1" w:line="240" w:lineRule="auto"/>
+        <w:t>leilao.Id_praca</w:t>
+      </w:r>
+      <w:r>
         <w:rPr>
           <w:rFonts w:ascii="Times New Roman" w:eastAsia="Times New Roman" w:hAnsi="Times New Roman" w:cs="Times New Roman"/>
           <w:kern w:val="0"/>
@@ -14830,8 +12800,8 @@
           <w:lang w:eastAsia="pt-BR"/>
           <w14:ligatures w14:val="none"/>
         </w:rPr>
-      </w:pPr>
-      <w:proofErr w:type="spellStart"/>
+        <w:t xml:space="preserve"> → </w:t>
+      </w:r>
       <w:r>
         <w:rPr>
           <w:rFonts w:ascii="Courier New" w:eastAsia="Times New Roman" w:hAnsi="Courier New" w:cs="Courier New"/>
@@ -14841,10 +12811,16 @@
           <w:lang w:eastAsia="pt-BR"/>
           <w14:ligatures w14:val="none"/>
         </w:rPr>
-        <w:t>cartorio.id_Juiz</w:t>
-      </w:r>
-      <w:proofErr w:type="spellEnd"/>
-      <w:r>
+        <w:t>praca.Id_praca</w:t>
+      </w:r>
+    </w:p>
+    <w:p>
+      <w:pPr>
+        <w:numPr>
+          <w:ilvl w:val="1"/>
+          <w:numId w:val="9"/>
+        </w:numPr>
+        <w:spacing w:before="100" w:beforeAutospacing="1" w:after="100" w:afterAutospacing="1" w:line="240" w:lineRule="auto"/>
         <w:rPr>
           <w:rFonts w:ascii="Times New Roman" w:eastAsia="Times New Roman" w:hAnsi="Times New Roman" w:cs="Times New Roman"/>
           <w:kern w:val="0"/>
@@ -14853,9 +12829,7 @@
           <w:lang w:eastAsia="pt-BR"/>
           <w14:ligatures w14:val="none"/>
         </w:rPr>
-        <w:t xml:space="preserve"> → </w:t>
-      </w:r>
-      <w:proofErr w:type="spellStart"/>
+      </w:pPr>
       <w:r>
         <w:rPr>
           <w:rFonts w:ascii="Courier New" w:eastAsia="Times New Roman" w:hAnsi="Courier New" w:cs="Courier New"/>
@@ -14865,17 +12839,9 @@
           <w:lang w:eastAsia="pt-BR"/>
           <w14:ligatures w14:val="none"/>
         </w:rPr>
-        <w:t>juiz.id_Juiz</w:t>
-      </w:r>
-      <w:proofErr w:type="spellEnd"/>
-    </w:p>
-    <w:p>
-      <w:pPr>
-        <w:numPr>
-          <w:ilvl w:val="1"/>
-          <w:numId w:val="9"/>
-        </w:numPr>
-        <w:spacing w:before="100" w:beforeAutospacing="1" w:after="100" w:afterAutospacing="1" w:line="240" w:lineRule="auto"/>
+        <w:t>leilao.id_lote</w:t>
+      </w:r>
+      <w:r>
         <w:rPr>
           <w:rFonts w:ascii="Times New Roman" w:eastAsia="Times New Roman" w:hAnsi="Times New Roman" w:cs="Times New Roman"/>
           <w:kern w:val="0"/>
@@ -14884,8 +12850,8 @@
           <w:lang w:eastAsia="pt-BR"/>
           <w14:ligatures w14:val="none"/>
         </w:rPr>
-      </w:pPr>
-      <w:proofErr w:type="spellStart"/>
+        <w:t xml:space="preserve"> → </w:t>
+      </w:r>
       <w:r>
         <w:rPr>
           <w:rFonts w:ascii="Courier New" w:eastAsia="Times New Roman" w:hAnsi="Courier New" w:cs="Courier New"/>
@@ -14895,10 +12861,16 @@
           <w:lang w:eastAsia="pt-BR"/>
           <w14:ligatures w14:val="none"/>
         </w:rPr>
-        <w:t>cartorio.ID_local_cartorio</w:t>
-      </w:r>
-      <w:proofErr w:type="spellEnd"/>
-      <w:r>
+        <w:t>lote.id_lote</w:t>
+      </w:r>
+    </w:p>
+    <w:p>
+      <w:pPr>
+        <w:numPr>
+          <w:ilvl w:val="1"/>
+          <w:numId w:val="9"/>
+        </w:numPr>
+        <w:spacing w:before="100" w:beforeAutospacing="1" w:after="100" w:afterAutospacing="1" w:line="240" w:lineRule="auto"/>
         <w:rPr>
           <w:rFonts w:ascii="Times New Roman" w:eastAsia="Times New Roman" w:hAnsi="Times New Roman" w:cs="Times New Roman"/>
           <w:kern w:val="0"/>
@@ -14907,9 +12879,7 @@
           <w:lang w:eastAsia="pt-BR"/>
           <w14:ligatures w14:val="none"/>
         </w:rPr>
-        <w:t xml:space="preserve"> → </w:t>
-      </w:r>
-      <w:proofErr w:type="spellStart"/>
+      </w:pPr>
       <w:r>
         <w:rPr>
           <w:rFonts w:ascii="Courier New" w:eastAsia="Times New Roman" w:hAnsi="Courier New" w:cs="Courier New"/>
@@ -14919,17 +12889,9 @@
           <w:lang w:eastAsia="pt-BR"/>
           <w14:ligatures w14:val="none"/>
         </w:rPr>
-        <w:t>localizacao.ID_local_cartorio</w:t>
-      </w:r>
-      <w:proofErr w:type="spellEnd"/>
-    </w:p>
-    <w:p>
-      <w:pPr>
-        <w:numPr>
-          <w:ilvl w:val="1"/>
-          <w:numId w:val="9"/>
-        </w:numPr>
-        <w:spacing w:before="100" w:beforeAutospacing="1" w:after="100" w:afterAutospacing="1" w:line="240" w:lineRule="auto"/>
+        <w:t>leilao.id_processo</w:t>
+      </w:r>
+      <w:r>
         <w:rPr>
           <w:rFonts w:ascii="Times New Roman" w:eastAsia="Times New Roman" w:hAnsi="Times New Roman" w:cs="Times New Roman"/>
           <w:kern w:val="0"/>
@@ -14938,8 +12900,8 @@
           <w:lang w:eastAsia="pt-BR"/>
           <w14:ligatures w14:val="none"/>
         </w:rPr>
-      </w:pPr>
-      <w:proofErr w:type="spellStart"/>
+        <w:t xml:space="preserve"> → </w:t>
+      </w:r>
       <w:r>
         <w:rPr>
           <w:rFonts w:ascii="Courier New" w:eastAsia="Times New Roman" w:hAnsi="Courier New" w:cs="Courier New"/>
@@ -14949,10 +12911,16 @@
           <w:lang w:eastAsia="pt-BR"/>
           <w14:ligatures w14:val="none"/>
         </w:rPr>
-        <w:t>cartorio.id_diretor</w:t>
-      </w:r>
-      <w:proofErr w:type="spellEnd"/>
-      <w:r>
+        <w:t>processo.id_processo</w:t>
+      </w:r>
+    </w:p>
+    <w:p>
+      <w:pPr>
+        <w:numPr>
+          <w:ilvl w:val="1"/>
+          <w:numId w:val="9"/>
+        </w:numPr>
+        <w:spacing w:before="100" w:beforeAutospacing="1" w:after="100" w:afterAutospacing="1" w:line="240" w:lineRule="auto"/>
         <w:rPr>
           <w:rFonts w:ascii="Times New Roman" w:eastAsia="Times New Roman" w:hAnsi="Times New Roman" w:cs="Times New Roman"/>
           <w:kern w:val="0"/>
@@ -14961,9 +12929,7 @@
           <w:lang w:eastAsia="pt-BR"/>
           <w14:ligatures w14:val="none"/>
         </w:rPr>
-        <w:t xml:space="preserve"> → </w:t>
-      </w:r>
-      <w:proofErr w:type="spellStart"/>
+      </w:pPr>
       <w:r>
         <w:rPr>
           <w:rFonts w:ascii="Courier New" w:eastAsia="Times New Roman" w:hAnsi="Courier New" w:cs="Courier New"/>
@@ -14973,17 +12939,9 @@
           <w:lang w:eastAsia="pt-BR"/>
           <w14:ligatures w14:val="none"/>
         </w:rPr>
-        <w:t>diretor_cartorio.id_diretor</w:t>
-      </w:r>
-      <w:proofErr w:type="spellEnd"/>
-    </w:p>
-    <w:p>
-      <w:pPr>
-        <w:numPr>
-          <w:ilvl w:val="1"/>
-          <w:numId w:val="9"/>
-        </w:numPr>
-        <w:spacing w:before="100" w:beforeAutospacing="1" w:after="100" w:afterAutospacing="1" w:line="240" w:lineRule="auto"/>
+        <w:t>leilao.id_leiloeiro</w:t>
+      </w:r>
+      <w:r>
         <w:rPr>
           <w:rFonts w:ascii="Times New Roman" w:eastAsia="Times New Roman" w:hAnsi="Times New Roman" w:cs="Times New Roman"/>
           <w:kern w:val="0"/>
@@ -14992,8 +12950,8 @@
           <w:lang w:eastAsia="pt-BR"/>
           <w14:ligatures w14:val="none"/>
         </w:rPr>
-      </w:pPr>
-      <w:proofErr w:type="spellStart"/>
+        <w:t xml:space="preserve"> → </w:t>
+      </w:r>
       <w:r>
         <w:rPr>
           <w:rFonts w:ascii="Courier New" w:eastAsia="Times New Roman" w:hAnsi="Courier New" w:cs="Courier New"/>
@@ -15003,10 +12961,16 @@
           <w:lang w:eastAsia="pt-BR"/>
           <w14:ligatures w14:val="none"/>
         </w:rPr>
-        <w:t>cartorio.id_comercial</w:t>
-      </w:r>
-      <w:proofErr w:type="spellEnd"/>
-      <w:r>
+        <w:t>leiloeiro.id_leiloeiro</w:t>
+      </w:r>
+    </w:p>
+    <w:p>
+      <w:pPr>
+        <w:numPr>
+          <w:ilvl w:val="0"/>
+          <w:numId w:val="9"/>
+        </w:numPr>
+        <w:spacing w:before="100" w:beforeAutospacing="1" w:after="100" w:afterAutospacing="1" w:line="240" w:lineRule="auto"/>
         <w:rPr>
           <w:rFonts w:ascii="Times New Roman" w:eastAsia="Times New Roman" w:hAnsi="Times New Roman" w:cs="Times New Roman"/>
           <w:kern w:val="0"/>
@@ -15015,10 +12979,46 @@
           <w:lang w:eastAsia="pt-BR"/>
           <w14:ligatures w14:val="none"/>
         </w:rPr>
-        <w:t xml:space="preserve"> → </w:t>
-      </w:r>
-      <w:proofErr w:type="spellStart"/>
-      <w:proofErr w:type="gramStart"/>
+      </w:pPr>
+      <w:r>
+        <w:rPr>
+          <w:rFonts w:ascii="Times New Roman" w:eastAsia="Times New Roman" w:hAnsi="Times New Roman" w:cs="Times New Roman"/>
+          <w:kern w:val="0"/>
+          <w:sz w:val="24"/>
+          <w:szCs w:val="24"/>
+          <w:lang w:eastAsia="pt-BR"/>
+          <w14:ligatures w14:val="none"/>
+        </w:rPr>
+        <w:t>Validação final geral do modelo</w:t>
+      </w:r>
+    </w:p>
+    <w:p>
+      <w:pPr>
+        <w:numPr>
+          <w:ilvl w:val="0"/>
+          <w:numId w:val="9"/>
+        </w:numPr>
+        <w:spacing w:before="100" w:beforeAutospacing="1" w:after="100" w:afterAutospacing="1" w:line="240" w:lineRule="auto"/>
+        <w:rPr>
+          <w:rFonts w:ascii="Times New Roman" w:eastAsia="Times New Roman" w:hAnsi="Times New Roman" w:cs="Times New Roman"/>
+          <w:kern w:val="0"/>
+          <w:sz w:val="24"/>
+          <w:szCs w:val="24"/>
+          <w:lang w:eastAsia="pt-BR"/>
+          <w14:ligatures w14:val="none"/>
+        </w:rPr>
+      </w:pPr>
+      <w:r>
+        <w:rPr>
+          <w:rFonts w:ascii="Times New Roman" w:eastAsia="Times New Roman" w:hAnsi="Times New Roman" w:cs="Times New Roman"/>
+          <w:kern w:val="0"/>
+          <w:sz w:val="24"/>
+          <w:szCs w:val="24"/>
+          <w:lang w:eastAsia="pt-BR"/>
+          <w14:ligatures w14:val="none"/>
+        </w:rPr>
+        <w:t>Substituir placeholders (</w:t>
+      </w:r>
       <w:r>
         <w:rPr>
           <w:rFonts w:ascii="Courier New" w:eastAsia="Times New Roman" w:hAnsi="Courier New" w:cs="Courier New"/>
@@ -15028,18 +13028,9 @@
           <w:lang w:eastAsia="pt-BR"/>
           <w14:ligatures w14:val="none"/>
         </w:rPr>
-        <w:t>comercial.idComercial</w:t>
-      </w:r>
-      <w:proofErr w:type="spellEnd"/>
-      <w:proofErr w:type="gramEnd"/>
-    </w:p>
-    <w:p>
-      <w:pPr>
-        <w:numPr>
-          <w:ilvl w:val="1"/>
-          <w:numId w:val="9"/>
-        </w:numPr>
-        <w:spacing w:before="100" w:beforeAutospacing="1" w:after="100" w:afterAutospacing="1" w:line="240" w:lineRule="auto"/>
+        <w:t>'A definir'</w:t>
+      </w:r>
+      <w:r>
         <w:rPr>
           <w:rFonts w:ascii="Times New Roman" w:eastAsia="Times New Roman" w:hAnsi="Times New Roman" w:cs="Times New Roman"/>
           <w:kern w:val="0"/>
@@ -15048,8 +13039,8 @@
           <w:lang w:eastAsia="pt-BR"/>
           <w14:ligatures w14:val="none"/>
         </w:rPr>
-      </w:pPr>
-      <w:proofErr w:type="spellStart"/>
+        <w:t xml:space="preserve"> em </w:t>
+      </w:r>
       <w:r>
         <w:rPr>
           <w:rFonts w:ascii="Courier New" w:eastAsia="Times New Roman" w:hAnsi="Courier New" w:cs="Courier New"/>
@@ -15059,403 +13050,8 @@
           <w:lang w:eastAsia="pt-BR"/>
           <w14:ligatures w14:val="none"/>
         </w:rPr>
-        <w:t>processo.id_cartorio</w:t>
-      </w:r>
-      <w:proofErr w:type="spellEnd"/>
-      <w:r>
-        <w:rPr>
-          <w:rFonts w:ascii="Times New Roman" w:eastAsia="Times New Roman" w:hAnsi="Times New Roman" w:cs="Times New Roman"/>
-          <w:kern w:val="0"/>
-          <w:sz w:val="24"/>
-          <w:szCs w:val="24"/>
-          <w:lang w:eastAsia="pt-BR"/>
-          <w14:ligatures w14:val="none"/>
-        </w:rPr>
-        <w:t xml:space="preserve"> → </w:t>
-      </w:r>
-      <w:proofErr w:type="spellStart"/>
-      <w:proofErr w:type="gramStart"/>
-      <w:r>
-        <w:rPr>
-          <w:rFonts w:ascii="Courier New" w:eastAsia="Times New Roman" w:hAnsi="Courier New" w:cs="Courier New"/>
-          <w:kern w:val="0"/>
-          <w:sz w:val="20"/>
-          <w:szCs w:val="20"/>
-          <w:lang w:eastAsia="pt-BR"/>
-          <w14:ligatures w14:val="none"/>
-        </w:rPr>
-        <w:t>cartorio.Id</w:t>
-      </w:r>
-      <w:proofErr w:type="gramEnd"/>
-      <w:r>
-        <w:rPr>
-          <w:rFonts w:ascii="Courier New" w:eastAsia="Times New Roman" w:hAnsi="Courier New" w:cs="Courier New"/>
-          <w:kern w:val="0"/>
-          <w:sz w:val="20"/>
-          <w:szCs w:val="20"/>
-          <w:lang w:eastAsia="pt-BR"/>
-          <w14:ligatures w14:val="none"/>
-        </w:rPr>
-        <w:t>_cartorio</w:t>
-      </w:r>
-      <w:proofErr w:type="spellEnd"/>
-    </w:p>
-    <w:p>
-      <w:pPr>
-        <w:numPr>
-          <w:ilvl w:val="1"/>
-          <w:numId w:val="9"/>
-        </w:numPr>
-        <w:spacing w:before="100" w:beforeAutospacing="1" w:after="100" w:afterAutospacing="1" w:line="240" w:lineRule="auto"/>
-        <w:rPr>
-          <w:rFonts w:ascii="Times New Roman" w:eastAsia="Times New Roman" w:hAnsi="Times New Roman" w:cs="Times New Roman"/>
-          <w:kern w:val="0"/>
-          <w:sz w:val="24"/>
-          <w:szCs w:val="24"/>
-          <w:lang w:eastAsia="pt-BR"/>
-          <w14:ligatures w14:val="none"/>
-        </w:rPr>
-      </w:pPr>
-      <w:proofErr w:type="spellStart"/>
-      <w:proofErr w:type="gramStart"/>
-      <w:r>
-        <w:rPr>
-          <w:rFonts w:ascii="Courier New" w:eastAsia="Times New Roman" w:hAnsi="Courier New" w:cs="Courier New"/>
-          <w:kern w:val="0"/>
-          <w:sz w:val="20"/>
-          <w:szCs w:val="20"/>
-          <w:lang w:eastAsia="pt-BR"/>
-          <w14:ligatures w14:val="none"/>
-        </w:rPr>
-        <w:t>leilao.Id</w:t>
-      </w:r>
-      <w:proofErr w:type="gramEnd"/>
-      <w:r>
-        <w:rPr>
-          <w:rFonts w:ascii="Courier New" w:eastAsia="Times New Roman" w:hAnsi="Courier New" w:cs="Courier New"/>
-          <w:kern w:val="0"/>
-          <w:sz w:val="20"/>
-          <w:szCs w:val="20"/>
-          <w:lang w:eastAsia="pt-BR"/>
-          <w14:ligatures w14:val="none"/>
-        </w:rPr>
-        <w:t>_praca</w:t>
-      </w:r>
-      <w:proofErr w:type="spellEnd"/>
-      <w:r>
-        <w:rPr>
-          <w:rFonts w:ascii="Times New Roman" w:eastAsia="Times New Roman" w:hAnsi="Times New Roman" w:cs="Times New Roman"/>
-          <w:kern w:val="0"/>
-          <w:sz w:val="24"/>
-          <w:szCs w:val="24"/>
-          <w:lang w:eastAsia="pt-BR"/>
-          <w14:ligatures w14:val="none"/>
-        </w:rPr>
-        <w:t xml:space="preserve"> → </w:t>
-      </w:r>
-      <w:proofErr w:type="spellStart"/>
-      <w:proofErr w:type="gramStart"/>
-      <w:r>
-        <w:rPr>
-          <w:rFonts w:ascii="Courier New" w:eastAsia="Times New Roman" w:hAnsi="Courier New" w:cs="Courier New"/>
-          <w:kern w:val="0"/>
-          <w:sz w:val="20"/>
-          <w:szCs w:val="20"/>
-          <w:lang w:eastAsia="pt-BR"/>
-          <w14:ligatures w14:val="none"/>
-        </w:rPr>
-        <w:t>praca.Id</w:t>
-      </w:r>
-      <w:proofErr w:type="gramEnd"/>
-      <w:r>
-        <w:rPr>
-          <w:rFonts w:ascii="Courier New" w:eastAsia="Times New Roman" w:hAnsi="Courier New" w:cs="Courier New"/>
-          <w:kern w:val="0"/>
-          <w:sz w:val="20"/>
-          <w:szCs w:val="20"/>
-          <w:lang w:eastAsia="pt-BR"/>
-          <w14:ligatures w14:val="none"/>
-        </w:rPr>
-        <w:t>_praca</w:t>
-      </w:r>
-      <w:proofErr w:type="spellEnd"/>
-    </w:p>
-    <w:p>
-      <w:pPr>
-        <w:numPr>
-          <w:ilvl w:val="1"/>
-          <w:numId w:val="9"/>
-        </w:numPr>
-        <w:spacing w:before="100" w:beforeAutospacing="1" w:after="100" w:afterAutospacing="1" w:line="240" w:lineRule="auto"/>
-        <w:rPr>
-          <w:rFonts w:ascii="Times New Roman" w:eastAsia="Times New Roman" w:hAnsi="Times New Roman" w:cs="Times New Roman"/>
-          <w:kern w:val="0"/>
-          <w:sz w:val="24"/>
-          <w:szCs w:val="24"/>
-          <w:lang w:eastAsia="pt-BR"/>
-          <w14:ligatures w14:val="none"/>
-        </w:rPr>
-      </w:pPr>
-      <w:proofErr w:type="spellStart"/>
-      <w:r>
-        <w:rPr>
-          <w:rFonts w:ascii="Courier New" w:eastAsia="Times New Roman" w:hAnsi="Courier New" w:cs="Courier New"/>
-          <w:kern w:val="0"/>
-          <w:sz w:val="20"/>
-          <w:szCs w:val="20"/>
-          <w:lang w:eastAsia="pt-BR"/>
-          <w14:ligatures w14:val="none"/>
-        </w:rPr>
-        <w:t>leilao.id_lote</w:t>
-      </w:r>
-      <w:proofErr w:type="spellEnd"/>
-      <w:r>
-        <w:rPr>
-          <w:rFonts w:ascii="Times New Roman" w:eastAsia="Times New Roman" w:hAnsi="Times New Roman" w:cs="Times New Roman"/>
-          <w:kern w:val="0"/>
-          <w:sz w:val="24"/>
-          <w:szCs w:val="24"/>
-          <w:lang w:eastAsia="pt-BR"/>
-          <w14:ligatures w14:val="none"/>
-        </w:rPr>
-        <w:t xml:space="preserve"> → </w:t>
-      </w:r>
-      <w:proofErr w:type="spellStart"/>
-      <w:r>
-        <w:rPr>
-          <w:rFonts w:ascii="Courier New" w:eastAsia="Times New Roman" w:hAnsi="Courier New" w:cs="Courier New"/>
-          <w:kern w:val="0"/>
-          <w:sz w:val="20"/>
-          <w:szCs w:val="20"/>
-          <w:lang w:eastAsia="pt-BR"/>
-          <w14:ligatures w14:val="none"/>
-        </w:rPr>
-        <w:t>lote.id_lote</w:t>
-      </w:r>
-      <w:proofErr w:type="spellEnd"/>
-    </w:p>
-    <w:p>
-      <w:pPr>
-        <w:numPr>
-          <w:ilvl w:val="1"/>
-          <w:numId w:val="9"/>
-        </w:numPr>
-        <w:spacing w:before="100" w:beforeAutospacing="1" w:after="100" w:afterAutospacing="1" w:line="240" w:lineRule="auto"/>
-        <w:rPr>
-          <w:rFonts w:ascii="Times New Roman" w:eastAsia="Times New Roman" w:hAnsi="Times New Roman" w:cs="Times New Roman"/>
-          <w:kern w:val="0"/>
-          <w:sz w:val="24"/>
-          <w:szCs w:val="24"/>
-          <w:lang w:eastAsia="pt-BR"/>
-          <w14:ligatures w14:val="none"/>
-        </w:rPr>
-      </w:pPr>
-      <w:proofErr w:type="spellStart"/>
-      <w:r>
-        <w:rPr>
-          <w:rFonts w:ascii="Courier New" w:eastAsia="Times New Roman" w:hAnsi="Courier New" w:cs="Courier New"/>
-          <w:kern w:val="0"/>
-          <w:sz w:val="20"/>
-          <w:szCs w:val="20"/>
-          <w:lang w:eastAsia="pt-BR"/>
-          <w14:ligatures w14:val="none"/>
-        </w:rPr>
-        <w:t>leilao.id_processo</w:t>
-      </w:r>
-      <w:proofErr w:type="spellEnd"/>
-      <w:r>
-        <w:rPr>
-          <w:rFonts w:ascii="Times New Roman" w:eastAsia="Times New Roman" w:hAnsi="Times New Roman" w:cs="Times New Roman"/>
-          <w:kern w:val="0"/>
-          <w:sz w:val="24"/>
-          <w:szCs w:val="24"/>
-          <w:lang w:eastAsia="pt-BR"/>
-          <w14:ligatures w14:val="none"/>
-        </w:rPr>
-        <w:t xml:space="preserve"> → </w:t>
-      </w:r>
-      <w:proofErr w:type="spellStart"/>
-      <w:r>
-        <w:rPr>
-          <w:rFonts w:ascii="Courier New" w:eastAsia="Times New Roman" w:hAnsi="Courier New" w:cs="Courier New"/>
-          <w:kern w:val="0"/>
-          <w:sz w:val="20"/>
-          <w:szCs w:val="20"/>
-          <w:lang w:eastAsia="pt-BR"/>
-          <w14:ligatures w14:val="none"/>
-        </w:rPr>
-        <w:t>processo.id_processo</w:t>
-      </w:r>
-      <w:proofErr w:type="spellEnd"/>
-    </w:p>
-    <w:p>
-      <w:pPr>
-        <w:numPr>
-          <w:ilvl w:val="1"/>
-          <w:numId w:val="9"/>
-        </w:numPr>
-        <w:spacing w:before="100" w:beforeAutospacing="1" w:after="100" w:afterAutospacing="1" w:line="240" w:lineRule="auto"/>
-        <w:rPr>
-          <w:rFonts w:ascii="Times New Roman" w:eastAsia="Times New Roman" w:hAnsi="Times New Roman" w:cs="Times New Roman"/>
-          <w:kern w:val="0"/>
-          <w:sz w:val="24"/>
-          <w:szCs w:val="24"/>
-          <w:lang w:eastAsia="pt-BR"/>
-          <w14:ligatures w14:val="none"/>
-        </w:rPr>
-      </w:pPr>
-      <w:proofErr w:type="spellStart"/>
-      <w:r>
-        <w:rPr>
-          <w:rFonts w:ascii="Courier New" w:eastAsia="Times New Roman" w:hAnsi="Courier New" w:cs="Courier New"/>
-          <w:kern w:val="0"/>
-          <w:sz w:val="20"/>
-          <w:szCs w:val="20"/>
-          <w:lang w:eastAsia="pt-BR"/>
-          <w14:ligatures w14:val="none"/>
-        </w:rPr>
-        <w:t>leilao.id_leiloeiro</w:t>
-      </w:r>
-      <w:proofErr w:type="spellEnd"/>
-      <w:r>
-        <w:rPr>
-          <w:rFonts w:ascii="Times New Roman" w:eastAsia="Times New Roman" w:hAnsi="Times New Roman" w:cs="Times New Roman"/>
-          <w:kern w:val="0"/>
-          <w:sz w:val="24"/>
-          <w:szCs w:val="24"/>
-          <w:lang w:eastAsia="pt-BR"/>
-          <w14:ligatures w14:val="none"/>
-        </w:rPr>
-        <w:t xml:space="preserve"> → </w:t>
-      </w:r>
-      <w:proofErr w:type="spellStart"/>
-      <w:r>
-        <w:rPr>
-          <w:rFonts w:ascii="Courier New" w:eastAsia="Times New Roman" w:hAnsi="Courier New" w:cs="Courier New"/>
-          <w:kern w:val="0"/>
-          <w:sz w:val="20"/>
-          <w:szCs w:val="20"/>
-          <w:lang w:eastAsia="pt-BR"/>
-          <w14:ligatures w14:val="none"/>
-        </w:rPr>
-        <w:t>leiloeiro.id_leiloeiro</w:t>
-      </w:r>
-      <w:proofErr w:type="spellEnd"/>
-    </w:p>
-    <w:p>
-      <w:pPr>
-        <w:numPr>
-          <w:ilvl w:val="0"/>
-          <w:numId w:val="9"/>
-        </w:numPr>
-        <w:spacing w:before="100" w:beforeAutospacing="1" w:after="100" w:afterAutospacing="1" w:line="240" w:lineRule="auto"/>
-        <w:rPr>
-          <w:rFonts w:ascii="Times New Roman" w:eastAsia="Times New Roman" w:hAnsi="Times New Roman" w:cs="Times New Roman"/>
-          <w:kern w:val="0"/>
-          <w:sz w:val="24"/>
-          <w:szCs w:val="24"/>
-          <w:lang w:eastAsia="pt-BR"/>
-          <w14:ligatures w14:val="none"/>
-        </w:rPr>
-      </w:pPr>
-      <w:r>
-        <w:rPr>
-          <w:rFonts w:ascii="Times New Roman" w:eastAsia="Times New Roman" w:hAnsi="Times New Roman" w:cs="Times New Roman"/>
-          <w:kern w:val="0"/>
-          <w:sz w:val="24"/>
-          <w:szCs w:val="24"/>
-          <w:lang w:eastAsia="pt-BR"/>
-          <w14:ligatures w14:val="none"/>
-        </w:rPr>
-        <w:t>Validação final geral do modelo</w:t>
-      </w:r>
-    </w:p>
-    <w:p>
-      <w:pPr>
-        <w:numPr>
-          <w:ilvl w:val="0"/>
-          <w:numId w:val="9"/>
-        </w:numPr>
-        <w:spacing w:before="100" w:beforeAutospacing="1" w:after="100" w:afterAutospacing="1" w:line="240" w:lineRule="auto"/>
-        <w:rPr>
-          <w:rFonts w:ascii="Times New Roman" w:eastAsia="Times New Roman" w:hAnsi="Times New Roman" w:cs="Times New Roman"/>
-          <w:kern w:val="0"/>
-          <w:sz w:val="24"/>
-          <w:szCs w:val="24"/>
-          <w:lang w:eastAsia="pt-BR"/>
-          <w14:ligatures w14:val="none"/>
-        </w:rPr>
-      </w:pPr>
-      <w:r>
-        <w:rPr>
-          <w:rFonts w:ascii="Times New Roman" w:eastAsia="Times New Roman" w:hAnsi="Times New Roman" w:cs="Times New Roman"/>
-          <w:kern w:val="0"/>
-          <w:sz w:val="24"/>
-          <w:szCs w:val="24"/>
-          <w:lang w:eastAsia="pt-BR"/>
-          <w14:ligatures w14:val="none"/>
-        </w:rPr>
-        <w:t xml:space="preserve">Substituir </w:t>
-      </w:r>
-      <w:proofErr w:type="spellStart"/>
-      <w:r>
-        <w:rPr>
-          <w:rFonts w:ascii="Times New Roman" w:eastAsia="Times New Roman" w:hAnsi="Times New Roman" w:cs="Times New Roman"/>
-          <w:kern w:val="0"/>
-          <w:sz w:val="24"/>
-          <w:szCs w:val="24"/>
-          <w:lang w:eastAsia="pt-BR"/>
-          <w14:ligatures w14:val="none"/>
-        </w:rPr>
-        <w:t>placeholders</w:t>
-      </w:r>
-      <w:proofErr w:type="spellEnd"/>
-      <w:r>
-        <w:rPr>
-          <w:rFonts w:ascii="Times New Roman" w:eastAsia="Times New Roman" w:hAnsi="Times New Roman" w:cs="Times New Roman"/>
-          <w:kern w:val="0"/>
-          <w:sz w:val="24"/>
-          <w:szCs w:val="24"/>
-          <w:lang w:eastAsia="pt-BR"/>
-          <w14:ligatures w14:val="none"/>
-        </w:rPr>
-        <w:t xml:space="preserve"> (</w:t>
-      </w:r>
-      <w:r>
-        <w:rPr>
-          <w:rFonts w:ascii="Courier New" w:eastAsia="Times New Roman" w:hAnsi="Courier New" w:cs="Courier New"/>
-          <w:kern w:val="0"/>
-          <w:sz w:val="20"/>
-          <w:szCs w:val="20"/>
-          <w:lang w:eastAsia="pt-BR"/>
-          <w14:ligatures w14:val="none"/>
-        </w:rPr>
-        <w:t>'A definir'</w:t>
-      </w:r>
-      <w:r>
-        <w:rPr>
-          <w:rFonts w:ascii="Times New Roman" w:eastAsia="Times New Roman" w:hAnsi="Times New Roman" w:cs="Times New Roman"/>
-          <w:kern w:val="0"/>
-          <w:sz w:val="24"/>
-          <w:szCs w:val="24"/>
-          <w:lang w:eastAsia="pt-BR"/>
-          <w14:ligatures w14:val="none"/>
-        </w:rPr>
-        <w:t xml:space="preserve"> em </w:t>
-      </w:r>
-      <w:proofErr w:type="spellStart"/>
-      <w:r>
-        <w:rPr>
-          <w:rFonts w:ascii="Courier New" w:eastAsia="Times New Roman" w:hAnsi="Courier New" w:cs="Courier New"/>
-          <w:kern w:val="0"/>
-          <w:sz w:val="20"/>
-          <w:szCs w:val="20"/>
-          <w:lang w:eastAsia="pt-BR"/>
-          <w14:ligatures w14:val="none"/>
-        </w:rPr>
         <w:t>endereco</w:t>
       </w:r>
-      <w:proofErr w:type="spellEnd"/>
       <w:r>
         <w:rPr>
           <w:rFonts w:ascii="Times New Roman" w:eastAsia="Times New Roman" w:hAnsi="Times New Roman" w:cs="Times New Roman"/>
@@ -24558,15 +22154,7 @@
       </w:pPr>
       <w:r>
         <w:lastRenderedPageBreak/>
-        <w:t xml:space="preserve">Identificada, via Power Query, uma inconsistência entre resultado e </w:t>
-      </w:r>
-      <w:proofErr w:type="spellStart"/>
-      <w:r>
-        <w:t>id_arrematante</w:t>
-      </w:r>
-      <w:proofErr w:type="spellEnd"/>
-      <w:r>
-        <w:t xml:space="preserve"> na tabela lote (linhas marcadas como "Positivo" sem arrematante vinculado)</w:t>
+        <w:t>Identificada, via Power Query, uma inconsistência entre resultado e id_arrematante na tabela lote (linhas marcadas como "Positivo" sem arrematante vinculado)</w:t>
       </w:r>
     </w:p>
     <w:p>
@@ -24589,15 +22177,7 @@
         <w:t>493 casos</w:t>
       </w:r>
       <w:r>
-        <w:t xml:space="preserve">, divididos em duas causas: 467 eram dessincronia remanescente da correção de "dupla venda" do Dia 11 (só o </w:t>
-      </w:r>
-      <w:proofErr w:type="spellStart"/>
-      <w:r>
-        <w:t>id_arrematante</w:t>
-      </w:r>
-      <w:proofErr w:type="spellEnd"/>
-      <w:r>
-        <w:t xml:space="preserve"> havia sido corrigido, não o resultado); 29 eram uma nova inconsistência de origem — o texto do cabeçalho "Nomes arrematantes" vazado para dentro dos dados brutos (mesmo padrão do bug 'DDD' já visto no Dia 1)</w:t>
+        <w:t>, divididos em duas causas: 467 eram dessincronia remanescente da correção de "dupla venda" do Dia 11 (só o id_arrematante havia sido corrigido, não o resultado); 29 eram uma nova inconsistência de origem — o texto do cabeçalho "Nomes arrematantes" vazado para dentro dos dados brutos (mesmo padrão do bug 'DDD' já visto no Dia 1)</w:t>
       </w:r>
     </w:p>
     <w:p>
@@ -24610,23 +22190,7 @@
         <w:jc w:val="both"/>
       </w:pPr>
       <w:r>
-        <w:t xml:space="preserve">Corrigido com dois </w:t>
-      </w:r>
-      <w:proofErr w:type="spellStart"/>
-      <w:r>
-        <w:t>UPDATEs</w:t>
-      </w:r>
-      <w:proofErr w:type="spellEnd"/>
-      <w:r>
-        <w:t xml:space="preserve">: um específico para o cabeçalho vazado, outro sincronizando resultado com </w:t>
-      </w:r>
-      <w:proofErr w:type="spellStart"/>
-      <w:r>
-        <w:t>id_arrematante</w:t>
-      </w:r>
-      <w:proofErr w:type="spellEnd"/>
-      <w:r>
-        <w:t xml:space="preserve"> em toda a tabela</w:t>
+        <w:t>Corrigido com dois UPDATEs: um específico para o cabeçalho vazado, outro sincronizando resultado com id_arrematante em toda a tabela</w:t>
       </w:r>
     </w:p>
     <w:p>
@@ -24734,23 +22298,7 @@
         <w:jc w:val="both"/>
       </w:pPr>
       <w:r>
-        <w:t xml:space="preserve">Bloco arrematante: </w:t>
-      </w:r>
-      <w:proofErr w:type="spellStart"/>
-      <w:r>
-        <w:t>Qtd</w:t>
-      </w:r>
-      <w:proofErr w:type="spellEnd"/>
-      <w:r>
-        <w:t xml:space="preserve"> Lotes Comprados, Valor Total Gasto, Ticket </w:t>
-      </w:r>
-      <w:proofErr w:type="spellStart"/>
-      <w:r>
-        <w:t>Medio</w:t>
-      </w:r>
-      <w:proofErr w:type="spellEnd"/>
-      <w:r>
-        <w:t xml:space="preserve"> (validado: 8.316 lotes vendidos, batendo com o esperado pós-correções)</w:t>
+        <w:t>Bloco arrematante: Qtd Lotes Comprados, Valor Total Gasto, Ticket Medio (validado: 8.316 lotes vendidos, batendo com o esperado pós-correções)</w:t>
       </w:r>
     </w:p>
     <w:p>
@@ -24779,23 +22327,7 @@
         <w:t>Bug identificado e corrigido:</w:t>
       </w:r>
       <w:r>
-        <w:t xml:space="preserve"> </w:t>
-      </w:r>
-      <w:proofErr w:type="gramStart"/>
-      <w:r>
-        <w:t>DISTINCTCOUNT(</w:t>
-      </w:r>
-      <w:proofErr w:type="gramEnd"/>
-      <w:r>
-        <w:t xml:space="preserve">) em DAX conta </w:t>
-      </w:r>
-      <w:proofErr w:type="gramStart"/>
-      <w:r>
-        <w:t>BLANK(</w:t>
-      </w:r>
-      <w:proofErr w:type="gramEnd"/>
-      <w:r>
-        <w:t>) como valor distinto (diferente do COUNT(DISTINCT) em SQL, que ignora NULL) — a medida Total Arrematantes retornava 244 em vez de 243; corrigida usando CALCULATE com filtro NOT(ISBLANK(...)).</w:t>
+        <w:t xml:space="preserve"> DISTINCTCOUNT() em DAX conta BLANK() como valor distinto (diferente do COUNT(DISTINCT) em SQL, que ignora NULL) — a medida Total Arrematantes retornava 244 em vez de 243; corrigida usando CALCULATE com filtro NOT(ISBLANK(...)).</w:t>
       </w:r>
     </w:p>
     <w:p>
@@ -25260,15 +22792,7 @@
         <w:sym w:font="Wingdings" w:char="F0E8"/>
       </w:r>
       <w:r>
-        <w:t xml:space="preserve"> </w:t>
-      </w:r>
-      <w:proofErr w:type="spellStart"/>
-      <w:r>
-        <w:t>consulta</w:t>
-      </w:r>
-      <w:proofErr w:type="spellEnd"/>
-      <w:r>
-        <w:t xml:space="preserve"> nula.</w:t>
+        <w:t xml:space="preserve"> consulta nula.</w:t>
       </w:r>
     </w:p>
     <w:p>
@@ -25296,15 +22820,7 @@
         <w:t xml:space="preserve"> clique em concluído e a tabela será gerada</w:t>
       </w:r>
       <w:r>
-        <w:t xml:space="preserve">. A confirmação vem quando a consulta criada fica com </w:t>
-      </w:r>
-      <w:proofErr w:type="gramStart"/>
-      <w:r>
-        <w:t>os símbolo</w:t>
-      </w:r>
-      <w:proofErr w:type="gramEnd"/>
-      <w:r>
-        <w:t xml:space="preserve"> de calendário ao lado</w:t>
+        <w:t>. A confirmação vem quando a consulta criada fica com os símbolo de calendário ao lado</w:t>
       </w:r>
       <w:r>
         <w:t xml:space="preserve"> igual as demais tabelas.</w:t>
@@ -25521,61 +23037,8 @@
         <w:spacing w:after="0"/>
         <w:jc w:val="both"/>
       </w:pPr>
-      <w:proofErr w:type="spellStart"/>
-      <w:r>
-        <w:t>Chave_Bem</w:t>
-      </w:r>
-      <w:proofErr w:type="spellEnd"/>
-      <w:r>
-        <w:t xml:space="preserve"> = </w:t>
-      </w:r>
-      <w:proofErr w:type="spellStart"/>
-      <w:r>
-        <w:t>fLeilao</w:t>
-      </w:r>
-      <w:proofErr w:type="spellEnd"/>
-      <w:r>
-        <w:t>[</w:t>
-      </w:r>
-      <w:proofErr w:type="spellStart"/>
-      <w:r>
-        <w:t>processo_origem</w:t>
-      </w:r>
-      <w:proofErr w:type="spellEnd"/>
-      <w:r>
-        <w:t xml:space="preserve">] &amp; "-" &amp; </w:t>
-      </w:r>
-      <w:proofErr w:type="spellStart"/>
-      <w:r>
-        <w:t>fLeilao</w:t>
-      </w:r>
-      <w:proofErr w:type="spellEnd"/>
-      <w:r>
-        <w:t>[</w:t>
-      </w:r>
-      <w:proofErr w:type="spellStart"/>
-      <w:r>
-        <w:t>lote_origem</w:t>
-      </w:r>
-      <w:proofErr w:type="spellEnd"/>
-      <w:r>
-        <w:t xml:space="preserve">] &amp; "-" &amp; </w:t>
-      </w:r>
-      <w:proofErr w:type="spellStart"/>
-      <w:r>
-        <w:t>fLeilao</w:t>
-      </w:r>
-      <w:proofErr w:type="spellEnd"/>
-      <w:r>
-        <w:t>[</w:t>
-      </w:r>
-      <w:proofErr w:type="spellStart"/>
-      <w:r>
-        <w:t>sublote_origem</w:t>
-      </w:r>
-      <w:proofErr w:type="spellEnd"/>
-      <w:r>
-        <w:t>]</w:t>
+      <w:r>
+        <w:t>Chave_Bem = fLeilao[processo_origem] &amp; "-" &amp; fLeilao[lote_origem] &amp; "-" &amp; fLeilao[sublote_origem]</w:t>
       </w:r>
     </w:p>
     <w:p>
@@ -25604,21 +23067,8 @@
         <w:spacing w:after="0"/>
         <w:jc w:val="both"/>
       </w:pPr>
-      <w:proofErr w:type="spellStart"/>
-      <w:r>
-        <w:t>dLote</w:t>
-      </w:r>
-      <w:proofErr w:type="spellEnd"/>
-      <w:r>
-        <w:t>[</w:t>
-      </w:r>
-      <w:proofErr w:type="spellStart"/>
-      <w:r>
-        <w:t>id_lote</w:t>
-      </w:r>
-      <w:proofErr w:type="spellEnd"/>
-      <w:r>
-        <w:t xml:space="preserve">] (1) </w:t>
+      <w:r>
+        <w:t xml:space="preserve">dLote[id_lote] (1) </w:t>
       </w:r>
       <m:oMath>
         <m:r>
@@ -25641,21 +23091,8 @@
         <w:spacing w:after="0"/>
         <w:jc w:val="both"/>
       </w:pPr>
-      <w:proofErr w:type="spellStart"/>
-      <w:r>
-        <w:t>dPraca</w:t>
-      </w:r>
-      <w:proofErr w:type="spellEnd"/>
-      <w:r>
-        <w:t>[</w:t>
-      </w:r>
-      <w:proofErr w:type="spellStart"/>
-      <w:r>
-        <w:t>Id_praca</w:t>
-      </w:r>
-      <w:proofErr w:type="spellEnd"/>
-      <w:r>
-        <w:t xml:space="preserve">] (1) </w:t>
+      <w:r>
+        <w:t xml:space="preserve">dPraca[Id_praca] (1) </w:t>
       </w:r>
       <m:oMath>
         <m:r>
@@ -25730,15 +23167,7 @@
         <w:jc w:val="both"/>
       </w:pPr>
       <w:r>
-        <w:t>Total Lotes Ofertados = COUNTROWS(</w:t>
-      </w:r>
-      <w:proofErr w:type="spellStart"/>
-      <w:r>
-        <w:t>fLeilao</w:t>
-      </w:r>
-      <w:proofErr w:type="spellEnd"/>
-      <w:r>
-        <w:t>)</w:t>
+        <w:t>Total Lotes Ofertados = COUNTROWS(fLeilao)</w:t>
       </w:r>
     </w:p>
     <w:p>
@@ -25751,31 +23180,7 @@
         <w:jc w:val="both"/>
       </w:pPr>
       <w:r>
-        <w:t>Total Lotes Vendidos = CALCULATE(COUNTROWS(</w:t>
-      </w:r>
-      <w:proofErr w:type="spellStart"/>
-      <w:r>
-        <w:t>fLeilao</w:t>
-      </w:r>
-      <w:proofErr w:type="spellEnd"/>
-      <w:r>
-        <w:t>), NOT(ISBLANK(</w:t>
-      </w:r>
-      <w:proofErr w:type="spellStart"/>
-      <w:r>
-        <w:t>fLeilao</w:t>
-      </w:r>
-      <w:proofErr w:type="spellEnd"/>
-      <w:r>
-        <w:t>[</w:t>
-      </w:r>
-      <w:proofErr w:type="spellStart"/>
-      <w:r>
-        <w:t>id_arrematante</w:t>
-      </w:r>
-      <w:proofErr w:type="spellEnd"/>
-      <w:r>
-        <w:t>])))</w:t>
+        <w:t>Total Lotes Vendidos = CALCULATE(COUNTROWS(fLeilao), NOT(ISBLANK(fLeilao[id_arrematante])))</w:t>
       </w:r>
     </w:p>
     <w:p>
@@ -25863,15 +23268,7 @@
         <w:jc w:val="both"/>
       </w:pPr>
       <w:r>
-        <w:t xml:space="preserve">Taxa </w:t>
-      </w:r>
-      <w:proofErr w:type="spellStart"/>
-      <w:r>
-        <w:t>Conversao</w:t>
-      </w:r>
-      <w:proofErr w:type="spellEnd"/>
-      <w:r>
-        <w:t xml:space="preserve"> % = DIVIDE([Total Lotes Vendidos], [Total Lotes Ofertados], 0)</w:t>
+        <w:t>Taxa Conversao % = DIVIDE([Total Lotes Vendidos], [Total Lotes Ofertados], 0)</w:t>
       </w:r>
     </w:p>
     <w:p>
@@ -25949,31 +23346,7 @@
         <w:jc w:val="both"/>
       </w:pPr>
       <w:r>
-        <w:t xml:space="preserve">Lotes Vendidos 1ª </w:t>
-      </w:r>
-      <w:proofErr w:type="spellStart"/>
-      <w:r>
-        <w:t>Praca</w:t>
-      </w:r>
-      <w:proofErr w:type="spellEnd"/>
-      <w:r>
-        <w:t xml:space="preserve"> = CALCULATE([Total Lotes Vendidos], </w:t>
-      </w:r>
-      <w:proofErr w:type="spellStart"/>
-      <w:r>
-        <w:t>dPraca</w:t>
-      </w:r>
-      <w:proofErr w:type="spellEnd"/>
-      <w:r>
-        <w:t>[</w:t>
-      </w:r>
-      <w:proofErr w:type="spellStart"/>
-      <w:r>
-        <w:t>numero_praca</w:t>
-      </w:r>
-      <w:proofErr w:type="spellEnd"/>
-      <w:r>
-        <w:t>] = 1)</w:t>
+        <w:t>Lotes Vendidos 1ª Praca = CALCULATE([Total Lotes Vendidos], dPraca[numero_praca] = 1)</w:t>
       </w:r>
     </w:p>
     <w:p>
@@ -25986,47 +23359,7 @@
         <w:jc w:val="both"/>
       </w:pPr>
       <w:r>
-        <w:t xml:space="preserve">Taxa </w:t>
-      </w:r>
-      <w:proofErr w:type="spellStart"/>
-      <w:r>
-        <w:t>Conversao</w:t>
-      </w:r>
-      <w:proofErr w:type="spellEnd"/>
-      <w:r>
-        <w:t xml:space="preserve"> 1ª </w:t>
-      </w:r>
-      <w:proofErr w:type="spellStart"/>
-      <w:r>
-        <w:t>Praca</w:t>
-      </w:r>
-      <w:proofErr w:type="spellEnd"/>
-      <w:r>
-        <w:t xml:space="preserve"> % = DIVIDE([Lotes Vendidos 1ª </w:t>
-      </w:r>
-      <w:proofErr w:type="spellStart"/>
-      <w:r>
-        <w:t>Praca</w:t>
-      </w:r>
-      <w:proofErr w:type="spellEnd"/>
-      <w:r>
-        <w:t xml:space="preserve">], CALCULATE([Total Lotes Ofertados], </w:t>
-      </w:r>
-      <w:proofErr w:type="spellStart"/>
-      <w:r>
-        <w:t>dPraca</w:t>
-      </w:r>
-      <w:proofErr w:type="spellEnd"/>
-      <w:r>
-        <w:t>[</w:t>
-      </w:r>
-      <w:proofErr w:type="spellStart"/>
-      <w:r>
-        <w:t>numero_praca</w:t>
-      </w:r>
-      <w:proofErr w:type="spellEnd"/>
-      <w:r>
-        <w:t>] = 1), 0)</w:t>
+        <w:t>Taxa Conversao 1ª Praca % = DIVIDE([Lotes Vendidos 1ª Praca], CALCULATE([Total Lotes Ofertados], dPraca[numero_praca] = 1), 0)</w:t>
       </w:r>
     </w:p>
     <w:p>
@@ -26056,23 +23389,7 @@
         <w:jc w:val="both"/>
       </w:pPr>
       <w:r>
-        <w:t xml:space="preserve">Filtro propagado a partir da dimensão </w:t>
-      </w:r>
-      <w:proofErr w:type="spellStart"/>
-      <w:r>
-        <w:t>dPraca</w:t>
-      </w:r>
-      <w:proofErr w:type="spellEnd"/>
-      <w:r>
-        <w:t xml:space="preserve"> via relacionamento ativo com </w:t>
-      </w:r>
-      <w:proofErr w:type="spellStart"/>
-      <w:r>
-        <w:t>fLeilao</w:t>
-      </w:r>
-      <w:proofErr w:type="spellEnd"/>
-      <w:r>
-        <w:t>.</w:t>
+        <w:t>Filtro propagado a partir da dimensão dPraca via relacionamento ativo com fLeilao.</w:t>
       </w:r>
     </w:p>
     <w:p>
@@ -26119,31 +23436,7 @@
         <w:jc w:val="both"/>
       </w:pPr>
       <w:r>
-        <w:t xml:space="preserve">Lotes Vendidos 2ª </w:t>
-      </w:r>
-      <w:proofErr w:type="spellStart"/>
-      <w:r>
-        <w:t>Praca</w:t>
-      </w:r>
-      <w:proofErr w:type="spellEnd"/>
-      <w:r>
-        <w:t xml:space="preserve"> = CALCULATE([Total Lotes Vendidos], </w:t>
-      </w:r>
-      <w:proofErr w:type="spellStart"/>
-      <w:r>
-        <w:t>dPraca</w:t>
-      </w:r>
-      <w:proofErr w:type="spellEnd"/>
-      <w:r>
-        <w:t>[</w:t>
-      </w:r>
-      <w:proofErr w:type="spellStart"/>
-      <w:r>
-        <w:t>numero_praca</w:t>
-      </w:r>
-      <w:proofErr w:type="spellEnd"/>
-      <w:r>
-        <w:t>] = 2)</w:t>
+        <w:t>Lotes Vendidos 2ª Praca = CALCULATE([Total Lotes Vendidos], dPraca[numero_praca] = 2)</w:t>
       </w:r>
     </w:p>
     <w:p>
@@ -26156,47 +23449,7 @@
         <w:jc w:val="both"/>
       </w:pPr>
       <w:r>
-        <w:t xml:space="preserve">Taxa </w:t>
-      </w:r>
-      <w:proofErr w:type="spellStart"/>
-      <w:r>
-        <w:t>Conversao</w:t>
-      </w:r>
-      <w:proofErr w:type="spellEnd"/>
-      <w:r>
-        <w:t xml:space="preserve"> 2ª </w:t>
-      </w:r>
-      <w:proofErr w:type="spellStart"/>
-      <w:r>
-        <w:t>Praca</w:t>
-      </w:r>
-      <w:proofErr w:type="spellEnd"/>
-      <w:r>
-        <w:t xml:space="preserve"> % = DIVIDE([Lotes Vendidos 2ª </w:t>
-      </w:r>
-      <w:proofErr w:type="spellStart"/>
-      <w:r>
-        <w:t>Praca</w:t>
-      </w:r>
-      <w:proofErr w:type="spellEnd"/>
-      <w:r>
-        <w:t xml:space="preserve">], CALCULATE([Total Lotes Ofertados], </w:t>
-      </w:r>
-      <w:proofErr w:type="spellStart"/>
-      <w:r>
-        <w:t>dPraca</w:t>
-      </w:r>
-      <w:proofErr w:type="spellEnd"/>
-      <w:r>
-        <w:t>[</w:t>
-      </w:r>
-      <w:proofErr w:type="spellStart"/>
-      <w:r>
-        <w:t>numero_praca</w:t>
-      </w:r>
-      <w:proofErr w:type="spellEnd"/>
-      <w:r>
-        <w:t>] = 2), 0)</w:t>
+        <w:t>Taxa Conversao 2ª Praca % = DIVIDE([Lotes Vendidos 2ª Praca], CALCULATE([Total Lotes Ofertados], dPraca[numero_praca] = 2), 0)</w:t>
       </w:r>
     </w:p>
     <w:p>
@@ -26226,15 +23479,7 @@
         <w:jc w:val="both"/>
       </w:pPr>
       <w:r>
-        <w:t xml:space="preserve">Filtro propagado pela tabela </w:t>
-      </w:r>
-      <w:proofErr w:type="spellStart"/>
-      <w:r>
-        <w:t>dPraca</w:t>
-      </w:r>
-      <w:proofErr w:type="spellEnd"/>
-      <w:r>
-        <w:t>.</w:t>
+        <w:t>Filtro propagado pela tabela dPraca.</w:t>
       </w:r>
     </w:p>
     <w:p>
@@ -26281,23 +23526,7 @@
         <w:jc w:val="both"/>
       </w:pPr>
       <w:r>
-        <w:t>Total Valor Arrematado = SUM(</w:t>
-      </w:r>
-      <w:proofErr w:type="spellStart"/>
-      <w:r>
-        <w:t>fLeilao</w:t>
-      </w:r>
-      <w:proofErr w:type="spellEnd"/>
-      <w:r>
-        <w:t>[</w:t>
-      </w:r>
-      <w:proofErr w:type="spellStart"/>
-      <w:r>
-        <w:t>valor_arrematado</w:t>
-      </w:r>
-      <w:proofErr w:type="spellEnd"/>
-      <w:r>
-        <w:t>])</w:t>
+        <w:t>Total Valor Arrematado = SUM(fLeilao[valor_arrematado])</w:t>
       </w:r>
     </w:p>
     <w:p>
@@ -26327,23 +23556,7 @@
         <w:jc w:val="both"/>
       </w:pPr>
       <w:r>
-        <w:t xml:space="preserve">Coluna </w:t>
-      </w:r>
-      <w:proofErr w:type="spellStart"/>
-      <w:r>
-        <w:t>valor_arrematado</w:t>
-      </w:r>
-      <w:proofErr w:type="spellEnd"/>
-      <w:r>
-        <w:t xml:space="preserve"> configurada como tipo de dado decimal/moeda na </w:t>
-      </w:r>
-      <w:proofErr w:type="spellStart"/>
-      <w:r>
-        <w:t>fLeilao</w:t>
-      </w:r>
-      <w:proofErr w:type="spellEnd"/>
-      <w:r>
-        <w:t>.</w:t>
+        <w:t>Coluna valor_arrematado configurada como tipo de dado decimal/moeda na fLeilao.</w:t>
       </w:r>
     </w:p>
     <w:p>
@@ -26390,31 +23603,7 @@
         <w:jc w:val="both"/>
       </w:pPr>
       <w:r>
-        <w:t xml:space="preserve">Ticket </w:t>
-      </w:r>
-      <w:proofErr w:type="spellStart"/>
-      <w:r>
-        <w:t>Medio</w:t>
-      </w:r>
-      <w:proofErr w:type="spellEnd"/>
-      <w:r>
-        <w:t xml:space="preserve"> Arremate = AVERAGE(</w:t>
-      </w:r>
-      <w:proofErr w:type="spellStart"/>
-      <w:r>
-        <w:t>fLeilao</w:t>
-      </w:r>
-      <w:proofErr w:type="spellEnd"/>
-      <w:r>
-        <w:t>[</w:t>
-      </w:r>
-      <w:proofErr w:type="spellStart"/>
-      <w:r>
-        <w:t>valor_arrematado</w:t>
-      </w:r>
-      <w:proofErr w:type="spellEnd"/>
-      <w:r>
-        <w:t>])</w:t>
+        <w:t>Ticket Medio Arremate = AVERAGE(fLeilao[valor_arrematado])</w:t>
       </w:r>
     </w:p>
     <w:p>
@@ -26585,23 +23774,7 @@
         <w:jc w:val="both"/>
       </w:pPr>
       <w:r>
-        <w:t>Total Valor Inicial = SUM(</w:t>
-      </w:r>
-      <w:proofErr w:type="spellStart"/>
-      <w:r>
-        <w:t>fLeilao</w:t>
-      </w:r>
-      <w:proofErr w:type="spellEnd"/>
-      <w:r>
-        <w:t>[</w:t>
-      </w:r>
-      <w:proofErr w:type="spellStart"/>
-      <w:r>
-        <w:t>valor_inicial</w:t>
-      </w:r>
-      <w:proofErr w:type="spellEnd"/>
-      <w:r>
-        <w:t>])</w:t>
+        <w:t>Total Valor Inicial = SUM(fLeilao[valor_inicial])</w:t>
       </w:r>
     </w:p>
     <w:p>
@@ -26614,23 +23787,7 @@
         <w:jc w:val="both"/>
       </w:pPr>
       <w:r>
-        <w:t>Media Valor Inicial = AVERAGE(</w:t>
-      </w:r>
-      <w:proofErr w:type="spellStart"/>
-      <w:r>
-        <w:t>fLeilao</w:t>
-      </w:r>
-      <w:proofErr w:type="spellEnd"/>
-      <w:r>
-        <w:t>[</w:t>
-      </w:r>
-      <w:proofErr w:type="spellStart"/>
-      <w:r>
-        <w:t>valor_inicial</w:t>
-      </w:r>
-      <w:proofErr w:type="spellEnd"/>
-      <w:r>
-        <w:t>])</w:t>
+        <w:t>Media Valor Inicial = AVERAGE(fLeilao[valor_inicial])</w:t>
       </w:r>
     </w:p>
     <w:p>
@@ -26660,15 +23817,7 @@
         <w:jc w:val="both"/>
       </w:pPr>
       <w:r>
-        <w:t xml:space="preserve">Métricas baseadas na tabela fato </w:t>
-      </w:r>
-      <w:proofErr w:type="spellStart"/>
-      <w:r>
-        <w:t>fLeilao</w:t>
-      </w:r>
-      <w:proofErr w:type="spellEnd"/>
-      <w:r>
-        <w:t xml:space="preserve"> sem necessidade de contexto externo de filtro.</w:t>
+        <w:t>Métricas baseadas na tabela fato fLeilao sem necessidade de contexto externo de filtro.</w:t>
       </w:r>
     </w:p>
     <w:p>
@@ -26717,17 +23866,7 @@
           <w:sz w:val="28"/>
           <w:szCs w:val="28"/>
         </w:rPr>
-        <w:t>1</w:t>
-      </w:r>
-      <w:r>
-        <w:rPr>
-          <w:b/>
-          <w:bCs/>
-          <w:color w:val="00B0F0"/>
-          <w:sz w:val="28"/>
-          <w:szCs w:val="28"/>
-        </w:rPr>
-        <w:t>7</w:t>
+        <w:t>17</w:t>
       </w:r>
       <w:r>
         <w:rPr>
@@ -27072,42 +24211,27 @@
         <w:spacing w:after="0"/>
         <w:jc w:val="both"/>
       </w:pPr>
-      <w:proofErr w:type="spellStart"/>
-      <w:r>
-        <w:t>Snippet</w:t>
-      </w:r>
-      <w:proofErr w:type="spellEnd"/>
-      <w:r>
-        <w:t xml:space="preserve"> de código</w:t>
-      </w:r>
-    </w:p>
-    <w:p>
-      <w:pPr>
-        <w:spacing w:after="0"/>
-        <w:jc w:val="both"/>
-      </w:pPr>
-      <w:r>
-        <w:t xml:space="preserve">Taxa de Venda Por </w:t>
-      </w:r>
-      <w:proofErr w:type="spellStart"/>
-      <w:r>
-        <w:t>Praca</w:t>
-      </w:r>
-      <w:proofErr w:type="spellEnd"/>
-      <w:r>
-        <w:t xml:space="preserve"> % = </w:t>
-      </w:r>
-    </w:p>
-    <w:p>
-      <w:pPr>
-        <w:spacing w:after="0"/>
-        <w:jc w:val="both"/>
-      </w:pPr>
-      <w:proofErr w:type="gramStart"/>
+      <w:r>
+        <w:t>Snippet de código</w:t>
+      </w:r>
+    </w:p>
+    <w:p>
+      <w:pPr>
+        <w:spacing w:after="0"/>
+        <w:jc w:val="both"/>
+      </w:pPr>
+      <w:r>
+        <w:t xml:space="preserve">Taxa de Venda Por Praca % = </w:t>
+      </w:r>
+    </w:p>
+    <w:p>
+      <w:pPr>
+        <w:spacing w:after="0"/>
+        <w:jc w:val="both"/>
+      </w:pPr>
       <w:r>
         <w:t>DIVIDE(</w:t>
       </w:r>
-      <w:proofErr w:type="gramEnd"/>
     </w:p>
     <w:p>
       <w:pPr>
@@ -27158,39 +24282,7 @@
         <w:t>Nota:</w:t>
       </w:r>
       <w:r>
-        <w:t xml:space="preserve"> No seu modelo Star </w:t>
-      </w:r>
-      <w:proofErr w:type="spellStart"/>
-      <w:r>
-        <w:t>Schema</w:t>
-      </w:r>
-      <w:proofErr w:type="spellEnd"/>
-      <w:r>
-        <w:t xml:space="preserve">, a dimensão </w:t>
-      </w:r>
-      <w:proofErr w:type="spellStart"/>
-      <w:r>
-        <w:t>dPraca</w:t>
-      </w:r>
-      <w:proofErr w:type="spellEnd"/>
-      <w:r>
-        <w:t xml:space="preserve"> (ou equivalente de praça) filtra a tabela fato </w:t>
-      </w:r>
-      <w:proofErr w:type="spellStart"/>
-      <w:r>
-        <w:t>fLeilao</w:t>
-      </w:r>
-      <w:proofErr w:type="spellEnd"/>
-      <w:r>
-        <w:t>/</w:t>
-      </w:r>
-      <w:proofErr w:type="spellStart"/>
-      <w:r>
-        <w:t>fLote</w:t>
-      </w:r>
-      <w:proofErr w:type="spellEnd"/>
-      <w:r>
-        <w:t>. Ao colocar o campo de número/nome da praça no visual, o contexto de filtro calculará os valores exatos:</w:t>
+        <w:t xml:space="preserve"> No seu modelo Star Schema, a dimensão dPraca (ou equivalente de praça) filtra a tabela fato fLeilao/fLote. Ao colocar o campo de número/nome da praça no visual, o contexto de filtro calculará os valores exatos:</w:t>
       </w:r>
     </w:p>
     <w:p>
@@ -27365,15 +24457,7 @@
         <w:t>Eixo Y:</w:t>
       </w:r>
       <w:r>
-        <w:t xml:space="preserve"> [Taxa de Venda Por </w:t>
-      </w:r>
-      <w:proofErr w:type="spellStart"/>
-      <w:r>
-        <w:t>Praca</w:t>
-      </w:r>
-      <w:proofErr w:type="spellEnd"/>
-      <w:r>
-        <w:t xml:space="preserve"> %]</w:t>
+        <w:t xml:space="preserve"> [Taxa de Venda Por Praca %]</w:t>
       </w:r>
     </w:p>
     <w:p>
@@ -27509,15 +24593,7 @@
         <w:jc w:val="both"/>
       </w:pPr>
       <w:r>
-        <w:t xml:space="preserve">[Taxa de Venda Por </w:t>
-      </w:r>
-      <w:proofErr w:type="spellStart"/>
-      <w:r>
-        <w:t>Praca</w:t>
-      </w:r>
-      <w:proofErr w:type="spellEnd"/>
-      <w:r>
-        <w:t xml:space="preserve"> %]</w:t>
+        <w:t>[Taxa de Venda Por Praca %]</w:t>
       </w:r>
     </w:p>
     <w:p>
@@ -27543,15 +24619,7 @@
         <w:jc w:val="both"/>
       </w:pPr>
       <w:r>
-        <w:t xml:space="preserve">Adicione uma caixa de texto explicativa destacando a análise técnica e o diagnóstico do </w:t>
-      </w:r>
-      <w:proofErr w:type="spellStart"/>
-      <w:r>
-        <w:t>dataset</w:t>
-      </w:r>
-      <w:proofErr w:type="spellEnd"/>
-      <w:r>
-        <w:t>:</w:t>
+        <w:t>Adicione uma caixa de texto explicativa destacando a análise técnica e o diagnóstico do dataset:</w:t>
       </w:r>
     </w:p>
     <w:p>
@@ -27654,15 +24722,7 @@
         <w:t>Nota de Contexto:</w:t>
       </w:r>
       <w:r>
-        <w:t xml:space="preserve"> Em leilões judiciais reais, a 2ª praça costuma concentrar a maioria das arrematações devido ao desconto (~50% da avaliação). A similaridade no </w:t>
-      </w:r>
-      <w:proofErr w:type="spellStart"/>
-      <w:r>
-        <w:t>dataset</w:t>
-      </w:r>
-      <w:proofErr w:type="spellEnd"/>
-      <w:r>
-        <w:t xml:space="preserve"> reflete a modelagem simulada das taxas.</w:t>
+        <w:t xml:space="preserve"> Em leilões judiciais reais, a 2ª praça costuma concentrar a maioria das arrematações devido ao desconto (~50% da avaliação). A similaridade no dataset reflete a modelagem simulada das taxas.</w:t>
       </w:r>
     </w:p>
     <w:p>
@@ -27734,133 +24794,44 @@
         <w:spacing w:after="0"/>
         <w:jc w:val="both"/>
       </w:pPr>
-      <w:proofErr w:type="spellStart"/>
-      <w:r>
-        <w:t>Snippet</w:t>
-      </w:r>
-      <w:proofErr w:type="spellEnd"/>
-      <w:r>
-        <w:t xml:space="preserve"> de código</w:t>
-      </w:r>
-    </w:p>
-    <w:p>
-      <w:pPr>
-        <w:spacing w:after="0"/>
-        <w:jc w:val="both"/>
-      </w:pPr>
-      <w:proofErr w:type="gramStart"/>
-      <w:r>
-        <w:t>Media</w:t>
-      </w:r>
-      <w:proofErr w:type="gramEnd"/>
-      <w:r>
-        <w:t xml:space="preserve"> </w:t>
-      </w:r>
-      <w:proofErr w:type="gramStart"/>
-      <w:r>
-        <w:t>Numero</w:t>
-      </w:r>
-      <w:proofErr w:type="gramEnd"/>
-      <w:r>
-        <w:t xml:space="preserve"> </w:t>
-      </w:r>
-      <w:proofErr w:type="spellStart"/>
-      <w:r>
-        <w:t>Praca</w:t>
-      </w:r>
-      <w:proofErr w:type="spellEnd"/>
-      <w:r>
-        <w:t xml:space="preserve"> Vendidos = </w:t>
-      </w:r>
-    </w:p>
-    <w:p>
-      <w:pPr>
-        <w:spacing w:after="0"/>
-        <w:jc w:val="both"/>
-      </w:pPr>
-      <w:proofErr w:type="gramStart"/>
+      <w:r>
+        <w:t>Snippet de código</w:t>
+      </w:r>
+    </w:p>
+    <w:p>
+      <w:pPr>
+        <w:spacing w:after="0"/>
+        <w:jc w:val="both"/>
+      </w:pPr>
+      <w:r>
+        <w:t xml:space="preserve">Media Numero Praca Vendidos = </w:t>
+      </w:r>
+    </w:p>
+    <w:p>
+      <w:pPr>
+        <w:spacing w:after="0"/>
+        <w:jc w:val="both"/>
+      </w:pPr>
       <w:r>
         <w:t>CALCULATE(</w:t>
       </w:r>
-      <w:proofErr w:type="gramEnd"/>
-    </w:p>
-    <w:p>
-      <w:pPr>
-        <w:spacing w:after="0"/>
-        <w:jc w:val="both"/>
-      </w:pPr>
-      <w:r>
-        <w:t xml:space="preserve">    </w:t>
-      </w:r>
-      <w:proofErr w:type="gramStart"/>
-      <w:r>
-        <w:t>AVERAGE(</w:t>
-      </w:r>
-      <w:proofErr w:type="gramEnd"/>
-      <w:r>
-        <w:t>'</w:t>
-      </w:r>
-      <w:proofErr w:type="spellStart"/>
-      <w:r>
-        <w:t>leilao</w:t>
-      </w:r>
-      <w:proofErr w:type="spellEnd"/>
-      <w:r>
-        <w:t xml:space="preserve"> </w:t>
-      </w:r>
-      <w:proofErr w:type="spellStart"/>
-      <w:r>
-        <w:t>praca</w:t>
-      </w:r>
-      <w:proofErr w:type="spellEnd"/>
-      <w:r>
-        <w:t>'[</w:t>
-      </w:r>
-      <w:proofErr w:type="spellStart"/>
-      <w:proofErr w:type="gramStart"/>
-      <w:r>
-        <w:t>numero</w:t>
-      </w:r>
-      <w:proofErr w:type="gramEnd"/>
-      <w:r>
-        <w:t>_praca</w:t>
-      </w:r>
-      <w:proofErr w:type="spellEnd"/>
-      <w:r>
-        <w:t>]),</w:t>
-      </w:r>
-    </w:p>
-    <w:p>
-      <w:pPr>
-        <w:spacing w:after="0"/>
-        <w:jc w:val="both"/>
-      </w:pPr>
-      <w:r>
-        <w:t xml:space="preserve">    NOT </w:t>
-      </w:r>
-      <w:proofErr w:type="gramStart"/>
-      <w:r>
-        <w:t>ISBLANK(</w:t>
-      </w:r>
-      <w:proofErr w:type="gramEnd"/>
-      <w:r>
-        <w:t>'</w:t>
-      </w:r>
-      <w:proofErr w:type="spellStart"/>
-      <w:r>
-        <w:t>leilao</w:t>
-      </w:r>
-      <w:proofErr w:type="spellEnd"/>
-      <w:r>
-        <w:t xml:space="preserve"> lote'[</w:t>
-      </w:r>
-      <w:proofErr w:type="spellStart"/>
-      <w:r>
-        <w:t>id_arrematante</w:t>
-      </w:r>
-      <w:proofErr w:type="spellEnd"/>
-      <w:r>
-        <w:t>])</w:t>
+    </w:p>
+    <w:p>
+      <w:pPr>
+        <w:spacing w:after="0"/>
+        <w:jc w:val="both"/>
+      </w:pPr>
+      <w:r>
+        <w:t xml:space="preserve">    AVERAGE('leilao praca'[numero_praca]),</w:t>
+      </w:r>
+    </w:p>
+    <w:p>
+      <w:pPr>
+        <w:spacing w:after="0"/>
+        <w:jc w:val="both"/>
+      </w:pPr>
+      <w:r>
+        <w:t xml:space="preserve">    NOT ISBLANK('leilao lote'[id_arrematante])</w:t>
       </w:r>
     </w:p>
     <w:p>
@@ -27894,13 +24865,8 @@
         <w:spacing w:after="0"/>
         <w:jc w:val="both"/>
       </w:pPr>
-      <w:proofErr w:type="spellStart"/>
-      <w:r>
-        <w:t>Snippet</w:t>
-      </w:r>
-      <w:proofErr w:type="spellEnd"/>
-      <w:r>
-        <w:t xml:space="preserve"> de código</w:t>
+      <w:r>
+        <w:t>Snippet de código</w:t>
       </w:r>
     </w:p>
     <w:p>
@@ -27917,68 +24883,26 @@
         <w:spacing w:after="0"/>
         <w:jc w:val="both"/>
       </w:pPr>
-      <w:proofErr w:type="gramStart"/>
       <w:r>
         <w:t>CALCULATE(</w:t>
       </w:r>
-      <w:proofErr w:type="gramEnd"/>
-    </w:p>
-    <w:p>
-      <w:pPr>
-        <w:spacing w:after="0"/>
-        <w:jc w:val="both"/>
-      </w:pPr>
-      <w:r>
-        <w:t xml:space="preserve">    </w:t>
-      </w:r>
-      <w:proofErr w:type="gramStart"/>
-      <w:r>
-        <w:t>COUNTROWS(</w:t>
-      </w:r>
-      <w:proofErr w:type="gramEnd"/>
-      <w:r>
-        <w:t>'</w:t>
-      </w:r>
-      <w:proofErr w:type="spellStart"/>
-      <w:r>
-        <w:t>leilao</w:t>
-      </w:r>
-      <w:proofErr w:type="spellEnd"/>
-      <w:r>
-        <w:t xml:space="preserve"> lote'),</w:t>
-      </w:r>
-    </w:p>
-    <w:p>
-      <w:pPr>
-        <w:spacing w:after="0"/>
-        <w:jc w:val="both"/>
-      </w:pPr>
-      <w:r>
-        <w:t xml:space="preserve">    NOT </w:t>
-      </w:r>
-      <w:proofErr w:type="gramStart"/>
-      <w:r>
-        <w:t>ISBLANK(</w:t>
-      </w:r>
-      <w:proofErr w:type="gramEnd"/>
-      <w:r>
-        <w:t>'</w:t>
-      </w:r>
-      <w:proofErr w:type="spellStart"/>
-      <w:r>
-        <w:t>leilao</w:t>
-      </w:r>
-      <w:proofErr w:type="spellEnd"/>
-      <w:r>
-        <w:t xml:space="preserve"> lote'[</w:t>
-      </w:r>
-      <w:proofErr w:type="spellStart"/>
-      <w:r>
-        <w:t>id_arrematante</w:t>
-      </w:r>
-      <w:proofErr w:type="spellEnd"/>
-      <w:r>
-        <w:t>])</w:t>
+    </w:p>
+    <w:p>
+      <w:pPr>
+        <w:spacing w:after="0"/>
+        <w:jc w:val="both"/>
+      </w:pPr>
+      <w:r>
+        <w:t xml:space="preserve">    COUNTROWS('leilao lote'),</w:t>
+      </w:r>
+    </w:p>
+    <w:p>
+      <w:pPr>
+        <w:spacing w:after="0"/>
+        <w:jc w:val="both"/>
+      </w:pPr>
+      <w:r>
+        <w:t xml:space="preserve">    NOT ISBLANK('leilao lote'[id_arrematante])</w:t>
       </w:r>
     </w:p>
     <w:p>
@@ -28041,23 +24965,7 @@
         <w:t>Eixo Y / Linhas:</w:t>
       </w:r>
       <w:r>
-        <w:t xml:space="preserve"> '</w:t>
-      </w:r>
-      <w:proofErr w:type="spellStart"/>
-      <w:r>
-        <w:t>leilao</w:t>
-      </w:r>
-      <w:proofErr w:type="spellEnd"/>
-      <w:r>
-        <w:t xml:space="preserve"> </w:t>
-      </w:r>
-      <w:proofErr w:type="spellStart"/>
-      <w:r>
-        <w:t>cartorio</w:t>
-      </w:r>
-      <w:proofErr w:type="spellEnd"/>
-      <w:r>
-        <w:t>'[comarca]</w:t>
+        <w:t xml:space="preserve"> 'leilao cartorio'[comarca]</w:t>
       </w:r>
     </w:p>
     <w:p>
@@ -28100,31 +25008,7 @@
         <w:jc w:val="both"/>
       </w:pPr>
       <w:r>
-        <w:t>[</w:t>
-      </w:r>
-      <w:proofErr w:type="gramStart"/>
-      <w:r>
-        <w:t>Media</w:t>
-      </w:r>
-      <w:proofErr w:type="gramEnd"/>
-      <w:r>
-        <w:t xml:space="preserve"> </w:t>
-      </w:r>
-      <w:proofErr w:type="gramStart"/>
-      <w:r>
-        <w:t>Numero</w:t>
-      </w:r>
-      <w:proofErr w:type="gramEnd"/>
-      <w:r>
-        <w:t xml:space="preserve"> </w:t>
-      </w:r>
-      <w:proofErr w:type="spellStart"/>
-      <w:r>
-        <w:t>Praca</w:t>
-      </w:r>
-      <w:proofErr w:type="spellEnd"/>
-      <w:r>
-        <w:t xml:space="preserve"> Vendidos]</w:t>
+        <w:t>[Media Numero Praca Vendidos]</w:t>
       </w:r>
     </w:p>
     <w:p>
@@ -28144,23 +25028,7 @@
         <w:t>Ordenação:</w:t>
       </w:r>
       <w:r>
-        <w:t xml:space="preserve"> Ordenar por Media </w:t>
-      </w:r>
-      <w:proofErr w:type="gramStart"/>
-      <w:r>
-        <w:t>Numero</w:t>
-      </w:r>
-      <w:proofErr w:type="gramEnd"/>
-      <w:r>
-        <w:t xml:space="preserve"> </w:t>
-      </w:r>
-      <w:proofErr w:type="spellStart"/>
-      <w:r>
-        <w:t>Praca</w:t>
-      </w:r>
-      <w:proofErr w:type="spellEnd"/>
-      <w:r>
-        <w:t xml:space="preserve"> Vendidos em ordem </w:t>
+        <w:t xml:space="preserve"> Ordenar por Media Numero Praca Vendidos em ordem </w:t>
       </w:r>
       <w:r>
         <w:rPr>
@@ -28215,17 +25083,7 @@
           <w:sz w:val="28"/>
           <w:szCs w:val="28"/>
         </w:rPr>
-        <w:t>1</w:t>
-      </w:r>
-      <w:r>
-        <w:rPr>
-          <w:b/>
-          <w:bCs/>
-          <w:color w:val="00B0F0"/>
-          <w:sz w:val="28"/>
-          <w:szCs w:val="28"/>
-        </w:rPr>
-        <w:t>8</w:t>
+        <w:t>18</w:t>
       </w:r>
       <w:r>
         <w:rPr>
@@ -28475,15 +25333,7 @@
         <w:t>Causa:</w:t>
       </w:r>
       <w:r>
-        <w:t xml:space="preserve"> Incompatibilidade com os acentos nas chaves da malha </w:t>
-      </w:r>
-      <w:proofErr w:type="spellStart"/>
-      <w:r>
-        <w:t>TopoJSON</w:t>
-      </w:r>
-      <w:proofErr w:type="spellEnd"/>
-      <w:r>
-        <w:t xml:space="preserve"> do Power BI.</w:t>
+        <w:t xml:space="preserve"> Incompatibilidade com os acentos nas chaves da malha TopoJSON do Power BI.</w:t>
       </w:r>
     </w:p>
     <w:p>
@@ -28503,15 +25353,7 @@
         <w:t>Solução:</w:t>
       </w:r>
       <w:r>
-        <w:t xml:space="preserve"> Tratamento da coluna de estados por extenso com a remoção de todos os acentos no Power Query/SQL (</w:t>
-      </w:r>
-      <w:proofErr w:type="spellStart"/>
-      <w:r>
-        <w:t>ex</w:t>
-      </w:r>
-      <w:proofErr w:type="spellEnd"/>
-      <w:r>
-        <w:t xml:space="preserve">: São Paulo </w:t>
+        <w:t xml:space="preserve"> Tratamento da coluna de estados por extenso com a remoção de todos os acentos no Power Query/SQL (ex: São Paulo </w:t>
       </w:r>
       <m:oMath>
         <m:r>
@@ -28591,13 +25433,8 @@
         <w:spacing w:after="0"/>
         <w:jc w:val="both"/>
       </w:pPr>
-      <w:proofErr w:type="spellStart"/>
-      <w:r>
-        <w:t>Snippet</w:t>
-      </w:r>
-      <w:proofErr w:type="spellEnd"/>
-      <w:r>
-        <w:t xml:space="preserve"> de código</w:t>
+      <w:r>
+        <w:t>Snippet de código</w:t>
       </w:r>
     </w:p>
     <w:p>
@@ -28614,11 +25451,9 @@
         <w:spacing w:after="0"/>
         <w:jc w:val="both"/>
       </w:pPr>
-      <w:proofErr w:type="gramStart"/>
       <w:r>
         <w:t>DIVIDE(</w:t>
       </w:r>
-      <w:proofErr w:type="gramEnd"/>
     </w:p>
     <w:p>
       <w:pPr>
@@ -28775,157 +25610,44 @@
         <w:jc w:val="both"/>
       </w:pPr>
       <w:r>
-        <w:t xml:space="preserve">    </w:t>
-      </w:r>
-      <w:proofErr w:type="spellStart"/>
-      <w:r>
-        <w:t>l.nome</w:t>
-      </w:r>
-      <w:proofErr w:type="spellEnd"/>
-      <w:r>
-        <w:t xml:space="preserve"> AS </w:t>
-      </w:r>
-      <w:proofErr w:type="spellStart"/>
-      <w:r>
-        <w:t>nome_leiloeiro</w:t>
-      </w:r>
-      <w:proofErr w:type="spellEnd"/>
-      <w:r>
-        <w:t>,</w:t>
-      </w:r>
-    </w:p>
-    <w:p>
-      <w:pPr>
-        <w:spacing w:after="0"/>
-        <w:jc w:val="both"/>
-      </w:pPr>
-      <w:r>
-        <w:t xml:space="preserve">    </w:t>
-      </w:r>
-      <w:proofErr w:type="gramStart"/>
-      <w:r>
-        <w:t>COUNT(</w:t>
-      </w:r>
-      <w:proofErr w:type="gramEnd"/>
-      <w:r>
-        <w:t xml:space="preserve">DISTINCT </w:t>
-      </w:r>
-      <w:proofErr w:type="spellStart"/>
-      <w:proofErr w:type="gramStart"/>
-      <w:r>
-        <w:t>loc.Estado</w:t>
-      </w:r>
-      <w:proofErr w:type="spellEnd"/>
-      <w:proofErr w:type="gramEnd"/>
-      <w:r>
-        <w:t xml:space="preserve">) AS </w:t>
-      </w:r>
-      <w:proofErr w:type="spellStart"/>
-      <w:r>
-        <w:t>qtd_estados_distintos</w:t>
-      </w:r>
-      <w:proofErr w:type="spellEnd"/>
-      <w:r>
-        <w:t>,</w:t>
-      </w:r>
-    </w:p>
-    <w:p>
-      <w:pPr>
-        <w:spacing w:after="0"/>
-        <w:jc w:val="both"/>
-      </w:pPr>
-      <w:r>
-        <w:t xml:space="preserve">    </w:t>
-      </w:r>
-      <w:proofErr w:type="spellStart"/>
-      <w:proofErr w:type="gramStart"/>
-      <w:r>
-        <w:t>loc.Estado</w:t>
-      </w:r>
-      <w:proofErr w:type="spellEnd"/>
-      <w:proofErr w:type="gramEnd"/>
-      <w:r>
-        <w:t xml:space="preserve"> AS </w:t>
-      </w:r>
-      <w:proofErr w:type="spellStart"/>
-      <w:r>
-        <w:t>estado_atuacao</w:t>
-      </w:r>
-      <w:proofErr w:type="spellEnd"/>
-      <w:r>
-        <w:t>,</w:t>
-      </w:r>
-    </w:p>
-    <w:p>
-      <w:pPr>
-        <w:spacing w:after="0"/>
-        <w:jc w:val="both"/>
-      </w:pPr>
-      <w:r>
-        <w:t xml:space="preserve">    </w:t>
-      </w:r>
-      <w:proofErr w:type="gramStart"/>
-      <w:r>
-        <w:t>COUNT(</w:t>
-      </w:r>
-      <w:proofErr w:type="gramEnd"/>
-      <w:r>
-        <w:t xml:space="preserve">*) </w:t>
-      </w:r>
-      <w:proofErr w:type="gramStart"/>
-      <w:r>
-        <w:t xml:space="preserve">AS </w:t>
-      </w:r>
-      <w:proofErr w:type="spellStart"/>
-      <w:r>
-        <w:t>total</w:t>
-      </w:r>
-      <w:proofErr w:type="gramEnd"/>
-      <w:r>
-        <w:t>_lotes_ofertados</w:t>
-      </w:r>
-      <w:proofErr w:type="spellEnd"/>
-      <w:r>
-        <w:t>,</w:t>
-      </w:r>
-    </w:p>
-    <w:p>
-      <w:pPr>
-        <w:spacing w:after="0"/>
-        <w:jc w:val="both"/>
-      </w:pPr>
-      <w:r>
-        <w:t xml:space="preserve">    </w:t>
-      </w:r>
-      <w:proofErr w:type="gramStart"/>
-      <w:r>
-        <w:t>SUM(</w:t>
-      </w:r>
-      <w:proofErr w:type="gramEnd"/>
-      <w:r>
-        <w:t xml:space="preserve">CASE WHEN </w:t>
-      </w:r>
-      <w:proofErr w:type="spellStart"/>
-      <w:r>
-        <w:t>lo.id_arrematante</w:t>
-      </w:r>
-      <w:proofErr w:type="spellEnd"/>
-      <w:r>
-        <w:t xml:space="preserve"> IS NOT NULL THEN 1 ELSE 0 END) </w:t>
-      </w:r>
-      <w:proofErr w:type="gramStart"/>
-      <w:r>
-        <w:t xml:space="preserve">AS </w:t>
-      </w:r>
-      <w:proofErr w:type="spellStart"/>
-      <w:r>
-        <w:t>total</w:t>
-      </w:r>
-      <w:proofErr w:type="gramEnd"/>
-      <w:r>
-        <w:t>_lotes_vendidos</w:t>
-      </w:r>
-      <w:proofErr w:type="spellEnd"/>
+        <w:t xml:space="preserve">    l.nome AS nome_leiloeiro,</w:t>
+      </w:r>
+    </w:p>
+    <w:p>
+      <w:pPr>
+        <w:spacing w:after="0"/>
+        <w:jc w:val="both"/>
+      </w:pPr>
+      <w:r>
+        <w:t xml:space="preserve">    COUNT(DISTINCT loc.Estado) AS qtd_estados_distintos,</w:t>
+      </w:r>
+    </w:p>
+    <w:p>
+      <w:pPr>
+        <w:spacing w:after="0"/>
+        <w:jc w:val="both"/>
+      </w:pPr>
+      <w:r>
+        <w:t xml:space="preserve">    loc.Estado AS estado_atuacao,</w:t>
+      </w:r>
+    </w:p>
+    <w:p>
+      <w:pPr>
+        <w:spacing w:after="0"/>
+        <w:jc w:val="both"/>
+      </w:pPr>
+      <w:r>
+        <w:t xml:space="preserve">    COUNT(*) AS total_lotes_ofertados,</w:t>
+      </w:r>
+    </w:p>
+    <w:p>
+      <w:pPr>
+        <w:spacing w:after="0"/>
+        <w:jc w:val="both"/>
+      </w:pPr>
+      <w:r>
+        <w:t xml:space="preserve">    SUM(CASE WHEN lo.id_arrematante IS NOT NULL THEN 1 ELSE 0 END) AS total_lotes_vendidos</w:t>
+      </w:r>
     </w:p>
     <w:p>
       <w:pPr>
@@ -28942,214 +25664,61 @@
         <w:jc w:val="both"/>
       </w:pPr>
       <w:r>
-        <w:t xml:space="preserve">JOIN </w:t>
-      </w:r>
-      <w:proofErr w:type="spellStart"/>
-      <w:r>
-        <w:t>leilao</w:t>
-      </w:r>
-      <w:proofErr w:type="spellEnd"/>
-      <w:r>
-        <w:t xml:space="preserve"> lei ON </w:t>
-      </w:r>
-      <w:proofErr w:type="spellStart"/>
-      <w:r>
-        <w:t>lei.id_leiloeiro</w:t>
-      </w:r>
-      <w:proofErr w:type="spellEnd"/>
-      <w:r>
-        <w:t xml:space="preserve"> = </w:t>
-      </w:r>
-      <w:proofErr w:type="spellStart"/>
-      <w:r>
-        <w:t>l.id_leiloeiro</w:t>
-      </w:r>
-      <w:proofErr w:type="spellEnd"/>
-    </w:p>
-    <w:p>
-      <w:pPr>
-        <w:spacing w:after="0"/>
-        <w:jc w:val="both"/>
-      </w:pPr>
-      <w:r>
-        <w:t xml:space="preserve">JOIN lote </w:t>
-      </w:r>
-      <w:proofErr w:type="spellStart"/>
-      <w:r>
-        <w:t>lo</w:t>
-      </w:r>
-      <w:proofErr w:type="spellEnd"/>
-      <w:r>
-        <w:t xml:space="preserve"> ON </w:t>
-      </w:r>
-      <w:proofErr w:type="spellStart"/>
-      <w:r>
-        <w:t>lo.id_lote</w:t>
-      </w:r>
-      <w:proofErr w:type="spellEnd"/>
-      <w:r>
-        <w:t xml:space="preserve"> = </w:t>
-      </w:r>
-      <w:proofErr w:type="spellStart"/>
-      <w:r>
-        <w:t>lei.id_lote</w:t>
-      </w:r>
-      <w:proofErr w:type="spellEnd"/>
-    </w:p>
-    <w:p>
-      <w:pPr>
-        <w:spacing w:after="0"/>
-        <w:jc w:val="both"/>
-      </w:pPr>
-      <w:r>
-        <w:t xml:space="preserve">JOIN processo </w:t>
-      </w:r>
-      <w:proofErr w:type="spellStart"/>
-      <w:r>
-        <w:t>pr</w:t>
-      </w:r>
-      <w:proofErr w:type="spellEnd"/>
-      <w:r>
-        <w:t xml:space="preserve"> ON </w:t>
-      </w:r>
-      <w:proofErr w:type="spellStart"/>
-      <w:r>
-        <w:t>pr.id_processo</w:t>
-      </w:r>
-      <w:proofErr w:type="spellEnd"/>
-      <w:r>
-        <w:t xml:space="preserve"> = </w:t>
-      </w:r>
-      <w:proofErr w:type="spellStart"/>
-      <w:r>
-        <w:t>lei.id_processo</w:t>
-      </w:r>
-      <w:proofErr w:type="spellEnd"/>
-    </w:p>
-    <w:p>
-      <w:pPr>
-        <w:spacing w:after="0"/>
-        <w:jc w:val="both"/>
-      </w:pPr>
-      <w:r>
-        <w:t xml:space="preserve">JOIN </w:t>
-      </w:r>
-      <w:proofErr w:type="spellStart"/>
-      <w:r>
-        <w:t>cartorio</w:t>
-      </w:r>
-      <w:proofErr w:type="spellEnd"/>
-      <w:r>
-        <w:t xml:space="preserve"> c ON </w:t>
-      </w:r>
-      <w:proofErr w:type="spellStart"/>
-      <w:proofErr w:type="gramStart"/>
-      <w:r>
-        <w:t>c.Id</w:t>
-      </w:r>
-      <w:proofErr w:type="gramEnd"/>
-      <w:r>
-        <w:t>_cartorio</w:t>
-      </w:r>
-      <w:proofErr w:type="spellEnd"/>
-      <w:r>
-        <w:t xml:space="preserve"> = </w:t>
-      </w:r>
-      <w:proofErr w:type="spellStart"/>
-      <w:r>
-        <w:t>pr.id_cartorio</w:t>
-      </w:r>
-      <w:proofErr w:type="spellEnd"/>
-    </w:p>
-    <w:p>
-      <w:pPr>
-        <w:spacing w:after="0"/>
-        <w:jc w:val="both"/>
-      </w:pPr>
-      <w:r>
-        <w:t xml:space="preserve">JOIN </w:t>
-      </w:r>
-      <w:proofErr w:type="spellStart"/>
-      <w:r>
-        <w:t>localizacao</w:t>
-      </w:r>
-      <w:proofErr w:type="spellEnd"/>
-      <w:r>
-        <w:t xml:space="preserve"> </w:t>
-      </w:r>
-      <w:proofErr w:type="spellStart"/>
-      <w:r>
-        <w:t>loc</w:t>
-      </w:r>
-      <w:proofErr w:type="spellEnd"/>
-      <w:r>
-        <w:t xml:space="preserve"> ON </w:t>
-      </w:r>
-      <w:proofErr w:type="spellStart"/>
-      <w:r>
-        <w:t>loc.ID_local_cartorio</w:t>
-      </w:r>
-      <w:proofErr w:type="spellEnd"/>
-      <w:r>
-        <w:t xml:space="preserve"> = </w:t>
-      </w:r>
-      <w:proofErr w:type="spellStart"/>
-      <w:r>
-        <w:t>c.ID_local_cartorio</w:t>
-      </w:r>
-      <w:proofErr w:type="spellEnd"/>
-    </w:p>
-    <w:p>
-      <w:pPr>
-        <w:spacing w:after="0"/>
-        <w:jc w:val="both"/>
-      </w:pPr>
-      <w:r>
-        <w:t xml:space="preserve">GROUP BY </w:t>
-      </w:r>
-      <w:proofErr w:type="spellStart"/>
-      <w:r>
-        <w:t>l.id_leiloeiro</w:t>
-      </w:r>
-      <w:proofErr w:type="spellEnd"/>
-      <w:r>
-        <w:t xml:space="preserve">, </w:t>
-      </w:r>
-      <w:proofErr w:type="spellStart"/>
-      <w:proofErr w:type="gramStart"/>
-      <w:r>
-        <w:t>l.nome</w:t>
-      </w:r>
-      <w:proofErr w:type="spellEnd"/>
-      <w:proofErr w:type="gramEnd"/>
-      <w:r>
-        <w:t xml:space="preserve">, </w:t>
-      </w:r>
-      <w:proofErr w:type="spellStart"/>
-      <w:proofErr w:type="gramStart"/>
-      <w:r>
-        <w:t>loc.Estado</w:t>
-      </w:r>
-      <w:proofErr w:type="spellEnd"/>
-      <w:proofErr w:type="gramEnd"/>
-    </w:p>
-    <w:p>
-      <w:pPr>
-        <w:spacing w:after="0"/>
-        <w:jc w:val="both"/>
-      </w:pPr>
-      <w:r>
-        <w:t xml:space="preserve">ORDER BY </w:t>
-      </w:r>
-      <w:proofErr w:type="spellStart"/>
-      <w:proofErr w:type="gramStart"/>
-      <w:r>
-        <w:t>loc.Estado</w:t>
-      </w:r>
-      <w:proofErr w:type="spellEnd"/>
-      <w:proofErr w:type="gramEnd"/>
-      <w:r>
-        <w:t xml:space="preserve"> ASC;</w:t>
+        <w:t>JOIN leilao lei ON lei.id_leiloeiro = l.id_leiloeiro</w:t>
+      </w:r>
+    </w:p>
+    <w:p>
+      <w:pPr>
+        <w:spacing w:after="0"/>
+        <w:jc w:val="both"/>
+      </w:pPr>
+      <w:r>
+        <w:t>JOIN lote lo ON lo.id_lote = lei.id_lote</w:t>
+      </w:r>
+    </w:p>
+    <w:p>
+      <w:pPr>
+        <w:spacing w:after="0"/>
+        <w:jc w:val="both"/>
+      </w:pPr>
+      <w:r>
+        <w:t>JOIN processo pr ON pr.id_processo = lei.id_processo</w:t>
+      </w:r>
+    </w:p>
+    <w:p>
+      <w:pPr>
+        <w:spacing w:after="0"/>
+        <w:jc w:val="both"/>
+      </w:pPr>
+      <w:r>
+        <w:t>JOIN cartorio c ON c.Id_cartorio = pr.id_cartorio</w:t>
+      </w:r>
+    </w:p>
+    <w:p>
+      <w:pPr>
+        <w:spacing w:after="0"/>
+        <w:jc w:val="both"/>
+      </w:pPr>
+      <w:r>
+        <w:t>JOIN localizacao loc ON loc.ID_local_cartorio = c.ID_local_cartorio</w:t>
+      </w:r>
+    </w:p>
+    <w:p>
+      <w:pPr>
+        <w:spacing w:after="0"/>
+        <w:jc w:val="both"/>
+      </w:pPr>
+      <w:r>
+        <w:t>GROUP BY l.id_leiloeiro, l.nome, loc.Estado</w:t>
+      </w:r>
+    </w:p>
+    <w:p>
+      <w:pPr>
+        <w:spacing w:after="0"/>
+        <w:jc w:val="both"/>
+      </w:pPr>
+      <w:r>
+        <w:t>ORDER BY loc.Estado ASC;</w:t>
       </w:r>
     </w:p>
     <w:p>
@@ -29236,13 +25805,1348 @@
       <w:pPr>
         <w:spacing w:after="0"/>
         <w:jc w:val="both"/>
-      </w:pPr>
-    </w:p>
-    <w:p>
-      <w:pPr>
-        <w:spacing w:after="0"/>
-        <w:jc w:val="both"/>
-      </w:pPr>
+        <w:rPr>
+          <w:b/>
+          <w:bCs/>
+          <w:color w:val="EE0000"/>
+        </w:rPr>
+      </w:pPr>
+      <w:r>
+        <w:rPr>
+          <w:b/>
+          <w:bCs/>
+          <w:color w:val="EE0000"/>
+        </w:rPr>
+        <w:t>TARDE</w:t>
+      </w:r>
+    </w:p>
+    <w:p>
+      <w:pPr>
+        <w:spacing w:after="0"/>
+        <w:jc w:val="both"/>
+      </w:pPr>
+      <w:r>
+        <w:tab/>
+      </w:r>
+      <w:r>
+        <w:t>Acabei de subir</w:t>
+      </w:r>
+      <w:r>
+        <w:t xml:space="preserve"> PARA O GITHUB</w:t>
+      </w:r>
+      <w:r>
+        <w:t>,</w:t>
+      </w:r>
+      <w:r>
+        <w:t xml:space="preserve"> O PROJETO</w:t>
+      </w:r>
+      <w:r>
+        <w:t>.</w:t>
+      </w:r>
+    </w:p>
+    <w:p>
+      <w:pPr>
+        <w:spacing w:after="0"/>
+        <w:jc w:val="both"/>
+      </w:pPr>
+    </w:p>
+    <w:p>
+      <w:pPr>
+        <w:spacing w:after="0"/>
+        <w:jc w:val="both"/>
+        <w:rPr>
+          <w:b/>
+          <w:bCs/>
+          <w:color w:val="00B0F0"/>
+          <w:sz w:val="28"/>
+          <w:szCs w:val="28"/>
+        </w:rPr>
+      </w:pPr>
+      <w:r>
+        <w:rPr>
+          <w:b/>
+          <w:bCs/>
+          <w:color w:val="00B0F0"/>
+          <w:sz w:val="28"/>
+          <w:szCs w:val="28"/>
+        </w:rPr>
+        <w:t xml:space="preserve">Dia </w:t>
+      </w:r>
+      <w:r>
+        <w:rPr>
+          <w:b/>
+          <w:bCs/>
+          <w:color w:val="00B0F0"/>
+          <w:sz w:val="28"/>
+          <w:szCs w:val="28"/>
+        </w:rPr>
+        <w:t>19</w:t>
+      </w:r>
+      <w:r>
+        <w:rPr>
+          <w:b/>
+          <w:bCs/>
+          <w:color w:val="00B0F0"/>
+          <w:sz w:val="28"/>
+          <w:szCs w:val="28"/>
+        </w:rPr>
+        <w:t>/0</w:t>
+      </w:r>
+      <w:r>
+        <w:rPr>
+          <w:b/>
+          <w:bCs/>
+          <w:color w:val="00B0F0"/>
+          <w:sz w:val="28"/>
+          <w:szCs w:val="28"/>
+        </w:rPr>
+        <w:t>8</w:t>
+      </w:r>
+      <w:r>
+        <w:rPr>
+          <w:b/>
+          <w:bCs/>
+          <w:color w:val="00B0F0"/>
+          <w:sz w:val="28"/>
+          <w:szCs w:val="28"/>
+        </w:rPr>
+        <w:t>/2026</w:t>
+      </w:r>
+    </w:p>
+    <w:p>
+      <w:pPr>
+        <w:spacing w:after="0"/>
+        <w:jc w:val="both"/>
+        <w:rPr>
+          <w:b/>
+          <w:bCs/>
+        </w:rPr>
+      </w:pPr>
+      <w:r>
+        <w:rPr>
+          <w:b/>
+          <w:bCs/>
+        </w:rPr>
+        <w:t xml:space="preserve">Continuação Item 3 </w:t>
+      </w:r>
+      <w:r>
+        <w:rPr>
+          <w:b/>
+          <w:bCs/>
+        </w:rPr>
+        <w:t>–</w:t>
+      </w:r>
+      <w:r>
+        <w:rPr>
+          <w:b/>
+          <w:bCs/>
+        </w:rPr>
+        <w:t xml:space="preserve"> </w:t>
+      </w:r>
+    </w:p>
+    <w:p>
+      <w:pPr>
+        <w:spacing w:after="0"/>
+        <w:jc w:val="both"/>
+      </w:pPr>
+      <w:r>
+        <w:tab/>
+      </w:r>
+      <w:r>
+        <w:rPr>
+          <w:b/>
+          <w:bCs/>
+        </w:rPr>
+        <w:t>Resumo das Perguntas e Insights de Negócio</w:t>
+      </w:r>
+    </w:p>
+    <w:p>
+      <w:pPr>
+        <w:numPr>
+          <w:ilvl w:val="0"/>
+          <w:numId w:val="55"/>
+        </w:numPr>
+        <w:spacing w:after="0"/>
+        <w:jc w:val="both"/>
+      </w:pPr>
+      <w:r>
+        <w:rPr>
+          <w:b/>
+          <w:bCs/>
+        </w:rPr>
+        <w:t>Pergunta 14 (Sazonalidade Mensal):</w:t>
+      </w:r>
+    </w:p>
+    <w:p>
+      <w:pPr>
+        <w:numPr>
+          <w:ilvl w:val="1"/>
+          <w:numId w:val="55"/>
+        </w:numPr>
+        <w:spacing w:after="0"/>
+        <w:jc w:val="both"/>
+      </w:pPr>
+      <w:r>
+        <w:rPr>
+          <w:b/>
+          <w:bCs/>
+        </w:rPr>
+        <w:t>Análise:</w:t>
+      </w:r>
+      <w:r>
+        <w:t xml:space="preserve"> Avaliação do impacto do mês de encerramento na taxa de conversão e volume financeiro.</w:t>
+      </w:r>
+    </w:p>
+    <w:p>
+      <w:pPr>
+        <w:numPr>
+          <w:ilvl w:val="1"/>
+          <w:numId w:val="55"/>
+        </w:numPr>
+        <w:spacing w:after="0"/>
+        <w:jc w:val="both"/>
+      </w:pPr>
+      <w:r>
+        <w:rPr>
+          <w:b/>
+          <w:bCs/>
+        </w:rPr>
+        <w:t>Insight:</w:t>
+      </w:r>
+      <w:r>
+        <w:t xml:space="preserve"> Março lidera em volume financeiro (R$ 284,9 Mi). Julho apresenta a melhor taxa de conversão (26,36%), enquanto Dezembro tem o pior desempenho (23,22%).</w:t>
+      </w:r>
+    </w:p>
+    <w:p>
+      <w:pPr>
+        <w:numPr>
+          <w:ilvl w:val="0"/>
+          <w:numId w:val="55"/>
+        </w:numPr>
+        <w:spacing w:after="0"/>
+        <w:jc w:val="both"/>
+      </w:pPr>
+      <w:r>
+        <w:rPr>
+          <w:b/>
+          <w:bCs/>
+        </w:rPr>
+        <w:t>Pergunta 15 (Sazonalidade por Dia da Semana):</w:t>
+      </w:r>
+    </w:p>
+    <w:p>
+      <w:pPr>
+        <w:numPr>
+          <w:ilvl w:val="1"/>
+          <w:numId w:val="55"/>
+        </w:numPr>
+        <w:spacing w:after="0"/>
+        <w:jc w:val="both"/>
+      </w:pPr>
+      <w:r>
+        <w:rPr>
+          <w:b/>
+          <w:bCs/>
+        </w:rPr>
+        <w:t>Análise:</w:t>
+      </w:r>
+      <w:r>
+        <w:t xml:space="preserve"> Verificação do impacto do dia da semana na taxa de venda.</w:t>
+      </w:r>
+    </w:p>
+    <w:p>
+      <w:pPr>
+        <w:numPr>
+          <w:ilvl w:val="1"/>
+          <w:numId w:val="55"/>
+        </w:numPr>
+        <w:spacing w:after="0"/>
+        <w:jc w:val="both"/>
+      </w:pPr>
+      <w:r>
+        <w:rPr>
+          <w:b/>
+          <w:bCs/>
+        </w:rPr>
+        <w:t>Insight:</w:t>
+      </w:r>
+      <w:r>
+        <w:t xml:space="preserve"> A taxa de conversão é neutra/constante (~25%), variando menos de 0,9 p.p. entre os dias. Porém, a Quarta-feira concentra </w:t>
+      </w:r>
+      <w:r>
+        <w:rPr>
+          <w:b/>
+          <w:bCs/>
+        </w:rPr>
+        <w:t>36,2% de toda a oferta (12.777 lotes)</w:t>
+      </w:r>
+      <w:r>
+        <w:t xml:space="preserve"> devido a uma convenção operacional do judiciário.</w:t>
+      </w:r>
+    </w:p>
+    <w:p>
+      <w:pPr>
+        <w:spacing w:after="0"/>
+        <w:jc w:val="both"/>
+      </w:pPr>
+      <w:r>
+        <w:rPr>
+          <w:b/>
+          <w:bCs/>
+        </w:rPr>
+        <w:t>Problemas Encontrados e Soluções Aplicadas</w:t>
+      </w:r>
+    </w:p>
+    <w:tbl>
+      <w:tblPr>
+        <w:tblW w:w="0" w:type="auto"/>
+        <w:tblCellSpacing w:w="15" w:type="dxa"/>
+        <w:tblCellMar>
+          <w:top w:w="15" w:type="dxa"/>
+          <w:left w:w="15" w:type="dxa"/>
+          <w:bottom w:w="15" w:type="dxa"/>
+          <w:right w:w="15" w:type="dxa"/>
+        </w:tblCellMar>
+        <w:tblLook w:val="04A0" w:firstRow="1" w:lastRow="0" w:firstColumn="1" w:lastColumn="0" w:noHBand="0" w:noVBand="1"/>
+      </w:tblPr>
+      <w:tblGrid>
+        <w:gridCol w:w="2258"/>
+        <w:gridCol w:w="3791"/>
+        <w:gridCol w:w="4401"/>
+      </w:tblGrid>
+      <w:tr>
+        <w:trPr>
+          <w:tblHeader/>
+          <w:tblCellSpacing w:w="15" w:type="dxa"/>
+        </w:trPr>
+        <w:tc>
+          <w:tcPr>
+            <w:tcW w:w="0" w:type="auto"/>
+            <w:tcBorders>
+              <w:top w:val="single" w:sz="6" w:space="0" w:color="C4C7C5"/>
+              <w:left w:val="single" w:sz="6" w:space="0" w:color="C4C7C5"/>
+              <w:bottom w:val="single" w:sz="6" w:space="0" w:color="C4C7C5"/>
+              <w:right w:val="single" w:sz="6" w:space="0" w:color="C4C7C5"/>
+            </w:tcBorders>
+            <w:tcMar>
+              <w:top w:w="120" w:type="dxa"/>
+              <w:left w:w="180" w:type="dxa"/>
+              <w:bottom w:w="120" w:type="dxa"/>
+              <w:right w:w="180" w:type="dxa"/>
+            </w:tcMar>
+            <w:vAlign w:val="center"/>
+            <w:hideMark/>
+          </w:tcPr>
+          <w:p>
+            <w:pPr>
+              <w:spacing w:after="0"/>
+              <w:jc w:val="both"/>
+            </w:pPr>
+            <w:r>
+              <w:rPr>
+                <w:b/>
+                <w:bCs/>
+              </w:rPr>
+              <w:t>Problema Encontrado</w:t>
+            </w:r>
+          </w:p>
+        </w:tc>
+        <w:tc>
+          <w:tcPr>
+            <w:tcW w:w="0" w:type="auto"/>
+            <w:tcBorders>
+              <w:top w:val="single" w:sz="6" w:space="0" w:color="C4C7C5"/>
+              <w:left w:val="single" w:sz="6" w:space="0" w:color="C4C7C5"/>
+              <w:bottom w:val="single" w:sz="6" w:space="0" w:color="C4C7C5"/>
+              <w:right w:val="single" w:sz="6" w:space="0" w:color="C4C7C5"/>
+            </w:tcBorders>
+            <w:tcMar>
+              <w:top w:w="120" w:type="dxa"/>
+              <w:left w:w="180" w:type="dxa"/>
+              <w:bottom w:w="120" w:type="dxa"/>
+              <w:right w:w="180" w:type="dxa"/>
+            </w:tcMar>
+            <w:vAlign w:val="center"/>
+            <w:hideMark/>
+          </w:tcPr>
+          <w:p>
+            <w:pPr>
+              <w:spacing w:after="0"/>
+              <w:jc w:val="both"/>
+            </w:pPr>
+            <w:r>
+              <w:rPr>
+                <w:b/>
+                <w:bCs/>
+              </w:rPr>
+              <w:t>Causa Raiz</w:t>
+            </w:r>
+          </w:p>
+        </w:tc>
+        <w:tc>
+          <w:tcPr>
+            <w:tcW w:w="0" w:type="auto"/>
+            <w:tcBorders>
+              <w:top w:val="single" w:sz="6" w:space="0" w:color="C4C7C5"/>
+              <w:left w:val="single" w:sz="6" w:space="0" w:color="C4C7C5"/>
+              <w:bottom w:val="single" w:sz="6" w:space="0" w:color="C4C7C5"/>
+              <w:right w:val="single" w:sz="6" w:space="0" w:color="C4C7C5"/>
+            </w:tcBorders>
+            <w:tcMar>
+              <w:top w:w="120" w:type="dxa"/>
+              <w:left w:w="180" w:type="dxa"/>
+              <w:bottom w:w="120" w:type="dxa"/>
+              <w:right w:w="180" w:type="dxa"/>
+            </w:tcMar>
+            <w:vAlign w:val="center"/>
+            <w:hideMark/>
+          </w:tcPr>
+          <w:p>
+            <w:pPr>
+              <w:spacing w:after="0"/>
+              <w:jc w:val="both"/>
+            </w:pPr>
+            <w:r>
+              <w:rPr>
+                <w:b/>
+                <w:bCs/>
+              </w:rPr>
+              <w:t>Solução Aplicada</w:t>
+            </w:r>
+          </w:p>
+        </w:tc>
+      </w:tr>
+      <w:tr>
+        <w:trPr>
+          <w:tblCellSpacing w:w="15" w:type="dxa"/>
+        </w:trPr>
+        <w:tc>
+          <w:tcPr>
+            <w:tcW w:w="0" w:type="auto"/>
+            <w:tcBorders>
+              <w:top w:val="single" w:sz="6" w:space="0" w:color="C4C7C5"/>
+              <w:left w:val="single" w:sz="6" w:space="0" w:color="C4C7C5"/>
+              <w:bottom w:val="single" w:sz="6" w:space="0" w:color="C4C7C5"/>
+              <w:right w:val="single" w:sz="6" w:space="0" w:color="C4C7C5"/>
+            </w:tcBorders>
+            <w:tcMar>
+              <w:top w:w="120" w:type="dxa"/>
+              <w:left w:w="180" w:type="dxa"/>
+              <w:bottom w:w="120" w:type="dxa"/>
+              <w:right w:w="180" w:type="dxa"/>
+            </w:tcMar>
+            <w:vAlign w:val="center"/>
+            <w:hideMark/>
+          </w:tcPr>
+          <w:p>
+            <w:pPr>
+              <w:spacing w:after="0"/>
+              <w:jc w:val="both"/>
+            </w:pPr>
+            <w:r>
+              <w:rPr>
+                <w:b/>
+                <w:bCs/>
+              </w:rPr>
+              <w:t>Registros (Em branco) no visual de tempo</w:t>
+            </w:r>
+          </w:p>
+        </w:tc>
+        <w:tc>
+          <w:tcPr>
+            <w:tcW w:w="0" w:type="auto"/>
+            <w:tcBorders>
+              <w:top w:val="single" w:sz="6" w:space="0" w:color="C4C7C5"/>
+              <w:left w:val="single" w:sz="6" w:space="0" w:color="C4C7C5"/>
+              <w:bottom w:val="single" w:sz="6" w:space="0" w:color="C4C7C5"/>
+              <w:right w:val="single" w:sz="6" w:space="0" w:color="C4C7C5"/>
+            </w:tcBorders>
+            <w:tcMar>
+              <w:top w:w="120" w:type="dxa"/>
+              <w:left w:w="180" w:type="dxa"/>
+              <w:bottom w:w="120" w:type="dxa"/>
+              <w:right w:w="180" w:type="dxa"/>
+            </w:tcMar>
+            <w:vAlign w:val="center"/>
+            <w:hideMark/>
+          </w:tcPr>
+          <w:p>
+            <w:pPr>
+              <w:spacing w:after="0"/>
+              <w:jc w:val="both"/>
+            </w:pPr>
+            <w:r>
+              <w:t>A tabela fato possuía datas em 2026, mas a dCalendario original ia apenas até 2025.</w:t>
+            </w:r>
+          </w:p>
+        </w:tc>
+        <w:tc>
+          <w:tcPr>
+            <w:tcW w:w="0" w:type="auto"/>
+            <w:tcBorders>
+              <w:top w:val="single" w:sz="6" w:space="0" w:color="C4C7C5"/>
+              <w:left w:val="single" w:sz="6" w:space="0" w:color="C4C7C5"/>
+              <w:bottom w:val="single" w:sz="6" w:space="0" w:color="C4C7C5"/>
+              <w:right w:val="single" w:sz="6" w:space="0" w:color="C4C7C5"/>
+            </w:tcBorders>
+            <w:tcMar>
+              <w:top w:w="120" w:type="dxa"/>
+              <w:left w:w="180" w:type="dxa"/>
+              <w:bottom w:w="120" w:type="dxa"/>
+              <w:right w:w="180" w:type="dxa"/>
+            </w:tcMar>
+            <w:vAlign w:val="center"/>
+            <w:hideMark/>
+          </w:tcPr>
+          <w:p>
+            <w:pPr>
+              <w:spacing w:after="0"/>
+              <w:jc w:val="both"/>
+            </w:pPr>
+            <w:r>
+              <w:t xml:space="preserve">Atualização do script M no Editor Avançado para calcular dinamicamente a </w:t>
+            </w:r>
+            <w:r>
+              <w:lastRenderedPageBreak/>
+              <w:t>data final (List.Max), cobrindo até o fim de 2026.</w:t>
+            </w:r>
+          </w:p>
+        </w:tc>
+      </w:tr>
+      <w:tr>
+        <w:trPr>
+          <w:tblCellSpacing w:w="15" w:type="dxa"/>
+        </w:trPr>
+        <w:tc>
+          <w:tcPr>
+            <w:tcW w:w="0" w:type="auto"/>
+            <w:tcBorders>
+              <w:top w:val="single" w:sz="6" w:space="0" w:color="C4C7C5"/>
+              <w:left w:val="single" w:sz="6" w:space="0" w:color="C4C7C5"/>
+              <w:bottom w:val="single" w:sz="6" w:space="0" w:color="C4C7C5"/>
+              <w:right w:val="single" w:sz="6" w:space="0" w:color="C4C7C5"/>
+            </w:tcBorders>
+            <w:tcMar>
+              <w:top w:w="120" w:type="dxa"/>
+              <w:left w:w="180" w:type="dxa"/>
+              <w:bottom w:w="120" w:type="dxa"/>
+              <w:right w:w="180" w:type="dxa"/>
+            </w:tcMar>
+            <w:vAlign w:val="center"/>
+            <w:hideMark/>
+          </w:tcPr>
+          <w:p>
+            <w:pPr>
+              <w:spacing w:after="0"/>
+              <w:jc w:val="both"/>
+            </w:pPr>
+            <w:r>
+              <w:rPr>
+                <w:b/>
+                <w:bCs/>
+              </w:rPr>
+              <w:lastRenderedPageBreak/>
+              <w:t>Colunas de texto com erro no Power Query</w:t>
+            </w:r>
+          </w:p>
+        </w:tc>
+        <w:tc>
+          <w:tcPr>
+            <w:tcW w:w="0" w:type="auto"/>
+            <w:tcBorders>
+              <w:top w:val="single" w:sz="6" w:space="0" w:color="C4C7C5"/>
+              <w:left w:val="single" w:sz="6" w:space="0" w:color="C4C7C5"/>
+              <w:bottom w:val="single" w:sz="6" w:space="0" w:color="C4C7C5"/>
+              <w:right w:val="single" w:sz="6" w:space="0" w:color="C4C7C5"/>
+            </w:tcBorders>
+            <w:tcMar>
+              <w:top w:w="120" w:type="dxa"/>
+              <w:left w:w="180" w:type="dxa"/>
+              <w:bottom w:w="120" w:type="dxa"/>
+              <w:right w:w="180" w:type="dxa"/>
+            </w:tcMar>
+            <w:vAlign w:val="center"/>
+            <w:hideMark/>
+          </w:tcPr>
+          <w:p>
+            <w:pPr>
+              <w:spacing w:after="0"/>
+              <w:jc w:val="both"/>
+            </w:pPr>
+            <w:r>
+              <w:t>Utilização da função M inexistente/incorreta Text.Caption() para formatar nomes de meses e dias.</w:t>
+            </w:r>
+          </w:p>
+        </w:tc>
+        <w:tc>
+          <w:tcPr>
+            <w:tcW w:w="0" w:type="auto"/>
+            <w:tcBorders>
+              <w:top w:val="single" w:sz="6" w:space="0" w:color="C4C7C5"/>
+              <w:left w:val="single" w:sz="6" w:space="0" w:color="C4C7C5"/>
+              <w:bottom w:val="single" w:sz="6" w:space="0" w:color="C4C7C5"/>
+              <w:right w:val="single" w:sz="6" w:space="0" w:color="C4C7C5"/>
+            </w:tcBorders>
+            <w:tcMar>
+              <w:top w:w="120" w:type="dxa"/>
+              <w:left w:w="180" w:type="dxa"/>
+              <w:bottom w:w="120" w:type="dxa"/>
+              <w:right w:w="180" w:type="dxa"/>
+            </w:tcMar>
+            <w:vAlign w:val="center"/>
+            <w:hideMark/>
+          </w:tcPr>
+          <w:p>
+            <w:pPr>
+              <w:spacing w:after="0"/>
+              <w:jc w:val="both"/>
+            </w:pPr>
+            <w:r>
+              <w:t>Substituição pela função Text.Proper() no M, corrigindo as colunas NomeMes, MesAno e NomeDiaSemana.</w:t>
+            </w:r>
+          </w:p>
+        </w:tc>
+      </w:tr>
+      <w:tr>
+        <w:trPr>
+          <w:tblCellSpacing w:w="15" w:type="dxa"/>
+        </w:trPr>
+        <w:tc>
+          <w:tcPr>
+            <w:tcW w:w="0" w:type="auto"/>
+            <w:tcBorders>
+              <w:top w:val="single" w:sz="6" w:space="0" w:color="C4C7C5"/>
+              <w:left w:val="single" w:sz="6" w:space="0" w:color="C4C7C5"/>
+              <w:bottom w:val="single" w:sz="6" w:space="0" w:color="C4C7C5"/>
+              <w:right w:val="single" w:sz="6" w:space="0" w:color="C4C7C5"/>
+            </w:tcBorders>
+            <w:tcMar>
+              <w:top w:w="120" w:type="dxa"/>
+              <w:left w:w="180" w:type="dxa"/>
+              <w:bottom w:w="120" w:type="dxa"/>
+              <w:right w:w="180" w:type="dxa"/>
+            </w:tcMar>
+            <w:vAlign w:val="center"/>
+            <w:hideMark/>
+          </w:tcPr>
+          <w:p>
+            <w:pPr>
+              <w:spacing w:after="0"/>
+              <w:jc w:val="both"/>
+            </w:pPr>
+            <w:r>
+              <w:rPr>
+                <w:b/>
+                <w:bCs/>
+              </w:rPr>
+              <w:t>Perda das colunas da dCalendario</w:t>
+            </w:r>
+          </w:p>
+        </w:tc>
+        <w:tc>
+          <w:tcPr>
+            <w:tcW w:w="0" w:type="auto"/>
+            <w:tcBorders>
+              <w:top w:val="single" w:sz="6" w:space="0" w:color="C4C7C5"/>
+              <w:left w:val="single" w:sz="6" w:space="0" w:color="C4C7C5"/>
+              <w:bottom w:val="single" w:sz="6" w:space="0" w:color="C4C7C5"/>
+              <w:right w:val="single" w:sz="6" w:space="0" w:color="C4C7C5"/>
+            </w:tcBorders>
+            <w:tcMar>
+              <w:top w:w="120" w:type="dxa"/>
+              <w:left w:w="180" w:type="dxa"/>
+              <w:bottom w:w="120" w:type="dxa"/>
+              <w:right w:w="180" w:type="dxa"/>
+            </w:tcMar>
+            <w:vAlign w:val="center"/>
+            <w:hideMark/>
+          </w:tcPr>
+          <w:p>
+            <w:pPr>
+              <w:spacing w:after="0"/>
+              <w:jc w:val="both"/>
+            </w:pPr>
+            <w:r>
+              <w:t>Sobrescrita total do código M ao tentar colar apenas o trecho de ajuste de data.</w:t>
+            </w:r>
+          </w:p>
+        </w:tc>
+        <w:tc>
+          <w:tcPr>
+            <w:tcW w:w="0" w:type="auto"/>
+            <w:tcBorders>
+              <w:top w:val="single" w:sz="6" w:space="0" w:color="C4C7C5"/>
+              <w:left w:val="single" w:sz="6" w:space="0" w:color="C4C7C5"/>
+              <w:bottom w:val="single" w:sz="6" w:space="0" w:color="C4C7C5"/>
+              <w:right w:val="single" w:sz="6" w:space="0" w:color="C4C7C5"/>
+            </w:tcBorders>
+            <w:tcMar>
+              <w:top w:w="120" w:type="dxa"/>
+              <w:left w:w="180" w:type="dxa"/>
+              <w:bottom w:w="120" w:type="dxa"/>
+              <w:right w:w="180" w:type="dxa"/>
+            </w:tcMar>
+            <w:vAlign w:val="center"/>
+            <w:hideMark/>
+          </w:tcPr>
+          <w:p>
+            <w:pPr>
+              <w:spacing w:after="0"/>
+              <w:jc w:val="both"/>
+            </w:pPr>
+            <w:r>
+              <w:t>Reconstrução da consulta M completa contendo o cálculo dinâmico e todas as colunas de suporte (Trimestre, IsFimDeSemana, etc.).</w:t>
+            </w:r>
+          </w:p>
+        </w:tc>
+      </w:tr>
+      <w:tr>
+        <w:trPr>
+          <w:tblCellSpacing w:w="15" w:type="dxa"/>
+        </w:trPr>
+        <w:tc>
+          <w:tcPr>
+            <w:tcW w:w="0" w:type="auto"/>
+            <w:tcBorders>
+              <w:top w:val="single" w:sz="6" w:space="0" w:color="C4C7C5"/>
+              <w:left w:val="single" w:sz="6" w:space="0" w:color="C4C7C5"/>
+              <w:bottom w:val="single" w:sz="6" w:space="0" w:color="C4C7C5"/>
+              <w:right w:val="single" w:sz="6" w:space="0" w:color="C4C7C5"/>
+            </w:tcBorders>
+            <w:tcMar>
+              <w:top w:w="120" w:type="dxa"/>
+              <w:left w:w="180" w:type="dxa"/>
+              <w:bottom w:w="120" w:type="dxa"/>
+              <w:right w:w="180" w:type="dxa"/>
+            </w:tcMar>
+            <w:vAlign w:val="center"/>
+            <w:hideMark/>
+          </w:tcPr>
+          <w:p>
+            <w:pPr>
+              <w:spacing w:after="0"/>
+              <w:jc w:val="both"/>
+            </w:pPr>
+            <w:r>
+              <w:rPr>
+                <w:b/>
+                <w:bCs/>
+              </w:rPr>
+              <w:t>Dias da semana fora de ordem cronológica</w:t>
+            </w:r>
+          </w:p>
+        </w:tc>
+        <w:tc>
+          <w:tcPr>
+            <w:tcW w:w="0" w:type="auto"/>
+            <w:tcBorders>
+              <w:top w:val="single" w:sz="6" w:space="0" w:color="C4C7C5"/>
+              <w:left w:val="single" w:sz="6" w:space="0" w:color="C4C7C5"/>
+              <w:bottom w:val="single" w:sz="6" w:space="0" w:color="C4C7C5"/>
+              <w:right w:val="single" w:sz="6" w:space="0" w:color="C4C7C5"/>
+            </w:tcBorders>
+            <w:tcMar>
+              <w:top w:w="120" w:type="dxa"/>
+              <w:left w:w="180" w:type="dxa"/>
+              <w:bottom w:w="120" w:type="dxa"/>
+              <w:right w:w="180" w:type="dxa"/>
+            </w:tcMar>
+            <w:vAlign w:val="center"/>
+            <w:hideMark/>
+          </w:tcPr>
+          <w:p>
+            <w:pPr>
+              <w:spacing w:after="0"/>
+              <w:jc w:val="both"/>
+            </w:pPr>
+            <w:r>
+              <w:t>Colunas de texto ordenam-se alfabeticamente por padrão ("Domingo", "Quarta"...).</w:t>
+            </w:r>
+          </w:p>
+        </w:tc>
+        <w:tc>
+          <w:tcPr>
+            <w:tcW w:w="0" w:type="auto"/>
+            <w:tcBorders>
+              <w:top w:val="single" w:sz="6" w:space="0" w:color="C4C7C5"/>
+              <w:left w:val="single" w:sz="6" w:space="0" w:color="C4C7C5"/>
+              <w:bottom w:val="single" w:sz="6" w:space="0" w:color="C4C7C5"/>
+              <w:right w:val="single" w:sz="6" w:space="0" w:color="C4C7C5"/>
+            </w:tcBorders>
+            <w:tcMar>
+              <w:top w:w="120" w:type="dxa"/>
+              <w:left w:w="180" w:type="dxa"/>
+              <w:bottom w:w="120" w:type="dxa"/>
+              <w:right w:w="180" w:type="dxa"/>
+            </w:tcMar>
+            <w:vAlign w:val="center"/>
+            <w:hideMark/>
+          </w:tcPr>
+          <w:p>
+            <w:pPr>
+              <w:spacing w:after="0"/>
+              <w:jc w:val="both"/>
+            </w:pPr>
+            <w:r>
+              <w:rPr>
+                <w:b/>
+                <w:bCs/>
+              </w:rPr>
+              <w:t>MySQL:</w:t>
+            </w:r>
+            <w:r>
+              <w:t xml:space="preserve"> Uso da função ORDER BY FIELD().</w:t>
+            </w:r>
+          </w:p>
+          <w:p>
+            <w:pPr>
+              <w:spacing w:after="0"/>
+              <w:jc w:val="both"/>
+            </w:pPr>
+            <w:r>
+              <w:br/>
+            </w:r>
+          </w:p>
+          <w:p>
+            <w:pPr>
+              <w:spacing w:after="0"/>
+              <w:jc w:val="both"/>
+            </w:pPr>
+            <w:r>
+              <w:rPr>
+                <w:b/>
+                <w:bCs/>
+              </w:rPr>
+              <w:t>Power BI:</w:t>
+            </w:r>
+            <w:r>
+              <w:t xml:space="preserve"> Configuração de </w:t>
+            </w:r>
+            <w:r>
+              <w:rPr>
+                <w:i/>
+                <w:iCs/>
+              </w:rPr>
+              <w:t>Classificar por Coluna</w:t>
+            </w:r>
+            <w:r>
+              <w:t xml:space="preserve"> utilizando NumeroDiaSemana (1 a 7).</w:t>
+            </w:r>
+          </w:p>
+        </w:tc>
+      </w:tr>
+      <w:tr>
+        <w:trPr>
+          <w:tblCellSpacing w:w="15" w:type="dxa"/>
+        </w:trPr>
+        <w:tc>
+          <w:tcPr>
+            <w:tcW w:w="0" w:type="auto"/>
+            <w:tcBorders>
+              <w:top w:val="single" w:sz="6" w:space="0" w:color="C4C7C5"/>
+              <w:left w:val="single" w:sz="6" w:space="0" w:color="C4C7C5"/>
+              <w:bottom w:val="single" w:sz="6" w:space="0" w:color="C4C7C5"/>
+              <w:right w:val="single" w:sz="6" w:space="0" w:color="C4C7C5"/>
+            </w:tcBorders>
+            <w:tcMar>
+              <w:top w:w="120" w:type="dxa"/>
+              <w:left w:w="180" w:type="dxa"/>
+              <w:bottom w:w="120" w:type="dxa"/>
+              <w:right w:w="180" w:type="dxa"/>
+            </w:tcMar>
+            <w:vAlign w:val="center"/>
+            <w:hideMark/>
+          </w:tcPr>
+          <w:p>
+            <w:pPr>
+              <w:spacing w:after="0"/>
+              <w:jc w:val="both"/>
+            </w:pPr>
+            <w:r>
+              <w:rPr>
+                <w:b/>
+                <w:bCs/>
+              </w:rPr>
+              <w:t>Distorção na linha do gráfico combinado</w:t>
+            </w:r>
+          </w:p>
+        </w:tc>
+        <w:tc>
+          <w:tcPr>
+            <w:tcW w:w="0" w:type="auto"/>
+            <w:tcBorders>
+              <w:top w:val="single" w:sz="6" w:space="0" w:color="C4C7C5"/>
+              <w:left w:val="single" w:sz="6" w:space="0" w:color="C4C7C5"/>
+              <w:bottom w:val="single" w:sz="6" w:space="0" w:color="C4C7C5"/>
+              <w:right w:val="single" w:sz="6" w:space="0" w:color="C4C7C5"/>
+            </w:tcBorders>
+            <w:tcMar>
+              <w:top w:w="120" w:type="dxa"/>
+              <w:left w:w="180" w:type="dxa"/>
+              <w:bottom w:w="120" w:type="dxa"/>
+              <w:right w:w="180" w:type="dxa"/>
+            </w:tcMar>
+            <w:vAlign w:val="center"/>
+            <w:hideMark/>
+          </w:tcPr>
+          <w:p>
+            <w:pPr>
+              <w:spacing w:after="0"/>
+              <w:jc w:val="both"/>
+            </w:pPr>
+            <w:r>
+              <w:t>O Power BI aplicou zoom automático no eixo Y secundário (23% a 24%), criando falsos picos.</w:t>
+            </w:r>
+          </w:p>
+        </w:tc>
+        <w:tc>
+          <w:tcPr>
+            <w:tcW w:w="0" w:type="auto"/>
+            <w:tcBorders>
+              <w:top w:val="single" w:sz="6" w:space="0" w:color="C4C7C5"/>
+              <w:left w:val="single" w:sz="6" w:space="0" w:color="C4C7C5"/>
+              <w:bottom w:val="single" w:sz="6" w:space="0" w:color="C4C7C5"/>
+              <w:right w:val="single" w:sz="6" w:space="0" w:color="C4C7C5"/>
+            </w:tcBorders>
+            <w:tcMar>
+              <w:top w:w="120" w:type="dxa"/>
+              <w:left w:w="180" w:type="dxa"/>
+              <w:bottom w:w="120" w:type="dxa"/>
+              <w:right w:w="180" w:type="dxa"/>
+            </w:tcMar>
+            <w:vAlign w:val="center"/>
+            <w:hideMark/>
+          </w:tcPr>
+          <w:p>
+            <w:pPr>
+              <w:spacing w:after="0"/>
+              <w:jc w:val="both"/>
+            </w:pPr>
+            <w:r>
+              <w:t>Fixação manual dos limites do eixo secundário (ex: 0% a 40%), mostrando a estabilidade real da linha de conversão.</w:t>
+            </w:r>
+          </w:p>
+        </w:tc>
+      </w:tr>
+    </w:tbl>
+    <w:p>
+      <w:pPr>
+        <w:spacing w:after="0"/>
+        <w:jc w:val="both"/>
+      </w:pPr>
+    </w:p>
+    <w:p>
+      <w:pPr>
+        <w:spacing w:after="0"/>
+        <w:jc w:val="both"/>
+        <w:rPr>
+          <w:b/>
+          <w:bCs/>
+        </w:rPr>
+      </w:pPr>
+      <w:r>
+        <w:rPr>
+          <w:b/>
+          <w:bCs/>
+        </w:rPr>
+        <w:t>Pergunta 16: Cálculo e Representação do Deságio Médio</w:t>
+      </w:r>
+    </w:p>
+    <w:p>
+      <w:pPr>
+        <w:numPr>
+          <w:ilvl w:val="0"/>
+          <w:numId w:val="56"/>
+        </w:numPr>
+        <w:spacing w:after="0"/>
+        <w:jc w:val="both"/>
+      </w:pPr>
+      <w:r>
+        <w:rPr>
+          <w:b/>
+          <w:bCs/>
+        </w:rPr>
+        <w:t>Objetivo:</w:t>
+      </w:r>
+      <w:r>
+        <w:t xml:space="preserve"> Identificar o percentual de desconto (deságio) aplicado sobre os bens que não vendem na 1ª Praça e vão para a 2ª Praça.</w:t>
+      </w:r>
+    </w:p>
+    <w:p>
+      <w:pPr>
+        <w:numPr>
+          <w:ilvl w:val="0"/>
+          <w:numId w:val="56"/>
+        </w:numPr>
+        <w:spacing w:after="0"/>
+        <w:jc w:val="both"/>
+      </w:pPr>
+      <w:r>
+        <w:rPr>
+          <w:b/>
+          <w:bCs/>
+        </w:rPr>
+        <w:t>Problema Encontrado:</w:t>
+      </w:r>
+      <w:r>
+        <w:t xml:space="preserve"> Ao aplicar a medida inicial em DAX, o valor retornou distorcido (-1021,16 Mil%) devido à iteração incorreta na tabela fato leilao praca com o uso de SUM, que somava múltiplos lotes por conta da transição de contexto.</w:t>
+      </w:r>
+    </w:p>
+    <w:p>
+      <w:pPr>
+        <w:numPr>
+          <w:ilvl w:val="0"/>
+          <w:numId w:val="56"/>
+        </w:numPr>
+        <w:spacing w:after="0"/>
+        <w:jc w:val="both"/>
+      </w:pPr>
+      <w:r>
+        <w:rPr>
+          <w:b/>
+          <w:bCs/>
+        </w:rPr>
+        <w:t>Solução Técnica:</w:t>
+      </w:r>
+      <w:r>
+        <w:t xml:space="preserve"> Reestruturação da medida utilizando SUMMARIZE para iterar estritamente sobre as chaves compostas únicas do bem (processo_origem, lote_origem, sublote_origem) e MAX para capturar os valores individuais sem duplicação.</w:t>
+      </w:r>
+    </w:p>
+    <w:p>
+      <w:pPr>
+        <w:numPr>
+          <w:ilvl w:val="0"/>
+          <w:numId w:val="56"/>
+        </w:numPr>
+        <w:spacing w:after="0"/>
+        <w:jc w:val="both"/>
+      </w:pPr>
+      <w:r>
+        <w:rPr>
+          <w:b/>
+          <w:bCs/>
+        </w:rPr>
+        <w:t>Resultado:</w:t>
+      </w:r>
+      <w:r>
+        <w:t xml:space="preserve"> Medida validada em </w:t>
+      </w:r>
+      <w:r>
+        <w:rPr>
+          <w:b/>
+          <w:bCs/>
+        </w:rPr>
+        <w:t>20,17%</w:t>
+      </w:r>
+      <w:r>
+        <w:t>, convergindo com a consulta SQL.</w:t>
+      </w:r>
+    </w:p>
+    <w:p>
+      <w:pPr>
+        <w:numPr>
+          <w:ilvl w:val="0"/>
+          <w:numId w:val="56"/>
+        </w:numPr>
+        <w:spacing w:after="0"/>
+        <w:jc w:val="both"/>
+      </w:pPr>
+      <w:r>
+        <w:rPr>
+          <w:b/>
+          <w:bCs/>
+        </w:rPr>
+        <w:t>Solução Visual:</w:t>
+      </w:r>
+      <w:r>
+        <w:t xml:space="preserve"> Card de KPI com o valor cravado em </w:t>
+      </w:r>
+      <w:r>
+        <w:rPr>
+          <w:b/>
+          <w:bCs/>
+        </w:rPr>
+        <w:t>20,17%</w:t>
+      </w:r>
+      <w:r>
+        <w:t xml:space="preserve"> acompanhado de um gráfico de colunas por categoria de bem.</w:t>
+      </w:r>
+    </w:p>
+    <w:p>
+      <w:pPr>
+        <w:spacing w:after="0"/>
+        <w:jc w:val="both"/>
+        <w:rPr>
+          <w:b/>
+          <w:bCs/>
+        </w:rPr>
+      </w:pPr>
+      <w:r>
+        <w:rPr>
+          <w:b/>
+          <w:bCs/>
+        </w:rPr>
+        <w:t>Pergunta 17: Tempo Médio até a Venda Efetiva</w:t>
+      </w:r>
+    </w:p>
+    <w:p>
+      <w:pPr>
+        <w:numPr>
+          <w:ilvl w:val="0"/>
+          <w:numId w:val="57"/>
+        </w:numPr>
+        <w:spacing w:after="0"/>
+        <w:jc w:val="both"/>
+      </w:pPr>
+      <w:r>
+        <w:rPr>
+          <w:b/>
+          <w:bCs/>
+        </w:rPr>
+        <w:t>Objetivo:</w:t>
+      </w:r>
+      <w:r>
+        <w:t xml:space="preserve"> Mapear quantos dias se passam entre a abertura da 1ª Praça e a data em que o bem é efetivamente arrematado (na 1ª ou 2ª tentativa).</w:t>
+      </w:r>
+    </w:p>
+    <w:p>
+      <w:pPr>
+        <w:numPr>
+          <w:ilvl w:val="0"/>
+          <w:numId w:val="57"/>
+        </w:numPr>
+        <w:spacing w:after="0"/>
+        <w:jc w:val="both"/>
+      </w:pPr>
+      <w:r>
+        <w:rPr>
+          <w:b/>
+          <w:bCs/>
+        </w:rPr>
+        <w:t>Problema Encontrado:</w:t>
+      </w:r>
+      <w:r>
+        <w:t xml:space="preserve"> A tentativa inicial de usar um </w:t>
+      </w:r>
+      <w:r>
+        <w:rPr>
+          <w:b/>
+          <w:bCs/>
+        </w:rPr>
+        <w:t>Gráfico de Dispersão</w:t>
+      </w:r>
+      <w:r>
+        <w:t xml:space="preserve"> gerou duas "barras verticais de pontos" devido aos prazos fixos operacionais de cada praça, resultando em poluição visual e baixa leitura executiva.</w:t>
+      </w:r>
+    </w:p>
+    <w:p>
+      <w:pPr>
+        <w:numPr>
+          <w:ilvl w:val="0"/>
+          <w:numId w:val="57"/>
+        </w:numPr>
+        <w:spacing w:after="0"/>
+        <w:jc w:val="both"/>
+      </w:pPr>
+      <w:r>
+        <w:rPr>
+          <w:b/>
+          <w:bCs/>
+        </w:rPr>
+        <w:t>Solução Técnica:</w:t>
+      </w:r>
+      <w:r>
+        <w:t xml:space="preserve"> Criação da medida Tempo Medio ate Venda (Dias) calculando o DATEDIFF em nível de lote entre a data_abertura da 1ª praça e a data_fechamento da praça onde ocorreu o arremate (id_arrematante IS NOT NULL).</w:t>
+      </w:r>
+    </w:p>
+    <w:p>
+      <w:pPr>
+        <w:numPr>
+          <w:ilvl w:val="0"/>
+          <w:numId w:val="57"/>
+        </w:numPr>
+        <w:spacing w:after="0"/>
+        <w:jc w:val="both"/>
+      </w:pPr>
+      <w:r>
+        <w:rPr>
+          <w:b/>
+          <w:bCs/>
+        </w:rPr>
+        <w:t>Resultado:</w:t>
+      </w:r>
+      <w:r>
+        <w:t xml:space="preserve"> Média geral de </w:t>
+      </w:r>
+      <w:r>
+        <w:rPr>
+          <w:b/>
+          <w:bCs/>
+        </w:rPr>
+        <w:t>13,2 dias</w:t>
+      </w:r>
+      <w:r>
+        <w:t xml:space="preserve"> para a liquidação dos bens.</w:t>
+      </w:r>
+    </w:p>
+    <w:p>
+      <w:pPr>
+        <w:numPr>
+          <w:ilvl w:val="0"/>
+          <w:numId w:val="57"/>
+        </w:numPr>
+        <w:spacing w:after="0"/>
+        <w:jc w:val="both"/>
+      </w:pPr>
+      <w:r>
+        <w:rPr>
+          <w:b/>
+          <w:bCs/>
+        </w:rPr>
+        <w:lastRenderedPageBreak/>
+        <w:t>Solução Visual:</w:t>
+      </w:r>
+      <w:r>
+        <w:t xml:space="preserve"> Substituição da dispersão por um </w:t>
+      </w:r>
+      <w:r>
+        <w:rPr>
+          <w:b/>
+          <w:bCs/>
+        </w:rPr>
+        <w:t>Gráfico de Colunas por Praça</w:t>
+      </w:r>
+      <w:r>
+        <w:t xml:space="preserve">, demonstrando de forma clara o contraste entre a </w:t>
+      </w:r>
+      <w:r>
+        <w:rPr>
+          <w:b/>
+          <w:bCs/>
+        </w:rPr>
+        <w:t>1ª Praça (~4 dias)</w:t>
+      </w:r>
+      <w:r>
+        <w:t xml:space="preserve"> e a </w:t>
+      </w:r>
+      <w:r>
+        <w:rPr>
+          <w:b/>
+          <w:bCs/>
+        </w:rPr>
+        <w:t>2ª Praça (~32 dias)</w:t>
+      </w:r>
+      <w:r>
+        <w:t xml:space="preserve">, além da inclusão de uma </w:t>
+      </w:r>
+      <w:r>
+        <w:rPr>
+          <w:b/>
+          <w:bCs/>
+        </w:rPr>
+        <w:t>Linha Constante de Referência</w:t>
+      </w:r>
+      <w:r>
+        <w:t xml:space="preserve"> indicando a média global de </w:t>
+      </w:r>
+      <w:r>
+        <w:rPr>
+          <w:b/>
+          <w:bCs/>
+        </w:rPr>
+        <w:t>13,2 dias</w:t>
+      </w:r>
+      <w:r>
+        <w:t>.</w:t>
+      </w:r>
+    </w:p>
+    <w:p>
+      <w:pPr>
+        <w:spacing w:after="0"/>
+        <w:jc w:val="both"/>
+      </w:pPr>
+    </w:p>
+    <w:p>
+      <w:pPr>
+        <w:spacing w:after="0"/>
+        <w:jc w:val="both"/>
+      </w:pPr>
+    </w:p>
+    <w:p>
+      <w:pPr>
+        <w:spacing w:after="0"/>
+        <w:jc w:val="both"/>
+        <w:rPr>
+          <w:b/>
+          <w:bCs/>
+          <w:color w:val="00B0F0"/>
+          <w:sz w:val="28"/>
+          <w:szCs w:val="28"/>
+        </w:rPr>
+      </w:pPr>
+      <w:r>
+        <w:rPr>
+          <w:b/>
+          <w:bCs/>
+          <w:color w:val="00B0F0"/>
+          <w:sz w:val="28"/>
+          <w:szCs w:val="28"/>
+        </w:rPr>
+        <w:t xml:space="preserve">Dia </w:t>
+      </w:r>
+      <w:r>
+        <w:rPr>
+          <w:b/>
+          <w:bCs/>
+          <w:color w:val="00B0F0"/>
+          <w:sz w:val="28"/>
+          <w:szCs w:val="28"/>
+        </w:rPr>
+        <w:t>20</w:t>
+      </w:r>
+      <w:r>
+        <w:rPr>
+          <w:b/>
+          <w:bCs/>
+          <w:color w:val="00B0F0"/>
+          <w:sz w:val="28"/>
+          <w:szCs w:val="28"/>
+        </w:rPr>
+        <w:t>/0</w:t>
+      </w:r>
+      <w:r>
+        <w:rPr>
+          <w:b/>
+          <w:bCs/>
+          <w:color w:val="00B0F0"/>
+          <w:sz w:val="28"/>
+          <w:szCs w:val="28"/>
+        </w:rPr>
+        <w:t>8</w:t>
+      </w:r>
+      <w:r>
+        <w:rPr>
+          <w:b/>
+          <w:bCs/>
+          <w:color w:val="00B0F0"/>
+          <w:sz w:val="28"/>
+          <w:szCs w:val="28"/>
+        </w:rPr>
+        <w:t>/2026</w:t>
+      </w:r>
+    </w:p>
+    <w:p>
+      <w:pPr>
+        <w:spacing w:after="0"/>
+        <w:jc w:val="both"/>
+      </w:pPr>
+      <w:r>
+        <w:rPr>
+          <w:b/>
+          <w:bCs/>
+        </w:rPr>
+        <w:t>Continuação</w:t>
+      </w:r>
     </w:p>
     <w:p>
       <w:pPr>
@@ -29335,7 +27239,13 @@
           <w:noProof/>
         </w:rPr>
         <w:tab/>
-        <w:t>- elaborar dashboards para as 17 perguntas</w:t>
+        <w:t xml:space="preserve">- </w:t>
+      </w:r>
+      <w:r>
+        <w:rPr>
+          <w:noProof/>
+        </w:rPr>
+        <w:t>refinar apresentações</w:t>
       </w:r>
     </w:p>
     <w:p>
@@ -29418,11 +27328,9 @@
       <w:r>
         <w:t xml:space="preserve"> </w:t>
       </w:r>
-      <w:proofErr w:type="gramStart"/>
       <w:r>
         <w:t>FÍSICO,ETC</w:t>
       </w:r>
-      <w:proofErr w:type="gramEnd"/>
     </w:p>
     <w:p>
       <w:pPr>
@@ -29445,69 +27353,31 @@
         <w:jc w:val="both"/>
       </w:pPr>
       <w:r>
-        <w:t xml:space="preserve">- </w:t>
-      </w:r>
-      <w:proofErr w:type="gramStart"/>
-      <w:r>
-        <w:t>postar</w:t>
-      </w:r>
-      <w:proofErr w:type="gramEnd"/>
-      <w:r>
-        <w:t xml:space="preserve"> no </w:t>
-      </w:r>
-      <w:proofErr w:type="spellStart"/>
-      <w:r>
-        <w:t>linkedin</w:t>
-      </w:r>
-      <w:proofErr w:type="spellEnd"/>
-    </w:p>
-    <w:p>
-      <w:pPr>
-        <w:spacing w:after="0"/>
-        <w:jc w:val="both"/>
-      </w:pPr>
-    </w:p>
-    <w:p>
-      <w:pPr>
-        <w:spacing w:after="0"/>
-        <w:jc w:val="both"/>
-        <w:rPr>
-          <w:b/>
-          <w:bCs/>
-        </w:rPr>
-      </w:pPr>
-      <w:r>
-        <w:rPr>
-          <w:b/>
-          <w:bCs/>
-        </w:rPr>
-        <w:t xml:space="preserve">- </w:t>
-      </w:r>
-      <w:proofErr w:type="gramStart"/>
-      <w:r>
-        <w:rPr>
-          <w:b/>
-          <w:bCs/>
-        </w:rPr>
-        <w:t>importando Usando</w:t>
-      </w:r>
-      <w:proofErr w:type="gramEnd"/>
-      <w:r>
-        <w:rPr>
-          <w:b/>
-          <w:bCs/>
-        </w:rPr>
-        <w:t xml:space="preserve"> </w:t>
-      </w:r>
-      <w:proofErr w:type="spellStart"/>
-      <w:r>
-        <w:rPr>
-          <w:b/>
-          <w:bCs/>
-        </w:rPr>
-        <w:t>python</w:t>
-      </w:r>
-      <w:proofErr w:type="spellEnd"/>
+        <w:t>- postar no linkedin</w:t>
+      </w:r>
+    </w:p>
+    <w:p>
+      <w:pPr>
+        <w:spacing w:after="0"/>
+        <w:jc w:val="both"/>
+      </w:pPr>
+    </w:p>
+    <w:p>
+      <w:pPr>
+        <w:spacing w:after="0"/>
+        <w:jc w:val="both"/>
+        <w:rPr>
+          <w:b/>
+          <w:bCs/>
+        </w:rPr>
+      </w:pPr>
+      <w:r>
+        <w:rPr>
+          <w:b/>
+          <w:bCs/>
+        </w:rPr>
+        <w:t>- importando Usando python</w:t>
+      </w:r>
       <w:r>
         <w:rPr>
           <w:b/>
@@ -29522,32 +27392,16 @@
         <w:jc w:val="both"/>
       </w:pPr>
       <w:r>
-        <w:t xml:space="preserve">- </w:t>
-      </w:r>
-      <w:proofErr w:type="gramStart"/>
-      <w:r>
-        <w:t>adicionar</w:t>
-      </w:r>
-      <w:proofErr w:type="gramEnd"/>
-      <w:r>
-        <w:t xml:space="preserve"> coluna de valor de avaliação dos bens.</w:t>
-      </w:r>
-    </w:p>
-    <w:p>
-      <w:pPr>
-        <w:spacing w:after="0"/>
-        <w:jc w:val="both"/>
-      </w:pPr>
-      <w:r>
-        <w:t xml:space="preserve">- Novo </w:t>
-      </w:r>
-      <w:proofErr w:type="spellStart"/>
-      <w:r>
-        <w:t>dataset</w:t>
-      </w:r>
-      <w:proofErr w:type="spellEnd"/>
-      <w:r>
-        <w:t xml:space="preserve"> com valores próximos a realidade</w:t>
+        <w:t>- adicionar coluna de valor de avaliação dos bens.</w:t>
+      </w:r>
+    </w:p>
+    <w:p>
+      <w:pPr>
+        <w:spacing w:after="0"/>
+        <w:jc w:val="both"/>
+      </w:pPr>
+      <w:r>
+        <w:t>- Novo dataset com valores próximos a realidade</w:t>
       </w:r>
       <w:r>
         <w:t xml:space="preserve"> de vendas em 2ª praça e deságio.</w:t>
@@ -31688,6 +29542,155 @@
     </w:lvl>
   </w:abstractNum>
   <w:abstractNum w:abstractNumId="14" w15:restartNumberingAfterBreak="0">
+    <w:nsid w:val="20D13A9F"/>
+    <w:multiLevelType w:val="multilevel"/>
+    <w:tmpl w:val="2D4ADF8A"/>
+    <w:lvl w:ilvl="0">
+      <w:start w:val="1"/>
+      <w:numFmt w:val="bullet"/>
+      <w:lvlText w:val=""/>
+      <w:lvlJc w:val="left"/>
+      <w:pPr>
+        <w:tabs>
+          <w:tab w:val="num" w:pos="720"/>
+        </w:tabs>
+        <w:ind w:left="720" w:hanging="360"/>
+      </w:pPr>
+      <w:rPr>
+        <w:rFonts w:ascii="Symbol" w:hAnsi="Symbol" w:hint="default"/>
+        <w:sz w:val="20"/>
+      </w:rPr>
+    </w:lvl>
+    <w:lvl w:ilvl="1" w:tentative="1">
+      <w:start w:val="1"/>
+      <w:numFmt w:val="bullet"/>
+      <w:lvlText w:val="o"/>
+      <w:lvlJc w:val="left"/>
+      <w:pPr>
+        <w:tabs>
+          <w:tab w:val="num" w:pos="1440"/>
+        </w:tabs>
+        <w:ind w:left="1440" w:hanging="360"/>
+      </w:pPr>
+      <w:rPr>
+        <w:rFonts w:ascii="Courier New" w:hAnsi="Courier New" w:hint="default"/>
+        <w:sz w:val="20"/>
+      </w:rPr>
+    </w:lvl>
+    <w:lvl w:ilvl="2" w:tentative="1">
+      <w:start w:val="1"/>
+      <w:numFmt w:val="bullet"/>
+      <w:lvlText w:val=""/>
+      <w:lvlJc w:val="left"/>
+      <w:pPr>
+        <w:tabs>
+          <w:tab w:val="num" w:pos="2160"/>
+        </w:tabs>
+        <w:ind w:left="2160" w:hanging="360"/>
+      </w:pPr>
+      <w:rPr>
+        <w:rFonts w:ascii="Wingdings" w:hAnsi="Wingdings" w:hint="default"/>
+        <w:sz w:val="20"/>
+      </w:rPr>
+    </w:lvl>
+    <w:lvl w:ilvl="3" w:tentative="1">
+      <w:start w:val="1"/>
+      <w:numFmt w:val="bullet"/>
+      <w:lvlText w:val=""/>
+      <w:lvlJc w:val="left"/>
+      <w:pPr>
+        <w:tabs>
+          <w:tab w:val="num" w:pos="2880"/>
+        </w:tabs>
+        <w:ind w:left="2880" w:hanging="360"/>
+      </w:pPr>
+      <w:rPr>
+        <w:rFonts w:ascii="Wingdings" w:hAnsi="Wingdings" w:hint="default"/>
+        <w:sz w:val="20"/>
+      </w:rPr>
+    </w:lvl>
+    <w:lvl w:ilvl="4" w:tentative="1">
+      <w:start w:val="1"/>
+      <w:numFmt w:val="bullet"/>
+      <w:lvlText w:val=""/>
+      <w:lvlJc w:val="left"/>
+      <w:pPr>
+        <w:tabs>
+          <w:tab w:val="num" w:pos="3600"/>
+        </w:tabs>
+        <w:ind w:left="3600" w:hanging="360"/>
+      </w:pPr>
+      <w:rPr>
+        <w:rFonts w:ascii="Wingdings" w:hAnsi="Wingdings" w:hint="default"/>
+        <w:sz w:val="20"/>
+      </w:rPr>
+    </w:lvl>
+    <w:lvl w:ilvl="5" w:tentative="1">
+      <w:start w:val="1"/>
+      <w:numFmt w:val="bullet"/>
+      <w:lvlText w:val=""/>
+      <w:lvlJc w:val="left"/>
+      <w:pPr>
+        <w:tabs>
+          <w:tab w:val="num" w:pos="4320"/>
+        </w:tabs>
+        <w:ind w:left="4320" w:hanging="360"/>
+      </w:pPr>
+      <w:rPr>
+        <w:rFonts w:ascii="Wingdings" w:hAnsi="Wingdings" w:hint="default"/>
+        <w:sz w:val="20"/>
+      </w:rPr>
+    </w:lvl>
+    <w:lvl w:ilvl="6" w:tentative="1">
+      <w:start w:val="1"/>
+      <w:numFmt w:val="bullet"/>
+      <w:lvlText w:val=""/>
+      <w:lvlJc w:val="left"/>
+      <w:pPr>
+        <w:tabs>
+          <w:tab w:val="num" w:pos="5040"/>
+        </w:tabs>
+        <w:ind w:left="5040" w:hanging="360"/>
+      </w:pPr>
+      <w:rPr>
+        <w:rFonts w:ascii="Wingdings" w:hAnsi="Wingdings" w:hint="default"/>
+        <w:sz w:val="20"/>
+      </w:rPr>
+    </w:lvl>
+    <w:lvl w:ilvl="7" w:tentative="1">
+      <w:start w:val="1"/>
+      <w:numFmt w:val="bullet"/>
+      <w:lvlText w:val=""/>
+      <w:lvlJc w:val="left"/>
+      <w:pPr>
+        <w:tabs>
+          <w:tab w:val="num" w:pos="5760"/>
+        </w:tabs>
+        <w:ind w:left="5760" w:hanging="360"/>
+      </w:pPr>
+      <w:rPr>
+        <w:rFonts w:ascii="Wingdings" w:hAnsi="Wingdings" w:hint="default"/>
+        <w:sz w:val="20"/>
+      </w:rPr>
+    </w:lvl>
+    <w:lvl w:ilvl="8" w:tentative="1">
+      <w:start w:val="1"/>
+      <w:numFmt w:val="bullet"/>
+      <w:lvlText w:val=""/>
+      <w:lvlJc w:val="left"/>
+      <w:pPr>
+        <w:tabs>
+          <w:tab w:val="num" w:pos="6480"/>
+        </w:tabs>
+        <w:ind w:left="6480" w:hanging="360"/>
+      </w:pPr>
+      <w:rPr>
+        <w:rFonts w:ascii="Wingdings" w:hAnsi="Wingdings" w:hint="default"/>
+        <w:sz w:val="20"/>
+      </w:rPr>
+    </w:lvl>
+  </w:abstractNum>
+  <w:abstractNum w:abstractNumId="15" w15:restartNumberingAfterBreak="0">
     <w:nsid w:val="259C1DA9"/>
     <w:multiLevelType w:val="multilevel"/>
     <w:tmpl w:val="38C2D4E0"/>
@@ -31836,7 +29839,7 @@
       </w:rPr>
     </w:lvl>
   </w:abstractNum>
-  <w:abstractNum w:abstractNumId="15" w15:restartNumberingAfterBreak="0">
+  <w:abstractNum w:abstractNumId="16" w15:restartNumberingAfterBreak="0">
     <w:nsid w:val="25C76DDC"/>
     <w:multiLevelType w:val="multilevel"/>
     <w:tmpl w:val="BE403F5E"/>
@@ -31985,7 +29988,7 @@
       </w:rPr>
     </w:lvl>
   </w:abstractNum>
-  <w:abstractNum w:abstractNumId="16" w15:restartNumberingAfterBreak="0">
+  <w:abstractNum w:abstractNumId="17" w15:restartNumberingAfterBreak="0">
     <w:nsid w:val="260A0A57"/>
     <w:multiLevelType w:val="multilevel"/>
     <w:tmpl w:val="A6EE7A32"/>
@@ -32134,7 +30137,7 @@
       </w:rPr>
     </w:lvl>
   </w:abstractNum>
-  <w:abstractNum w:abstractNumId="17" w15:restartNumberingAfterBreak="0">
+  <w:abstractNum w:abstractNumId="18" w15:restartNumberingAfterBreak="0">
     <w:nsid w:val="273960F2"/>
     <w:multiLevelType w:val="multilevel"/>
     <w:tmpl w:val="BB2E5D14"/>
@@ -32283,7 +30286,7 @@
       </w:rPr>
     </w:lvl>
   </w:abstractNum>
-  <w:abstractNum w:abstractNumId="18" w15:restartNumberingAfterBreak="0">
+  <w:abstractNum w:abstractNumId="19" w15:restartNumberingAfterBreak="0">
     <w:nsid w:val="27F3452E"/>
     <w:multiLevelType w:val="multilevel"/>
     <w:tmpl w:val="73EA361C"/>
@@ -32432,7 +30435,7 @@
       </w:rPr>
     </w:lvl>
   </w:abstractNum>
-  <w:abstractNum w:abstractNumId="19" w15:restartNumberingAfterBreak="0">
+  <w:abstractNum w:abstractNumId="20" w15:restartNumberingAfterBreak="0">
     <w:nsid w:val="2818607A"/>
     <w:multiLevelType w:val="multilevel"/>
     <w:tmpl w:val="F42CBCBC"/>
@@ -32581,7 +30584,7 @@
       </w:rPr>
     </w:lvl>
   </w:abstractNum>
-  <w:abstractNum w:abstractNumId="20" w15:restartNumberingAfterBreak="0">
+  <w:abstractNum w:abstractNumId="21" w15:restartNumberingAfterBreak="0">
     <w:nsid w:val="286C700E"/>
     <w:multiLevelType w:val="multilevel"/>
     <w:tmpl w:val="4F2CE258"/>
@@ -32730,7 +30733,7 @@
       </w:rPr>
     </w:lvl>
   </w:abstractNum>
-  <w:abstractNum w:abstractNumId="21" w15:restartNumberingAfterBreak="0">
+  <w:abstractNum w:abstractNumId="22" w15:restartNumberingAfterBreak="0">
     <w:nsid w:val="33F63002"/>
     <w:multiLevelType w:val="multilevel"/>
     <w:tmpl w:val="CCD47124"/>
@@ -32879,7 +30882,7 @@
       </w:rPr>
     </w:lvl>
   </w:abstractNum>
-  <w:abstractNum w:abstractNumId="22" w15:restartNumberingAfterBreak="0">
+  <w:abstractNum w:abstractNumId="23" w15:restartNumberingAfterBreak="0">
     <w:nsid w:val="34CC33B0"/>
     <w:multiLevelType w:val="multilevel"/>
     <w:tmpl w:val="58869084"/>
@@ -33028,7 +31031,7 @@
       </w:rPr>
     </w:lvl>
   </w:abstractNum>
-  <w:abstractNum w:abstractNumId="23" w15:restartNumberingAfterBreak="0">
+  <w:abstractNum w:abstractNumId="24" w15:restartNumberingAfterBreak="0">
     <w:nsid w:val="36580F7F"/>
     <w:multiLevelType w:val="multilevel"/>
     <w:tmpl w:val="68ACFA7A"/>
@@ -33177,7 +31180,7 @@
       </w:rPr>
     </w:lvl>
   </w:abstractNum>
-  <w:abstractNum w:abstractNumId="24" w15:restartNumberingAfterBreak="0">
+  <w:abstractNum w:abstractNumId="25" w15:restartNumberingAfterBreak="0">
     <w:nsid w:val="3BC53704"/>
     <w:multiLevelType w:val="multilevel"/>
     <w:tmpl w:val="B972DBC6"/>
@@ -33326,7 +31329,7 @@
       </w:rPr>
     </w:lvl>
   </w:abstractNum>
-  <w:abstractNum w:abstractNumId="25" w15:restartNumberingAfterBreak="0">
+  <w:abstractNum w:abstractNumId="26" w15:restartNumberingAfterBreak="0">
     <w:nsid w:val="3E656482"/>
     <w:multiLevelType w:val="multilevel"/>
     <w:tmpl w:val="13DA1818"/>
@@ -33475,7 +31478,7 @@
       </w:rPr>
     </w:lvl>
   </w:abstractNum>
-  <w:abstractNum w:abstractNumId="26" w15:restartNumberingAfterBreak="0">
+  <w:abstractNum w:abstractNumId="27" w15:restartNumberingAfterBreak="0">
     <w:nsid w:val="3ED41374"/>
     <w:multiLevelType w:val="multilevel"/>
     <w:tmpl w:val="FB1CEE1E"/>
@@ -33624,7 +31627,7 @@
       </w:rPr>
     </w:lvl>
   </w:abstractNum>
-  <w:abstractNum w:abstractNumId="27" w15:restartNumberingAfterBreak="0">
+  <w:abstractNum w:abstractNumId="28" w15:restartNumberingAfterBreak="0">
     <w:nsid w:val="3FA02E96"/>
     <w:multiLevelType w:val="multilevel"/>
     <w:tmpl w:val="EA5089B0"/>
@@ -33773,7 +31776,7 @@
       </w:rPr>
     </w:lvl>
   </w:abstractNum>
-  <w:abstractNum w:abstractNumId="28" w15:restartNumberingAfterBreak="0">
+  <w:abstractNum w:abstractNumId="29" w15:restartNumberingAfterBreak="0">
     <w:nsid w:val="412574B3"/>
     <w:multiLevelType w:val="multilevel"/>
     <w:tmpl w:val="A5BA59EA"/>
@@ -33890,7 +31893,7 @@
       </w:pPr>
     </w:lvl>
   </w:abstractNum>
-  <w:abstractNum w:abstractNumId="29" w15:restartNumberingAfterBreak="0">
+  <w:abstractNum w:abstractNumId="30" w15:restartNumberingAfterBreak="0">
     <w:nsid w:val="43BB1D87"/>
     <w:multiLevelType w:val="multilevel"/>
     <w:tmpl w:val="E72877DE"/>
@@ -34039,7 +32042,7 @@
       </w:rPr>
     </w:lvl>
   </w:abstractNum>
-  <w:abstractNum w:abstractNumId="30" w15:restartNumberingAfterBreak="0">
+  <w:abstractNum w:abstractNumId="31" w15:restartNumberingAfterBreak="0">
     <w:nsid w:val="489541E9"/>
     <w:multiLevelType w:val="multilevel"/>
     <w:tmpl w:val="B888B178"/>
@@ -34188,7 +32191,7 @@
       </w:rPr>
     </w:lvl>
   </w:abstractNum>
-  <w:abstractNum w:abstractNumId="31" w15:restartNumberingAfterBreak="0">
+  <w:abstractNum w:abstractNumId="32" w15:restartNumberingAfterBreak="0">
     <w:nsid w:val="4F136348"/>
     <w:multiLevelType w:val="multilevel"/>
     <w:tmpl w:val="07C09E5C"/>
@@ -34333,7 +32336,7 @@
       </w:rPr>
     </w:lvl>
   </w:abstractNum>
-  <w:abstractNum w:abstractNumId="32" w15:restartNumberingAfterBreak="0">
+  <w:abstractNum w:abstractNumId="33" w15:restartNumberingAfterBreak="0">
     <w:nsid w:val="50D54B3A"/>
     <w:multiLevelType w:val="multilevel"/>
     <w:tmpl w:val="809420B4"/>
@@ -34482,7 +32485,7 @@
       </w:rPr>
     </w:lvl>
   </w:abstractNum>
-  <w:abstractNum w:abstractNumId="33" w15:restartNumberingAfterBreak="0">
+  <w:abstractNum w:abstractNumId="34" w15:restartNumberingAfterBreak="0">
     <w:nsid w:val="52D739B5"/>
     <w:multiLevelType w:val="multilevel"/>
     <w:tmpl w:val="167032D8"/>
@@ -34595,7 +32598,7 @@
       </w:pPr>
     </w:lvl>
   </w:abstractNum>
-  <w:abstractNum w:abstractNumId="34" w15:restartNumberingAfterBreak="0">
+  <w:abstractNum w:abstractNumId="35" w15:restartNumberingAfterBreak="0">
     <w:nsid w:val="55107C42"/>
     <w:multiLevelType w:val="multilevel"/>
     <w:tmpl w:val="989E4B7A"/>
@@ -34740,7 +32743,156 @@
       </w:rPr>
     </w:lvl>
   </w:abstractNum>
-  <w:abstractNum w:abstractNumId="35" w15:restartNumberingAfterBreak="0">
+  <w:abstractNum w:abstractNumId="36" w15:restartNumberingAfterBreak="0">
+    <w:nsid w:val="58E46975"/>
+    <w:multiLevelType w:val="multilevel"/>
+    <w:tmpl w:val="EDB24E56"/>
+    <w:lvl w:ilvl="0">
+      <w:start w:val="1"/>
+      <w:numFmt w:val="bullet"/>
+      <w:lvlText w:val=""/>
+      <w:lvlJc w:val="left"/>
+      <w:pPr>
+        <w:tabs>
+          <w:tab w:val="num" w:pos="720"/>
+        </w:tabs>
+        <w:ind w:left="720" w:hanging="360"/>
+      </w:pPr>
+      <w:rPr>
+        <w:rFonts w:ascii="Symbol" w:hAnsi="Symbol" w:hint="default"/>
+        <w:sz w:val="20"/>
+      </w:rPr>
+    </w:lvl>
+    <w:lvl w:ilvl="1" w:tentative="1">
+      <w:start w:val="1"/>
+      <w:numFmt w:val="bullet"/>
+      <w:lvlText w:val="o"/>
+      <w:lvlJc w:val="left"/>
+      <w:pPr>
+        <w:tabs>
+          <w:tab w:val="num" w:pos="1440"/>
+        </w:tabs>
+        <w:ind w:left="1440" w:hanging="360"/>
+      </w:pPr>
+      <w:rPr>
+        <w:rFonts w:ascii="Courier New" w:hAnsi="Courier New" w:hint="default"/>
+        <w:sz w:val="20"/>
+      </w:rPr>
+    </w:lvl>
+    <w:lvl w:ilvl="2" w:tentative="1">
+      <w:start w:val="1"/>
+      <w:numFmt w:val="bullet"/>
+      <w:lvlText w:val=""/>
+      <w:lvlJc w:val="left"/>
+      <w:pPr>
+        <w:tabs>
+          <w:tab w:val="num" w:pos="2160"/>
+        </w:tabs>
+        <w:ind w:left="2160" w:hanging="360"/>
+      </w:pPr>
+      <w:rPr>
+        <w:rFonts w:ascii="Wingdings" w:hAnsi="Wingdings" w:hint="default"/>
+        <w:sz w:val="20"/>
+      </w:rPr>
+    </w:lvl>
+    <w:lvl w:ilvl="3" w:tentative="1">
+      <w:start w:val="1"/>
+      <w:numFmt w:val="bullet"/>
+      <w:lvlText w:val=""/>
+      <w:lvlJc w:val="left"/>
+      <w:pPr>
+        <w:tabs>
+          <w:tab w:val="num" w:pos="2880"/>
+        </w:tabs>
+        <w:ind w:left="2880" w:hanging="360"/>
+      </w:pPr>
+      <w:rPr>
+        <w:rFonts w:ascii="Wingdings" w:hAnsi="Wingdings" w:hint="default"/>
+        <w:sz w:val="20"/>
+      </w:rPr>
+    </w:lvl>
+    <w:lvl w:ilvl="4" w:tentative="1">
+      <w:start w:val="1"/>
+      <w:numFmt w:val="bullet"/>
+      <w:lvlText w:val=""/>
+      <w:lvlJc w:val="left"/>
+      <w:pPr>
+        <w:tabs>
+          <w:tab w:val="num" w:pos="3600"/>
+        </w:tabs>
+        <w:ind w:left="3600" w:hanging="360"/>
+      </w:pPr>
+      <w:rPr>
+        <w:rFonts w:ascii="Wingdings" w:hAnsi="Wingdings" w:hint="default"/>
+        <w:sz w:val="20"/>
+      </w:rPr>
+    </w:lvl>
+    <w:lvl w:ilvl="5" w:tentative="1">
+      <w:start w:val="1"/>
+      <w:numFmt w:val="bullet"/>
+      <w:lvlText w:val=""/>
+      <w:lvlJc w:val="left"/>
+      <w:pPr>
+        <w:tabs>
+          <w:tab w:val="num" w:pos="4320"/>
+        </w:tabs>
+        <w:ind w:left="4320" w:hanging="360"/>
+      </w:pPr>
+      <w:rPr>
+        <w:rFonts w:ascii="Wingdings" w:hAnsi="Wingdings" w:hint="default"/>
+        <w:sz w:val="20"/>
+      </w:rPr>
+    </w:lvl>
+    <w:lvl w:ilvl="6" w:tentative="1">
+      <w:start w:val="1"/>
+      <w:numFmt w:val="bullet"/>
+      <w:lvlText w:val=""/>
+      <w:lvlJc w:val="left"/>
+      <w:pPr>
+        <w:tabs>
+          <w:tab w:val="num" w:pos="5040"/>
+        </w:tabs>
+        <w:ind w:left="5040" w:hanging="360"/>
+      </w:pPr>
+      <w:rPr>
+        <w:rFonts w:ascii="Wingdings" w:hAnsi="Wingdings" w:hint="default"/>
+        <w:sz w:val="20"/>
+      </w:rPr>
+    </w:lvl>
+    <w:lvl w:ilvl="7" w:tentative="1">
+      <w:start w:val="1"/>
+      <w:numFmt w:val="bullet"/>
+      <w:lvlText w:val=""/>
+      <w:lvlJc w:val="left"/>
+      <w:pPr>
+        <w:tabs>
+          <w:tab w:val="num" w:pos="5760"/>
+        </w:tabs>
+        <w:ind w:left="5760" w:hanging="360"/>
+      </w:pPr>
+      <w:rPr>
+        <w:rFonts w:ascii="Wingdings" w:hAnsi="Wingdings" w:hint="default"/>
+        <w:sz w:val="20"/>
+      </w:rPr>
+    </w:lvl>
+    <w:lvl w:ilvl="8" w:tentative="1">
+      <w:start w:val="1"/>
+      <w:numFmt w:val="bullet"/>
+      <w:lvlText w:val=""/>
+      <w:lvlJc w:val="left"/>
+      <w:pPr>
+        <w:tabs>
+          <w:tab w:val="num" w:pos="6480"/>
+        </w:tabs>
+        <w:ind w:left="6480" w:hanging="360"/>
+      </w:pPr>
+      <w:rPr>
+        <w:rFonts w:ascii="Wingdings" w:hAnsi="Wingdings" w:hint="default"/>
+        <w:sz w:val="20"/>
+      </w:rPr>
+    </w:lvl>
+  </w:abstractNum>
+  <w:abstractNum w:abstractNumId="37" w15:restartNumberingAfterBreak="0">
     <w:nsid w:val="5DC35D8E"/>
     <w:multiLevelType w:val="multilevel"/>
     <w:tmpl w:val="B49085B2"/>
@@ -34889,7 +33041,7 @@
       </w:rPr>
     </w:lvl>
   </w:abstractNum>
-  <w:abstractNum w:abstractNumId="36" w15:restartNumberingAfterBreak="0">
+  <w:abstractNum w:abstractNumId="38" w15:restartNumberingAfterBreak="0">
     <w:nsid w:val="61833762"/>
     <w:multiLevelType w:val="multilevel"/>
     <w:tmpl w:val="CA4C7782"/>
@@ -35038,7 +33190,7 @@
       </w:rPr>
     </w:lvl>
   </w:abstractNum>
-  <w:abstractNum w:abstractNumId="37" w15:restartNumberingAfterBreak="0">
+  <w:abstractNum w:abstractNumId="39" w15:restartNumberingAfterBreak="0">
     <w:nsid w:val="61C03B3C"/>
     <w:multiLevelType w:val="multilevel"/>
     <w:tmpl w:val="66B0E98C"/>
@@ -35187,7 +33339,7 @@
       </w:rPr>
     </w:lvl>
   </w:abstractNum>
-  <w:abstractNum w:abstractNumId="38" w15:restartNumberingAfterBreak="0">
+  <w:abstractNum w:abstractNumId="40" w15:restartNumberingAfterBreak="0">
     <w:nsid w:val="633A6EA4"/>
     <w:multiLevelType w:val="multilevel"/>
     <w:tmpl w:val="949832CE"/>
@@ -35336,7 +33488,7 @@
       </w:rPr>
     </w:lvl>
   </w:abstractNum>
-  <w:abstractNum w:abstractNumId="39" w15:restartNumberingAfterBreak="0">
+  <w:abstractNum w:abstractNumId="41" w15:restartNumberingAfterBreak="0">
     <w:nsid w:val="63EA4CF1"/>
     <w:multiLevelType w:val="multilevel"/>
     <w:tmpl w:val="E2B86524"/>
@@ -35485,7 +33637,7 @@
       </w:rPr>
     </w:lvl>
   </w:abstractNum>
-  <w:abstractNum w:abstractNumId="40" w15:restartNumberingAfterBreak="0">
+  <w:abstractNum w:abstractNumId="42" w15:restartNumberingAfterBreak="0">
     <w:nsid w:val="64D86C6D"/>
     <w:multiLevelType w:val="multilevel"/>
     <w:tmpl w:val="A1AA5F7C"/>
@@ -35634,7 +33786,7 @@
       </w:rPr>
     </w:lvl>
   </w:abstractNum>
-  <w:abstractNum w:abstractNumId="41" w15:restartNumberingAfterBreak="0">
+  <w:abstractNum w:abstractNumId="43" w15:restartNumberingAfterBreak="0">
     <w:nsid w:val="69217594"/>
     <w:multiLevelType w:val="multilevel"/>
     <w:tmpl w:val="E19CABF8"/>
@@ -35783,7 +33935,7 @@
       </w:rPr>
     </w:lvl>
   </w:abstractNum>
-  <w:abstractNum w:abstractNumId="42" w15:restartNumberingAfterBreak="0">
+  <w:abstractNum w:abstractNumId="44" w15:restartNumberingAfterBreak="0">
     <w:nsid w:val="699A74EC"/>
     <w:multiLevelType w:val="multilevel"/>
     <w:tmpl w:val="83747EBC"/>
@@ -35932,7 +34084,7 @@
       </w:rPr>
     </w:lvl>
   </w:abstractNum>
-  <w:abstractNum w:abstractNumId="43" w15:restartNumberingAfterBreak="0">
+  <w:abstractNum w:abstractNumId="45" w15:restartNumberingAfterBreak="0">
     <w:nsid w:val="6B4D428E"/>
     <w:multiLevelType w:val="multilevel"/>
     <w:tmpl w:val="248EABE0"/>
@@ -36081,7 +34233,7 @@
       </w:rPr>
     </w:lvl>
   </w:abstractNum>
-  <w:abstractNum w:abstractNumId="44" w15:restartNumberingAfterBreak="0">
+  <w:abstractNum w:abstractNumId="46" w15:restartNumberingAfterBreak="0">
     <w:nsid w:val="6CAB1F48"/>
     <w:multiLevelType w:val="multilevel"/>
     <w:tmpl w:val="8B7A3814"/>
@@ -36230,7 +34382,7 @@
       </w:rPr>
     </w:lvl>
   </w:abstractNum>
-  <w:abstractNum w:abstractNumId="45" w15:restartNumberingAfterBreak="0">
+  <w:abstractNum w:abstractNumId="47" w15:restartNumberingAfterBreak="0">
     <w:nsid w:val="6DB04A4F"/>
     <w:multiLevelType w:val="multilevel"/>
     <w:tmpl w:val="EAAA1484"/>
@@ -36343,7 +34495,7 @@
       </w:pPr>
     </w:lvl>
   </w:abstractNum>
-  <w:abstractNum w:abstractNumId="46" w15:restartNumberingAfterBreak="0">
+  <w:abstractNum w:abstractNumId="48" w15:restartNumberingAfterBreak="0">
     <w:nsid w:val="73641ED6"/>
     <w:multiLevelType w:val="multilevel"/>
     <w:tmpl w:val="7F5ECAE6"/>
@@ -36492,7 +34644,7 @@
       </w:rPr>
     </w:lvl>
   </w:abstractNum>
-  <w:abstractNum w:abstractNumId="47" w15:restartNumberingAfterBreak="0">
+  <w:abstractNum w:abstractNumId="49" w15:restartNumberingAfterBreak="0">
     <w:nsid w:val="757317BE"/>
     <w:multiLevelType w:val="multilevel"/>
     <w:tmpl w:val="1FB6047C"/>
@@ -36641,7 +34793,7 @@
       </w:rPr>
     </w:lvl>
   </w:abstractNum>
-  <w:abstractNum w:abstractNumId="48" w15:restartNumberingAfterBreak="0">
+  <w:abstractNum w:abstractNumId="50" w15:restartNumberingAfterBreak="0">
     <w:nsid w:val="75853F16"/>
     <w:multiLevelType w:val="multilevel"/>
     <w:tmpl w:val="EFBA79EE"/>
@@ -36790,7 +34942,7 @@
       </w:rPr>
     </w:lvl>
   </w:abstractNum>
-  <w:abstractNum w:abstractNumId="49" w15:restartNumberingAfterBreak="0">
+  <w:abstractNum w:abstractNumId="51" w15:restartNumberingAfterBreak="0">
     <w:nsid w:val="75EB03CB"/>
     <w:multiLevelType w:val="multilevel"/>
     <w:tmpl w:val="6068F1B6"/>
@@ -36939,7 +35091,7 @@
       </w:rPr>
     </w:lvl>
   </w:abstractNum>
-  <w:abstractNum w:abstractNumId="50" w15:restartNumberingAfterBreak="0">
+  <w:abstractNum w:abstractNumId="52" w15:restartNumberingAfterBreak="0">
     <w:nsid w:val="77B70CB6"/>
     <w:multiLevelType w:val="multilevel"/>
     <w:tmpl w:val="8E9693CE"/>
@@ -37088,7 +35240,7 @@
       </w:rPr>
     </w:lvl>
   </w:abstractNum>
-  <w:abstractNum w:abstractNumId="51" w15:restartNumberingAfterBreak="0">
+  <w:abstractNum w:abstractNumId="53" w15:restartNumberingAfterBreak="0">
     <w:nsid w:val="7A1E2A3A"/>
     <w:multiLevelType w:val="multilevel"/>
     <w:tmpl w:val="582880C4"/>
@@ -37237,7 +35389,7 @@
       </w:rPr>
     </w:lvl>
   </w:abstractNum>
-  <w:abstractNum w:abstractNumId="52" w15:restartNumberingAfterBreak="0">
+  <w:abstractNum w:abstractNumId="54" w15:restartNumberingAfterBreak="0">
     <w:nsid w:val="7D6B46FE"/>
     <w:multiLevelType w:val="multilevel"/>
     <w:tmpl w:val="949EFEC4"/>
@@ -37386,7 +35538,7 @@
       </w:rPr>
     </w:lvl>
   </w:abstractNum>
-  <w:abstractNum w:abstractNumId="53" w15:restartNumberingAfterBreak="0">
+  <w:abstractNum w:abstractNumId="55" w15:restartNumberingAfterBreak="0">
     <w:nsid w:val="7F0651DE"/>
     <w:multiLevelType w:val="multilevel"/>
     <w:tmpl w:val="0BE6D1CA"/>
@@ -37535,74 +35687,223 @@
       </w:rPr>
     </w:lvl>
   </w:abstractNum>
+  <w:abstractNum w:abstractNumId="56" w15:restartNumberingAfterBreak="0">
+    <w:nsid w:val="7F13543E"/>
+    <w:multiLevelType w:val="multilevel"/>
+    <w:tmpl w:val="461AE294"/>
+    <w:lvl w:ilvl="0">
+      <w:start w:val="1"/>
+      <w:numFmt w:val="bullet"/>
+      <w:lvlText w:val=""/>
+      <w:lvlJc w:val="left"/>
+      <w:pPr>
+        <w:tabs>
+          <w:tab w:val="num" w:pos="720"/>
+        </w:tabs>
+        <w:ind w:left="720" w:hanging="360"/>
+      </w:pPr>
+      <w:rPr>
+        <w:rFonts w:ascii="Symbol" w:hAnsi="Symbol" w:hint="default"/>
+        <w:sz w:val="20"/>
+      </w:rPr>
+    </w:lvl>
+    <w:lvl w:ilvl="1">
+      <w:start w:val="1"/>
+      <w:numFmt w:val="bullet"/>
+      <w:lvlText w:val="o"/>
+      <w:lvlJc w:val="left"/>
+      <w:pPr>
+        <w:tabs>
+          <w:tab w:val="num" w:pos="1440"/>
+        </w:tabs>
+        <w:ind w:left="1440" w:hanging="360"/>
+      </w:pPr>
+      <w:rPr>
+        <w:rFonts w:ascii="Courier New" w:hAnsi="Courier New" w:hint="default"/>
+        <w:sz w:val="20"/>
+      </w:rPr>
+    </w:lvl>
+    <w:lvl w:ilvl="2" w:tentative="1">
+      <w:start w:val="1"/>
+      <w:numFmt w:val="bullet"/>
+      <w:lvlText w:val=""/>
+      <w:lvlJc w:val="left"/>
+      <w:pPr>
+        <w:tabs>
+          <w:tab w:val="num" w:pos="2160"/>
+        </w:tabs>
+        <w:ind w:left="2160" w:hanging="360"/>
+      </w:pPr>
+      <w:rPr>
+        <w:rFonts w:ascii="Wingdings" w:hAnsi="Wingdings" w:hint="default"/>
+        <w:sz w:val="20"/>
+      </w:rPr>
+    </w:lvl>
+    <w:lvl w:ilvl="3" w:tentative="1">
+      <w:start w:val="1"/>
+      <w:numFmt w:val="bullet"/>
+      <w:lvlText w:val=""/>
+      <w:lvlJc w:val="left"/>
+      <w:pPr>
+        <w:tabs>
+          <w:tab w:val="num" w:pos="2880"/>
+        </w:tabs>
+        <w:ind w:left="2880" w:hanging="360"/>
+      </w:pPr>
+      <w:rPr>
+        <w:rFonts w:ascii="Wingdings" w:hAnsi="Wingdings" w:hint="default"/>
+        <w:sz w:val="20"/>
+      </w:rPr>
+    </w:lvl>
+    <w:lvl w:ilvl="4" w:tentative="1">
+      <w:start w:val="1"/>
+      <w:numFmt w:val="bullet"/>
+      <w:lvlText w:val=""/>
+      <w:lvlJc w:val="left"/>
+      <w:pPr>
+        <w:tabs>
+          <w:tab w:val="num" w:pos="3600"/>
+        </w:tabs>
+        <w:ind w:left="3600" w:hanging="360"/>
+      </w:pPr>
+      <w:rPr>
+        <w:rFonts w:ascii="Wingdings" w:hAnsi="Wingdings" w:hint="default"/>
+        <w:sz w:val="20"/>
+      </w:rPr>
+    </w:lvl>
+    <w:lvl w:ilvl="5" w:tentative="1">
+      <w:start w:val="1"/>
+      <w:numFmt w:val="bullet"/>
+      <w:lvlText w:val=""/>
+      <w:lvlJc w:val="left"/>
+      <w:pPr>
+        <w:tabs>
+          <w:tab w:val="num" w:pos="4320"/>
+        </w:tabs>
+        <w:ind w:left="4320" w:hanging="360"/>
+      </w:pPr>
+      <w:rPr>
+        <w:rFonts w:ascii="Wingdings" w:hAnsi="Wingdings" w:hint="default"/>
+        <w:sz w:val="20"/>
+      </w:rPr>
+    </w:lvl>
+    <w:lvl w:ilvl="6" w:tentative="1">
+      <w:start w:val="1"/>
+      <w:numFmt w:val="bullet"/>
+      <w:lvlText w:val=""/>
+      <w:lvlJc w:val="left"/>
+      <w:pPr>
+        <w:tabs>
+          <w:tab w:val="num" w:pos="5040"/>
+        </w:tabs>
+        <w:ind w:left="5040" w:hanging="360"/>
+      </w:pPr>
+      <w:rPr>
+        <w:rFonts w:ascii="Wingdings" w:hAnsi="Wingdings" w:hint="default"/>
+        <w:sz w:val="20"/>
+      </w:rPr>
+    </w:lvl>
+    <w:lvl w:ilvl="7" w:tentative="1">
+      <w:start w:val="1"/>
+      <w:numFmt w:val="bullet"/>
+      <w:lvlText w:val=""/>
+      <w:lvlJc w:val="left"/>
+      <w:pPr>
+        <w:tabs>
+          <w:tab w:val="num" w:pos="5760"/>
+        </w:tabs>
+        <w:ind w:left="5760" w:hanging="360"/>
+      </w:pPr>
+      <w:rPr>
+        <w:rFonts w:ascii="Wingdings" w:hAnsi="Wingdings" w:hint="default"/>
+        <w:sz w:val="20"/>
+      </w:rPr>
+    </w:lvl>
+    <w:lvl w:ilvl="8" w:tentative="1">
+      <w:start w:val="1"/>
+      <w:numFmt w:val="bullet"/>
+      <w:lvlText w:val=""/>
+      <w:lvlJc w:val="left"/>
+      <w:pPr>
+        <w:tabs>
+          <w:tab w:val="num" w:pos="6480"/>
+        </w:tabs>
+        <w:ind w:left="6480" w:hanging="360"/>
+      </w:pPr>
+      <w:rPr>
+        <w:rFonts w:ascii="Wingdings" w:hAnsi="Wingdings" w:hint="default"/>
+        <w:sz w:val="20"/>
+      </w:rPr>
+    </w:lvl>
+  </w:abstractNum>
   <w:num w:numId="1" w16cid:durableId="236135822">
-    <w:abstractNumId w:val="48"/>
+    <w:abstractNumId w:val="50"/>
   </w:num>
   <w:num w:numId="2" w16cid:durableId="540478755">
-    <w:abstractNumId w:val="51"/>
+    <w:abstractNumId w:val="53"/>
   </w:num>
   <w:num w:numId="3" w16cid:durableId="712924633">
-    <w:abstractNumId w:val="38"/>
+    <w:abstractNumId w:val="40"/>
   </w:num>
   <w:num w:numId="4" w16cid:durableId="702093189">
-    <w:abstractNumId w:val="14"/>
+    <w:abstractNumId w:val="15"/>
   </w:num>
   <w:num w:numId="5" w16cid:durableId="1738893080">
-    <w:abstractNumId w:val="53"/>
+    <w:abstractNumId w:val="55"/>
   </w:num>
   <w:num w:numId="6" w16cid:durableId="453333564">
-    <w:abstractNumId w:val="16"/>
+    <w:abstractNumId w:val="17"/>
   </w:num>
   <w:num w:numId="7" w16cid:durableId="2002924135">
     <w:abstractNumId w:val="7"/>
   </w:num>
   <w:num w:numId="8" w16cid:durableId="166528760">
-    <w:abstractNumId w:val="33"/>
+    <w:abstractNumId w:val="34"/>
   </w:num>
   <w:num w:numId="9" w16cid:durableId="1620330362">
-    <w:abstractNumId w:val="28"/>
+    <w:abstractNumId w:val="29"/>
   </w:num>
   <w:num w:numId="10" w16cid:durableId="1205211062">
-    <w:abstractNumId w:val="45"/>
+    <w:abstractNumId w:val="47"/>
   </w:num>
   <w:num w:numId="11" w16cid:durableId="1783304697">
     <w:abstractNumId w:val="11"/>
   </w:num>
   <w:num w:numId="12" w16cid:durableId="814250770">
-    <w:abstractNumId w:val="15"/>
+    <w:abstractNumId w:val="16"/>
   </w:num>
   <w:num w:numId="13" w16cid:durableId="307904785">
-    <w:abstractNumId w:val="19"/>
+    <w:abstractNumId w:val="20"/>
   </w:num>
   <w:num w:numId="14" w16cid:durableId="1358777996">
-    <w:abstractNumId w:val="44"/>
+    <w:abstractNumId w:val="46"/>
   </w:num>
   <w:num w:numId="15" w16cid:durableId="370499554">
     <w:abstractNumId w:val="9"/>
   </w:num>
   <w:num w:numId="16" w16cid:durableId="89159592">
-    <w:abstractNumId w:val="21"/>
+    <w:abstractNumId w:val="22"/>
   </w:num>
   <w:num w:numId="17" w16cid:durableId="1728601386">
-    <w:abstractNumId w:val="25"/>
+    <w:abstractNumId w:val="26"/>
   </w:num>
   <w:num w:numId="18" w16cid:durableId="1610502306">
-    <w:abstractNumId w:val="41"/>
+    <w:abstractNumId w:val="43"/>
   </w:num>
   <w:num w:numId="19" w16cid:durableId="267198124">
-    <w:abstractNumId w:val="17"/>
+    <w:abstractNumId w:val="18"/>
   </w:num>
   <w:num w:numId="20" w16cid:durableId="832332001">
-    <w:abstractNumId w:val="37"/>
+    <w:abstractNumId w:val="39"/>
   </w:num>
   <w:num w:numId="21" w16cid:durableId="1269699646">
-    <w:abstractNumId w:val="40"/>
+    <w:abstractNumId w:val="42"/>
   </w:num>
   <w:num w:numId="22" w16cid:durableId="106589366">
-    <w:abstractNumId w:val="29"/>
+    <w:abstractNumId w:val="30"/>
   </w:num>
   <w:num w:numId="23" w16cid:durableId="641154367">
-    <w:abstractNumId w:val="36"/>
+    <w:abstractNumId w:val="38"/>
   </w:num>
   <w:num w:numId="24" w16cid:durableId="852186187">
     <w:abstractNumId w:val="13"/>
@@ -37617,28 +35918,28 @@
     <w:abstractNumId w:val="3"/>
   </w:num>
   <w:num w:numId="28" w16cid:durableId="1119111341">
-    <w:abstractNumId w:val="42"/>
+    <w:abstractNumId w:val="44"/>
   </w:num>
   <w:num w:numId="29" w16cid:durableId="2050569854">
-    <w:abstractNumId w:val="30"/>
+    <w:abstractNumId w:val="31"/>
   </w:num>
   <w:num w:numId="30" w16cid:durableId="218634637">
-    <w:abstractNumId w:val="32"/>
+    <w:abstractNumId w:val="33"/>
   </w:num>
   <w:num w:numId="31" w16cid:durableId="444152978">
-    <w:abstractNumId w:val="52"/>
+    <w:abstractNumId w:val="54"/>
   </w:num>
   <w:num w:numId="32" w16cid:durableId="852763854">
-    <w:abstractNumId w:val="47"/>
+    <w:abstractNumId w:val="49"/>
   </w:num>
   <w:num w:numId="33" w16cid:durableId="1444761114">
-    <w:abstractNumId w:val="27"/>
+    <w:abstractNumId w:val="28"/>
   </w:num>
   <w:num w:numId="34" w16cid:durableId="851605475">
-    <w:abstractNumId w:val="43"/>
+    <w:abstractNumId w:val="45"/>
   </w:num>
   <w:num w:numId="35" w16cid:durableId="1068457222">
-    <w:abstractNumId w:val="22"/>
+    <w:abstractNumId w:val="23"/>
   </w:num>
   <w:num w:numId="36" w16cid:durableId="1221020046">
     <w:abstractNumId w:val="4"/>
@@ -37653,49 +35954,58 @@
     <w:abstractNumId w:val="8"/>
   </w:num>
   <w:num w:numId="40" w16cid:durableId="1744986873">
-    <w:abstractNumId w:val="50"/>
+    <w:abstractNumId w:val="52"/>
   </w:num>
   <w:num w:numId="41" w16cid:durableId="449319498">
-    <w:abstractNumId w:val="18"/>
+    <w:abstractNumId w:val="19"/>
   </w:num>
   <w:num w:numId="42" w16cid:durableId="1772049359">
     <w:abstractNumId w:val="10"/>
   </w:num>
   <w:num w:numId="43" w16cid:durableId="1302810448">
-    <w:abstractNumId w:val="39"/>
+    <w:abstractNumId w:val="41"/>
   </w:num>
   <w:num w:numId="44" w16cid:durableId="818695978">
-    <w:abstractNumId w:val="49"/>
+    <w:abstractNumId w:val="51"/>
   </w:num>
   <w:num w:numId="45" w16cid:durableId="879711331">
-    <w:abstractNumId w:val="46"/>
+    <w:abstractNumId w:val="48"/>
   </w:num>
   <w:num w:numId="46" w16cid:durableId="859009790">
     <w:abstractNumId w:val="6"/>
   </w:num>
   <w:num w:numId="47" w16cid:durableId="1480071734">
-    <w:abstractNumId w:val="31"/>
+    <w:abstractNumId w:val="32"/>
   </w:num>
   <w:num w:numId="48" w16cid:durableId="1632322160">
+    <w:abstractNumId w:val="25"/>
+  </w:num>
+  <w:num w:numId="49" w16cid:durableId="1259481818">
+    <w:abstractNumId w:val="27"/>
+  </w:num>
+  <w:num w:numId="50" w16cid:durableId="1507161815">
     <w:abstractNumId w:val="24"/>
   </w:num>
-  <w:num w:numId="49" w16cid:durableId="1259481818">
-    <w:abstractNumId w:val="26"/>
-  </w:num>
-  <w:num w:numId="50" w16cid:durableId="1507161815">
-    <w:abstractNumId w:val="23"/>
-  </w:num>
   <w:num w:numId="51" w16cid:durableId="2120105526">
-    <w:abstractNumId w:val="34"/>
+    <w:abstractNumId w:val="35"/>
   </w:num>
   <w:num w:numId="52" w16cid:durableId="78408933">
-    <w:abstractNumId w:val="20"/>
+    <w:abstractNumId w:val="21"/>
   </w:num>
   <w:num w:numId="53" w16cid:durableId="318655878">
     <w:abstractNumId w:val="0"/>
   </w:num>
   <w:num w:numId="54" w16cid:durableId="1022628641">
-    <w:abstractNumId w:val="35"/>
+    <w:abstractNumId w:val="37"/>
+  </w:num>
+  <w:num w:numId="55" w16cid:durableId="76363399">
+    <w:abstractNumId w:val="56"/>
+  </w:num>
+  <w:num w:numId="56" w16cid:durableId="1165559178">
+    <w:abstractNumId w:val="36"/>
+  </w:num>
+  <w:num w:numId="57" w16cid:durableId="583926322">
+    <w:abstractNumId w:val="14"/>
   </w:num>
   <w:numIdMacAtCleanup w:val="54"/>
 </w:numbering>
@@ -38101,7 +36411,7 @@
   <w:style w:type="paragraph" w:default="1" w:styleId="Normal">
     <w:name w:val="Normal"/>
     <w:qFormat/>
-    <w:rsid w:val="009C67DF"/>
+    <w:rsid w:val="002063C6"/>
   </w:style>
   <w:style w:type="paragraph" w:styleId="Ttulo1">
     <w:name w:val="heading 1"/>
@@ -38660,6 +36970,19 @@
       </w:tblBorders>
     </w:tblPr>
   </w:style>
+  <w:style w:type="paragraph" w:styleId="NormalWeb">
+    <w:name w:val="Normal (Web)"/>
+    <w:basedOn w:val="Normal"/>
+    <w:uiPriority w:val="99"/>
+    <w:semiHidden/>
+    <w:unhideWhenUsed/>
+    <w:rsid w:val="00294A88"/>
+    <w:rPr>
+      <w:rFonts w:ascii="Times New Roman" w:hAnsi="Times New Roman" w:cs="Times New Roman"/>
+      <w:sz w:val="24"/>
+      <w:szCs w:val="24"/>
+    </w:rPr>
+  </w:style>
 </w:styles>
 </file>
 
